--- a/docs/deConfUSIon_User_Manual_ru.docx
+++ b/docs/deConfUSIon_User_Manual_ru.docx
@@ -33,7 +33,7 @@
       </w:r>
       <w:r>
         <w:br/>
-        <w:t>15 October 2026</w:t>
+        <w:t>21 октября 2026 г.</w:t>
       </w:r>
     </w:p>
     <w:p>
@@ -49,7 +49,10 @@
         <w:jc w:val="center"/>
       </w:pPr>
       <w:r>
-        <w:t>Практический путь от исходной записи через контроль качества и обработку к проверенной визуализации, регионам, связности и групповому анализу.</w:t>
+        <w:t xml:space="preserve">Практический путь от исходной записи через </w:t>
+      </w:r>
+      <w:r>
+        <w:t>контроль качества и обработку к проверенной визуализации, регионам, связности и групповому анализу.</w:t>
       </w:r>
     </w:p>
     <w:p>
@@ -100,7 +103,7 @@
       <w:r>
         <w:fldChar w:fldCharType="separate"/>
       </w:r>
-      <w:hyperlink w:anchor="_Toc242991912" w:history="1">
+      <w:hyperlink w:anchor="_Toc243479369" w:history="1">
         <w:r>
           <w:rPr>
             <w:rStyle w:val="Hyperlink"/>
@@ -127,7 +130,7 @@
             <w:noProof/>
             <w:webHidden/>
           </w:rPr>
-          <w:instrText xml:space="preserve"> PAGEREF _Toc242991912 \h </w:instrText>
+          <w:instrText xml:space="preserve"> PAGEREF _Toc243479369 \h </w:instrText>
         </w:r>
         <w:r>
           <w:rPr>
@@ -175,7 +178,7 @@
           <w14:ligatures w14:val="standardContextual"/>
         </w:rPr>
       </w:pPr>
-      <w:hyperlink w:anchor="_Toc242991913" w:history="1">
+      <w:hyperlink w:anchor="_Toc243479370" w:history="1">
         <w:r>
           <w:rPr>
             <w:rStyle w:val="Hyperlink"/>
@@ -202,7 +205,7 @@
             <w:noProof/>
             <w:webHidden/>
           </w:rPr>
-          <w:instrText xml:space="preserve"> PAGEREF _Toc242991913 \h </w:instrText>
+          <w:instrText xml:space="preserve"> PAGEREF _Toc243479370 \h </w:instrText>
         </w:r>
         <w:r>
           <w:rPr>
@@ -250,7 +253,7 @@
           <w14:ligatures w14:val="standardContextual"/>
         </w:rPr>
       </w:pPr>
-      <w:hyperlink w:anchor="_Toc242991914" w:history="1">
+      <w:hyperlink w:anchor="_Toc243479371" w:history="1">
         <w:r>
           <w:rPr>
             <w:rStyle w:val="Hyperlink"/>
@@ -277,7 +280,7 @@
             <w:noProof/>
             <w:webHidden/>
           </w:rPr>
-          <w:instrText xml:space="preserve"> PAGEREF _Toc242991914 \h </w:instrText>
+          <w:instrText xml:space="preserve"> PAGEREF _Toc243479371 \h </w:instrText>
         </w:r>
         <w:r>
           <w:rPr>
@@ -325,7 +328,7 @@
           <w14:ligatures w14:val="standardContextual"/>
         </w:rPr>
       </w:pPr>
-      <w:hyperlink w:anchor="_Toc242991915" w:history="1">
+      <w:hyperlink w:anchor="_Toc243479372" w:history="1">
         <w:r>
           <w:rPr>
             <w:rStyle w:val="Hyperlink"/>
@@ -352,7 +355,7 @@
             <w:noProof/>
             <w:webHidden/>
           </w:rPr>
-          <w:instrText xml:space="preserve"> PAGEREF _Toc242991915 \h </w:instrText>
+          <w:instrText xml:space="preserve"> PAGEREF _Toc243479372 \h </w:instrText>
         </w:r>
         <w:r>
           <w:rPr>
@@ -400,7 +403,7 @@
           <w14:ligatures w14:val="standardContextual"/>
         </w:rPr>
       </w:pPr>
-      <w:hyperlink w:anchor="_Toc242991916" w:history="1">
+      <w:hyperlink w:anchor="_Toc243479373" w:history="1">
         <w:r>
           <w:rPr>
             <w:rStyle w:val="Hyperlink"/>
@@ -427,7 +430,7 @@
             <w:noProof/>
             <w:webHidden/>
           </w:rPr>
-          <w:instrText xml:space="preserve"> PAGEREF _Toc242991916 \h </w:instrText>
+          <w:instrText xml:space="preserve"> PAGEREF _Toc243479373 \h </w:instrText>
         </w:r>
         <w:r>
           <w:rPr>
@@ -475,7 +478,7 @@
           <w14:ligatures w14:val="standardContextual"/>
         </w:rPr>
       </w:pPr>
-      <w:hyperlink w:anchor="_Toc242991917" w:history="1">
+      <w:hyperlink w:anchor="_Toc243479374" w:history="1">
         <w:r>
           <w:rPr>
             <w:rStyle w:val="Hyperlink"/>
@@ -502,7 +505,7 @@
             <w:noProof/>
             <w:webHidden/>
           </w:rPr>
-          <w:instrText xml:space="preserve"> PAGEREF _Toc242991917 \h </w:instrText>
+          <w:instrText xml:space="preserve"> PAGEREF _Toc243479374 \h </w:instrText>
         </w:r>
         <w:r>
           <w:rPr>
@@ -550,7 +553,7 @@
           <w14:ligatures w14:val="standardContextual"/>
         </w:rPr>
       </w:pPr>
-      <w:hyperlink w:anchor="_Toc242991918" w:history="1">
+      <w:hyperlink w:anchor="_Toc243479375" w:history="1">
         <w:r>
           <w:rPr>
             <w:rStyle w:val="Hyperlink"/>
@@ -577,7 +580,7 @@
             <w:noProof/>
             <w:webHidden/>
           </w:rPr>
-          <w:instrText xml:space="preserve"> PAGEREF _Toc242991918 \h </w:instrText>
+          <w:instrText xml:space="preserve"> PAGEREF _Toc243479375 \h </w:instrText>
         </w:r>
         <w:r>
           <w:rPr>
@@ -625,7 +628,7 @@
           <w14:ligatures w14:val="standardContextual"/>
         </w:rPr>
       </w:pPr>
-      <w:hyperlink w:anchor="_Toc242991919" w:history="1">
+      <w:hyperlink w:anchor="_Toc243479376" w:history="1">
         <w:r>
           <w:rPr>
             <w:rStyle w:val="Hyperlink"/>
@@ -652,7 +655,7 @@
             <w:noProof/>
             <w:webHidden/>
           </w:rPr>
-          <w:instrText xml:space="preserve"> PAGEREF _Toc242991919 \h </w:instrText>
+          <w:instrText xml:space="preserve"> PAGEREF _Toc243479376 \h </w:instrText>
         </w:r>
         <w:r>
           <w:rPr>
@@ -700,7 +703,7 @@
           <w14:ligatures w14:val="standardContextual"/>
         </w:rPr>
       </w:pPr>
-      <w:hyperlink w:anchor="_Toc242991920" w:history="1">
+      <w:hyperlink w:anchor="_Toc243479377" w:history="1">
         <w:r>
           <w:rPr>
             <w:rStyle w:val="Hyperlink"/>
@@ -727,7 +730,7 @@
             <w:noProof/>
             <w:webHidden/>
           </w:rPr>
-          <w:instrText xml:space="preserve"> PAGEREF _Toc242991920 \h </w:instrText>
+          <w:instrText xml:space="preserve"> PAGEREF _Toc243479377 \h </w:instrText>
         </w:r>
         <w:r>
           <w:rPr>
@@ -775,7 +778,7 @@
           <w14:ligatures w14:val="standardContextual"/>
         </w:rPr>
       </w:pPr>
-      <w:hyperlink w:anchor="_Toc242991921" w:history="1">
+      <w:hyperlink w:anchor="_Toc243479378" w:history="1">
         <w:r>
           <w:rPr>
             <w:rStyle w:val="Hyperlink"/>
@@ -802,7 +805,7 @@
             <w:noProof/>
             <w:webHidden/>
           </w:rPr>
-          <w:instrText xml:space="preserve"> PAGEREF _Toc242991921 \h </w:instrText>
+          <w:instrText xml:space="preserve"> PAGEREF _Toc243479378 \h </w:instrText>
         </w:r>
         <w:r>
           <w:rPr>
@@ -850,7 +853,7 @@
           <w14:ligatures w14:val="standardContextual"/>
         </w:rPr>
       </w:pPr>
-      <w:hyperlink w:anchor="_Toc242991922" w:history="1">
+      <w:hyperlink w:anchor="_Toc243479379" w:history="1">
         <w:r>
           <w:rPr>
             <w:rStyle w:val="Hyperlink"/>
@@ -877,7 +880,7 @@
             <w:noProof/>
             <w:webHidden/>
           </w:rPr>
-          <w:instrText xml:space="preserve"> PAGEREF _Toc242991922 \h </w:instrText>
+          <w:instrText xml:space="preserve"> PAGEREF _Toc243479379 \h </w:instrText>
         </w:r>
         <w:r>
           <w:rPr>
@@ -925,7 +928,7 @@
           <w14:ligatures w14:val="standardContextual"/>
         </w:rPr>
       </w:pPr>
-      <w:hyperlink w:anchor="_Toc242991923" w:history="1">
+      <w:hyperlink w:anchor="_Toc243479380" w:history="1">
         <w:r>
           <w:rPr>
             <w:rStyle w:val="Hyperlink"/>
@@ -952,7 +955,7 @@
             <w:noProof/>
             <w:webHidden/>
           </w:rPr>
-          <w:instrText xml:space="preserve"> PAGEREF _Toc242991923 \h </w:instrText>
+          <w:instrText xml:space="preserve"> PAGEREF _Toc243479380 \h </w:instrText>
         </w:r>
         <w:r>
           <w:rPr>
@@ -1000,7 +1003,7 @@
           <w14:ligatures w14:val="standardContextual"/>
         </w:rPr>
       </w:pPr>
-      <w:hyperlink w:anchor="_Toc242991924" w:history="1">
+      <w:hyperlink w:anchor="_Toc243479381" w:history="1">
         <w:r>
           <w:rPr>
             <w:rStyle w:val="Hyperlink"/>
@@ -1027,7 +1030,7 @@
             <w:noProof/>
             <w:webHidden/>
           </w:rPr>
-          <w:instrText xml:space="preserve"> PAGEREF _Toc242991924 \h </w:instrText>
+          <w:instrText xml:space="preserve"> PAGEREF _Toc243479381 \h </w:instrText>
         </w:r>
         <w:r>
           <w:rPr>
@@ -1075,7 +1078,7 @@
           <w14:ligatures w14:val="standardContextual"/>
         </w:rPr>
       </w:pPr>
-      <w:hyperlink w:anchor="_Toc242991925" w:history="1">
+      <w:hyperlink w:anchor="_Toc243479382" w:history="1">
         <w:r>
           <w:rPr>
             <w:rStyle w:val="Hyperlink"/>
@@ -1102,7 +1105,7 @@
             <w:noProof/>
             <w:webHidden/>
           </w:rPr>
-          <w:instrText xml:space="preserve"> PAGEREF _Toc242991925 \h </w:instrText>
+          <w:instrText xml:space="preserve"> PAGEREF _Toc243479382 \h </w:instrText>
         </w:r>
         <w:r>
           <w:rPr>
@@ -1150,7 +1153,7 @@
           <w14:ligatures w14:val="standardContextual"/>
         </w:rPr>
       </w:pPr>
-      <w:hyperlink w:anchor="_Toc242991926" w:history="1">
+      <w:hyperlink w:anchor="_Toc243479383" w:history="1">
         <w:r>
           <w:rPr>
             <w:rStyle w:val="Hyperlink"/>
@@ -1177,7 +1180,7 @@
             <w:noProof/>
             <w:webHidden/>
           </w:rPr>
-          <w:instrText xml:space="preserve"> PAGEREF _Toc242991926 \h </w:instrText>
+          <w:instrText xml:space="preserve"> PAGEREF _Toc243479383 \h </w:instrText>
         </w:r>
         <w:r>
           <w:rPr>
@@ -1225,7 +1228,7 @@
           <w14:ligatures w14:val="standardContextual"/>
         </w:rPr>
       </w:pPr>
-      <w:hyperlink w:anchor="_Toc242991927" w:history="1">
+      <w:hyperlink w:anchor="_Toc243479384" w:history="1">
         <w:r>
           <w:rPr>
             <w:rStyle w:val="Hyperlink"/>
@@ -1252,7 +1255,7 @@
             <w:noProof/>
             <w:webHidden/>
           </w:rPr>
-          <w:instrText xml:space="preserve"> PAGEREF _Toc242991927 \h </w:instrText>
+          <w:instrText xml:space="preserve"> PAGEREF _Toc243479384 \h </w:instrText>
         </w:r>
         <w:r>
           <w:rPr>
@@ -1300,7 +1303,7 @@
           <w14:ligatures w14:val="standardContextual"/>
         </w:rPr>
       </w:pPr>
-      <w:hyperlink w:anchor="_Toc242991928" w:history="1">
+      <w:hyperlink w:anchor="_Toc243479385" w:history="1">
         <w:r>
           <w:rPr>
             <w:rStyle w:val="Hyperlink"/>
@@ -1327,7 +1330,7 @@
             <w:noProof/>
             <w:webHidden/>
           </w:rPr>
-          <w:instrText xml:space="preserve"> PAGEREF _Toc242991928 \h </w:instrText>
+          <w:instrText xml:space="preserve"> PAGEREF _Toc243479385 \h </w:instrText>
         </w:r>
         <w:r>
           <w:rPr>
@@ -1375,7 +1378,7 @@
           <w14:ligatures w14:val="standardContextual"/>
         </w:rPr>
       </w:pPr>
-      <w:hyperlink w:anchor="_Toc242991929" w:history="1">
+      <w:hyperlink w:anchor="_Toc243479386" w:history="1">
         <w:r>
           <w:rPr>
             <w:rStyle w:val="Hyperlink"/>
@@ -1402,7 +1405,7 @@
             <w:noProof/>
             <w:webHidden/>
           </w:rPr>
-          <w:instrText xml:space="preserve"> PAGEREF _Toc242991929 \h </w:instrText>
+          <w:instrText xml:space="preserve"> PAGEREF _Toc243479386 \h </w:instrText>
         </w:r>
         <w:r>
           <w:rPr>
@@ -1450,7 +1453,7 @@
           <w14:ligatures w14:val="standardContextual"/>
         </w:rPr>
       </w:pPr>
-      <w:hyperlink w:anchor="_Toc242991930" w:history="1">
+      <w:hyperlink w:anchor="_Toc243479387" w:history="1">
         <w:r>
           <w:rPr>
             <w:rStyle w:val="Hyperlink"/>
@@ -1477,7 +1480,7 @@
             <w:noProof/>
             <w:webHidden/>
           </w:rPr>
-          <w:instrText xml:space="preserve"> PAGEREF _Toc242991930 \h </w:instrText>
+          <w:instrText xml:space="preserve"> PAGEREF _Toc243479387 \h </w:instrText>
         </w:r>
         <w:r>
           <w:rPr>
@@ -1525,7 +1528,7 @@
           <w14:ligatures w14:val="standardContextual"/>
         </w:rPr>
       </w:pPr>
-      <w:hyperlink w:anchor="_Toc242991931" w:history="1">
+      <w:hyperlink w:anchor="_Toc243479388" w:history="1">
         <w:r>
           <w:rPr>
             <w:rStyle w:val="Hyperlink"/>
@@ -1552,7 +1555,7 @@
             <w:noProof/>
             <w:webHidden/>
           </w:rPr>
-          <w:instrText xml:space="preserve"> PAGEREF _Toc242991931 \h </w:instrText>
+          <w:instrText xml:space="preserve"> PAGEREF _Toc243479388 \h </w:instrText>
         </w:r>
         <w:r>
           <w:rPr>
@@ -1600,7 +1603,7 @@
           <w14:ligatures w14:val="standardContextual"/>
         </w:rPr>
       </w:pPr>
-      <w:hyperlink w:anchor="_Toc242991932" w:history="1">
+      <w:hyperlink w:anchor="_Toc243479389" w:history="1">
         <w:r>
           <w:rPr>
             <w:rStyle w:val="Hyperlink"/>
@@ -1627,7 +1630,7 @@
             <w:noProof/>
             <w:webHidden/>
           </w:rPr>
-          <w:instrText xml:space="preserve"> PAGEREF _Toc242991932 \h </w:instrText>
+          <w:instrText xml:space="preserve"> PAGEREF _Toc243479389 \h </w:instrText>
         </w:r>
         <w:r>
           <w:rPr>
@@ -1675,7 +1678,7 @@
           <w14:ligatures w14:val="standardContextual"/>
         </w:rPr>
       </w:pPr>
-      <w:hyperlink w:anchor="_Toc242991933" w:history="1">
+      <w:hyperlink w:anchor="_Toc243479390" w:history="1">
         <w:r>
           <w:rPr>
             <w:rStyle w:val="Hyperlink"/>
@@ -1702,7 +1705,7 @@
             <w:noProof/>
             <w:webHidden/>
           </w:rPr>
-          <w:instrText xml:space="preserve"> PAGEREF _Toc242991933 \h </w:instrText>
+          <w:instrText xml:space="preserve"> PAGEREF _Toc243479390 \h </w:instrText>
         </w:r>
         <w:r>
           <w:rPr>
@@ -1750,7 +1753,7 @@
           <w14:ligatures w14:val="standardContextual"/>
         </w:rPr>
       </w:pPr>
-      <w:hyperlink w:anchor="_Toc242991934" w:history="1">
+      <w:hyperlink w:anchor="_Toc243479391" w:history="1">
         <w:r>
           <w:rPr>
             <w:rStyle w:val="Hyperlink"/>
@@ -1777,7 +1780,7 @@
             <w:noProof/>
             <w:webHidden/>
           </w:rPr>
-          <w:instrText xml:space="preserve"> PAGEREF _Toc242991934 \h </w:instrText>
+          <w:instrText xml:space="preserve"> PAGEREF _Toc243479391 \h </w:instrText>
         </w:r>
         <w:r>
           <w:rPr>
@@ -1825,7 +1828,7 @@
           <w14:ligatures w14:val="standardContextual"/>
         </w:rPr>
       </w:pPr>
-      <w:hyperlink w:anchor="_Toc242991935" w:history="1">
+      <w:hyperlink w:anchor="_Toc243479392" w:history="1">
         <w:r>
           <w:rPr>
             <w:rStyle w:val="Hyperlink"/>
@@ -1852,7 +1855,7 @@
             <w:noProof/>
             <w:webHidden/>
           </w:rPr>
-          <w:instrText xml:space="preserve"> PAGEREF _Toc242991935 \h </w:instrText>
+          <w:instrText xml:space="preserve"> PAGEREF _Toc243479392 \h </w:instrText>
         </w:r>
         <w:r>
           <w:rPr>
@@ -1900,7 +1903,7 @@
           <w14:ligatures w14:val="standardContextual"/>
         </w:rPr>
       </w:pPr>
-      <w:hyperlink w:anchor="_Toc242991936" w:history="1">
+      <w:hyperlink w:anchor="_Toc243479393" w:history="1">
         <w:r>
           <w:rPr>
             <w:rStyle w:val="Hyperlink"/>
@@ -1927,7 +1930,7 @@
             <w:noProof/>
             <w:webHidden/>
           </w:rPr>
-          <w:instrText xml:space="preserve"> PAGEREF _Toc242991936 \h </w:instrText>
+          <w:instrText xml:space="preserve"> PAGEREF _Toc243479393 \h </w:instrText>
         </w:r>
         <w:r>
           <w:rPr>
@@ -1975,7 +1978,7 @@
           <w14:ligatures w14:val="standardContextual"/>
         </w:rPr>
       </w:pPr>
-      <w:hyperlink w:anchor="_Toc242991937" w:history="1">
+      <w:hyperlink w:anchor="_Toc243479394" w:history="1">
         <w:r>
           <w:rPr>
             <w:rStyle w:val="Hyperlink"/>
@@ -2002,7 +2005,7 @@
             <w:noProof/>
             <w:webHidden/>
           </w:rPr>
-          <w:instrText xml:space="preserve"> PAGEREF _Toc242991937 \h </w:instrText>
+          <w:instrText xml:space="preserve"> PAGEREF _Toc243479394 \h </w:instrText>
         </w:r>
         <w:r>
           <w:rPr>
@@ -2050,7 +2053,7 @@
           <w14:ligatures w14:val="standardContextual"/>
         </w:rPr>
       </w:pPr>
-      <w:hyperlink w:anchor="_Toc242991938" w:history="1">
+      <w:hyperlink w:anchor="_Toc243479395" w:history="1">
         <w:r>
           <w:rPr>
             <w:rStyle w:val="Hyperlink"/>
@@ -2077,7 +2080,7 @@
             <w:noProof/>
             <w:webHidden/>
           </w:rPr>
-          <w:instrText xml:space="preserve"> PAGEREF _Toc242991938 \h </w:instrText>
+          <w:instrText xml:space="preserve"> PAGEREF _Toc243479395 \h </w:instrText>
         </w:r>
         <w:r>
           <w:rPr>
@@ -2125,7 +2128,7 @@
           <w14:ligatures w14:val="standardContextual"/>
         </w:rPr>
       </w:pPr>
-      <w:hyperlink w:anchor="_Toc242991939" w:history="1">
+      <w:hyperlink w:anchor="_Toc243479396" w:history="1">
         <w:r>
           <w:rPr>
             <w:rStyle w:val="Hyperlink"/>
@@ -2152,7 +2155,7 @@
             <w:noProof/>
             <w:webHidden/>
           </w:rPr>
-          <w:instrText xml:space="preserve"> PAGEREF _Toc242991939 \h </w:instrText>
+          <w:instrText xml:space="preserve"> PAGEREF _Toc243479396 \h </w:instrText>
         </w:r>
         <w:r>
           <w:rPr>
@@ -2200,7 +2203,7 @@
           <w14:ligatures w14:val="standardContextual"/>
         </w:rPr>
       </w:pPr>
-      <w:hyperlink w:anchor="_Toc242991940" w:history="1">
+      <w:hyperlink w:anchor="_Toc243479397" w:history="1">
         <w:r>
           <w:rPr>
             <w:rStyle w:val="Hyperlink"/>
@@ -2227,7 +2230,7 @@
             <w:noProof/>
             <w:webHidden/>
           </w:rPr>
-          <w:instrText xml:space="preserve"> PAGEREF _Toc242991940 \h </w:instrText>
+          <w:instrText xml:space="preserve"> PAGEREF _Toc243479397 \h </w:instrText>
         </w:r>
         <w:r>
           <w:rPr>
@@ -2275,7 +2278,7 @@
           <w14:ligatures w14:val="standardContextual"/>
         </w:rPr>
       </w:pPr>
-      <w:hyperlink w:anchor="_Toc242991941" w:history="1">
+      <w:hyperlink w:anchor="_Toc243479398" w:history="1">
         <w:r>
           <w:rPr>
             <w:rStyle w:val="Hyperlink"/>
@@ -2302,7 +2305,7 @@
             <w:noProof/>
             <w:webHidden/>
           </w:rPr>
-          <w:instrText xml:space="preserve"> PAGEREF _Toc242991941 \h </w:instrText>
+          <w:instrText xml:space="preserve"> PAGEREF _Toc243479398 \h </w:instrText>
         </w:r>
         <w:r>
           <w:rPr>
@@ -2323,6 +2326,81 @@
             <w:webHidden/>
           </w:rPr>
           <w:t>25</w:t>
+        </w:r>
+        <w:r>
+          <w:rPr>
+            <w:noProof/>
+            <w:webHidden/>
+          </w:rPr>
+          <w:fldChar w:fldCharType="end"/>
+        </w:r>
+      </w:hyperlink>
+    </w:p>
+    <w:p>
+      <w:pPr>
+        <w:pStyle w:val="TOC2"/>
+        <w:tabs>
+          <w:tab w:val="right" w:leader="dot" w:pos="9880"/>
+        </w:tabs>
+        <w:rPr>
+          <w:rFonts w:asciiTheme="minorHAnsi" w:eastAsiaTheme="minorEastAsia" w:hAnsiTheme="minorHAnsi"/>
+          <w:noProof/>
+          <w:color w:val="auto"/>
+          <w:kern w:val="2"/>
+          <w:sz w:val="24"/>
+          <w:szCs w:val="24"/>
+          <w:lang w:val="de-DE" w:eastAsia="de-DE"/>
+          <w14:ligatures w14:val="standardContextual"/>
+        </w:rPr>
+      </w:pPr>
+      <w:hyperlink w:anchor="_Toc243479399" w:history="1">
+        <w:r>
+          <w:rPr>
+            <w:rStyle w:val="Hyperlink"/>
+            <w:noProof/>
+          </w:rPr>
+          <w:t>Пошаговая регистрация по атласу в LightSuite</w:t>
+        </w:r>
+        <w:r>
+          <w:rPr>
+            <w:noProof/>
+            <w:webHidden/>
+          </w:rPr>
+          <w:tab/>
+        </w:r>
+        <w:r>
+          <w:rPr>
+            <w:noProof/>
+            <w:webHidden/>
+          </w:rPr>
+          <w:fldChar w:fldCharType="begin"/>
+        </w:r>
+        <w:r>
+          <w:rPr>
+            <w:noProof/>
+            <w:webHidden/>
+          </w:rPr>
+          <w:instrText xml:space="preserve"> PAGEREF _Toc243479399 \h </w:instrText>
+        </w:r>
+        <w:r>
+          <w:rPr>
+            <w:noProof/>
+            <w:webHidden/>
+          </w:rPr>
+        </w:r>
+        <w:r>
+          <w:rPr>
+            <w:noProof/>
+            <w:webHidden/>
+          </w:rPr>
+          <w:fldChar w:fldCharType="separate"/>
+        </w:r>
+        <w:r>
+          <w:rPr>
+            <w:noProof/>
+            <w:webHidden/>
+          </w:rPr>
+          <w:t>26</w:t>
         </w:r>
         <w:r>
           <w:rPr>
@@ -2350,7 +2428,7 @@
           <w14:ligatures w14:val="standardContextual"/>
         </w:rPr>
       </w:pPr>
-      <w:hyperlink w:anchor="_Toc242991942" w:history="1">
+      <w:hyperlink w:anchor="_Toc243479400" w:history="1">
         <w:r>
           <w:rPr>
             <w:rStyle w:val="Hyperlink"/>
@@ -2377,7 +2455,7 @@
             <w:noProof/>
             <w:webHidden/>
           </w:rPr>
-          <w:instrText xml:space="preserve"> PAGEREF _Toc242991942 \h </w:instrText>
+          <w:instrText xml:space="preserve"> PAGEREF _Toc243479400 \h </w:instrText>
         </w:r>
         <w:r>
           <w:rPr>
@@ -2397,7 +2475,7 @@
             <w:noProof/>
             <w:webHidden/>
           </w:rPr>
-          <w:t>27</w:t>
+          <w:t>33</w:t>
         </w:r>
         <w:r>
           <w:rPr>
@@ -2425,7 +2503,7 @@
           <w14:ligatures w14:val="standardContextual"/>
         </w:rPr>
       </w:pPr>
-      <w:hyperlink w:anchor="_Toc242991943" w:history="1">
+      <w:hyperlink w:anchor="_Toc243479401" w:history="1">
         <w:r>
           <w:rPr>
             <w:rStyle w:val="Hyperlink"/>
@@ -2452,7 +2530,7 @@
             <w:noProof/>
             <w:webHidden/>
           </w:rPr>
-          <w:instrText xml:space="preserve"> PAGEREF _Toc242991943 \h </w:instrText>
+          <w:instrText xml:space="preserve"> PAGEREF _Toc243479401 \h </w:instrText>
         </w:r>
         <w:r>
           <w:rPr>
@@ -2472,7 +2550,7 @@
             <w:noProof/>
             <w:webHidden/>
           </w:rPr>
-          <w:t>27</w:t>
+          <w:t>33</w:t>
         </w:r>
         <w:r>
           <w:rPr>
@@ -2500,7 +2578,7 @@
           <w14:ligatures w14:val="standardContextual"/>
         </w:rPr>
       </w:pPr>
-      <w:hyperlink w:anchor="_Toc242991944" w:history="1">
+      <w:hyperlink w:anchor="_Toc243479402" w:history="1">
         <w:r>
           <w:rPr>
             <w:rStyle w:val="Hyperlink"/>
@@ -2527,7 +2605,7 @@
             <w:noProof/>
             <w:webHidden/>
           </w:rPr>
-          <w:instrText xml:space="preserve"> PAGEREF _Toc242991944 \h </w:instrText>
+          <w:instrText xml:space="preserve"> PAGEREF _Toc243479402 \h </w:instrText>
         </w:r>
         <w:r>
           <w:rPr>
@@ -2547,7 +2625,7 @@
             <w:noProof/>
             <w:webHidden/>
           </w:rPr>
-          <w:t>28</w:t>
+          <w:t>34</w:t>
         </w:r>
         <w:r>
           <w:rPr>
@@ -2575,7 +2653,7 @@
           <w14:ligatures w14:val="standardContextual"/>
         </w:rPr>
       </w:pPr>
-      <w:hyperlink w:anchor="_Toc242991945" w:history="1">
+      <w:hyperlink w:anchor="_Toc243479403" w:history="1">
         <w:r>
           <w:rPr>
             <w:rStyle w:val="Hyperlink"/>
@@ -2602,7 +2680,7 @@
             <w:noProof/>
             <w:webHidden/>
           </w:rPr>
-          <w:instrText xml:space="preserve"> PAGEREF _Toc242991945 \h </w:instrText>
+          <w:instrText xml:space="preserve"> PAGEREF _Toc243479403 \h </w:instrText>
         </w:r>
         <w:r>
           <w:rPr>
@@ -2622,7 +2700,7 @@
             <w:noProof/>
             <w:webHidden/>
           </w:rPr>
-          <w:t>30</w:t>
+          <w:t>36</w:t>
         </w:r>
         <w:r>
           <w:rPr>
@@ -2650,7 +2728,7 @@
           <w14:ligatures w14:val="standardContextual"/>
         </w:rPr>
       </w:pPr>
-      <w:hyperlink w:anchor="_Toc242991946" w:history="1">
+      <w:hyperlink w:anchor="_Toc243479404" w:history="1">
         <w:r>
           <w:rPr>
             <w:rStyle w:val="Hyperlink"/>
@@ -2677,7 +2755,7 @@
             <w:noProof/>
             <w:webHidden/>
           </w:rPr>
-          <w:instrText xml:space="preserve"> PAGEREF _Toc242991946 \h </w:instrText>
+          <w:instrText xml:space="preserve"> PAGEREF _Toc243479404 \h </w:instrText>
         </w:r>
         <w:r>
           <w:rPr>
@@ -2697,7 +2775,7 @@
             <w:noProof/>
             <w:webHidden/>
           </w:rPr>
-          <w:t>32</w:t>
+          <w:t>38</w:t>
         </w:r>
         <w:r>
           <w:rPr>
@@ -2725,7 +2803,7 @@
           <w14:ligatures w14:val="standardContextual"/>
         </w:rPr>
       </w:pPr>
-      <w:hyperlink w:anchor="_Toc242991947" w:history="1">
+      <w:hyperlink w:anchor="_Toc243479405" w:history="1">
         <w:r>
           <w:rPr>
             <w:rStyle w:val="Hyperlink"/>
@@ -2752,7 +2830,7 @@
             <w:noProof/>
             <w:webHidden/>
           </w:rPr>
-          <w:instrText xml:space="preserve"> PAGEREF _Toc242991947 \h </w:instrText>
+          <w:instrText xml:space="preserve"> PAGEREF _Toc243479405 \h </w:instrText>
         </w:r>
         <w:r>
           <w:rPr>
@@ -2772,7 +2850,7 @@
             <w:noProof/>
             <w:webHidden/>
           </w:rPr>
-          <w:t>32</w:t>
+          <w:t>38</w:t>
         </w:r>
         <w:r>
           <w:rPr>
@@ -2800,7 +2878,7 @@
           <w14:ligatures w14:val="standardContextual"/>
         </w:rPr>
       </w:pPr>
-      <w:hyperlink w:anchor="_Toc242991948" w:history="1">
+      <w:hyperlink w:anchor="_Toc243479406" w:history="1">
         <w:r>
           <w:rPr>
             <w:rStyle w:val="Hyperlink"/>
@@ -2827,7 +2905,7 @@
             <w:noProof/>
             <w:webHidden/>
           </w:rPr>
-          <w:instrText xml:space="preserve"> PAGEREF _Toc242991948 \h </w:instrText>
+          <w:instrText xml:space="preserve"> PAGEREF _Toc243479406 \h </w:instrText>
         </w:r>
         <w:r>
           <w:rPr>
@@ -2847,7 +2925,7 @@
             <w:noProof/>
             <w:webHidden/>
           </w:rPr>
-          <w:t>33</w:t>
+          <w:t>39</w:t>
         </w:r>
         <w:r>
           <w:rPr>
@@ -2875,7 +2953,7 @@
           <w14:ligatures w14:val="standardContextual"/>
         </w:rPr>
       </w:pPr>
-      <w:hyperlink w:anchor="_Toc242991949" w:history="1">
+      <w:hyperlink w:anchor="_Toc243479407" w:history="1">
         <w:r>
           <w:rPr>
             <w:rStyle w:val="Hyperlink"/>
@@ -2902,7 +2980,7 @@
             <w:noProof/>
             <w:webHidden/>
           </w:rPr>
-          <w:instrText xml:space="preserve"> PAGEREF _Toc242991949 \h </w:instrText>
+          <w:instrText xml:space="preserve"> PAGEREF _Toc243479407 \h </w:instrText>
         </w:r>
         <w:r>
           <w:rPr>
@@ -2922,7 +3000,7 @@
             <w:noProof/>
             <w:webHidden/>
           </w:rPr>
-          <w:t>34</w:t>
+          <w:t>40</w:t>
         </w:r>
         <w:r>
           <w:rPr>
@@ -2950,7 +3028,7 @@
           <w14:ligatures w14:val="standardContextual"/>
         </w:rPr>
       </w:pPr>
-      <w:hyperlink w:anchor="_Toc242991950" w:history="1">
+      <w:hyperlink w:anchor="_Toc243479408" w:history="1">
         <w:r>
           <w:rPr>
             <w:rStyle w:val="Hyperlink"/>
@@ -2977,7 +3055,7 @@
             <w:noProof/>
             <w:webHidden/>
           </w:rPr>
-          <w:instrText xml:space="preserve"> PAGEREF _Toc242991950 \h </w:instrText>
+          <w:instrText xml:space="preserve"> PAGEREF _Toc243479408 \h </w:instrText>
         </w:r>
         <w:r>
           <w:rPr>
@@ -2997,7 +3075,7 @@
             <w:noProof/>
             <w:webHidden/>
           </w:rPr>
-          <w:t>34</w:t>
+          <w:t>40</w:t>
         </w:r>
         <w:r>
           <w:rPr>
@@ -3025,7 +3103,7 @@
           <w14:ligatures w14:val="standardContextual"/>
         </w:rPr>
       </w:pPr>
-      <w:hyperlink w:anchor="_Toc242991951" w:history="1">
+      <w:hyperlink w:anchor="_Toc243479409" w:history="1">
         <w:r>
           <w:rPr>
             <w:rStyle w:val="Hyperlink"/>
@@ -3052,7 +3130,7 @@
             <w:noProof/>
             <w:webHidden/>
           </w:rPr>
-          <w:instrText xml:space="preserve"> PAGEREF _Toc242991951 \h </w:instrText>
+          <w:instrText xml:space="preserve"> PAGEREF _Toc243479409 \h </w:instrText>
         </w:r>
         <w:r>
           <w:rPr>
@@ -3072,7 +3150,7 @@
             <w:noProof/>
             <w:webHidden/>
           </w:rPr>
-          <w:t>35</w:t>
+          <w:t>41</w:t>
         </w:r>
         <w:r>
           <w:rPr>
@@ -3100,7 +3178,7 @@
           <w14:ligatures w14:val="standardContextual"/>
         </w:rPr>
       </w:pPr>
-      <w:hyperlink w:anchor="_Toc242991952" w:history="1">
+      <w:hyperlink w:anchor="_Toc243479410" w:history="1">
         <w:r>
           <w:rPr>
             <w:rStyle w:val="Hyperlink"/>
@@ -3127,7 +3205,7 @@
             <w:noProof/>
             <w:webHidden/>
           </w:rPr>
-          <w:instrText xml:space="preserve"> PAGEREF _Toc242991952 \h </w:instrText>
+          <w:instrText xml:space="preserve"> PAGEREF _Toc243479410 \h </w:instrText>
         </w:r>
         <w:r>
           <w:rPr>
@@ -3147,7 +3225,7 @@
             <w:noProof/>
             <w:webHidden/>
           </w:rPr>
-          <w:t>36</w:t>
+          <w:t>42</w:t>
         </w:r>
         <w:r>
           <w:rPr>
@@ -3175,7 +3253,7 @@
           <w14:ligatures w14:val="standardContextual"/>
         </w:rPr>
       </w:pPr>
-      <w:hyperlink w:anchor="_Toc242991953" w:history="1">
+      <w:hyperlink w:anchor="_Toc243479411" w:history="1">
         <w:r>
           <w:rPr>
             <w:rStyle w:val="Hyperlink"/>
@@ -3202,7 +3280,7 @@
             <w:noProof/>
             <w:webHidden/>
           </w:rPr>
-          <w:instrText xml:space="preserve"> PAGEREF _Toc242991953 \h </w:instrText>
+          <w:instrText xml:space="preserve"> PAGEREF _Toc243479411 \h </w:instrText>
         </w:r>
         <w:r>
           <w:rPr>
@@ -3222,7 +3300,7 @@
             <w:noProof/>
             <w:webHidden/>
           </w:rPr>
-          <w:t>36</w:t>
+          <w:t>42</w:t>
         </w:r>
         <w:r>
           <w:rPr>
@@ -3250,7 +3328,7 @@
           <w14:ligatures w14:val="standardContextual"/>
         </w:rPr>
       </w:pPr>
-      <w:hyperlink w:anchor="_Toc242991954" w:history="1">
+      <w:hyperlink w:anchor="_Toc243479412" w:history="1">
         <w:r>
           <w:rPr>
             <w:rStyle w:val="Hyperlink"/>
@@ -3277,7 +3355,7 @@
             <w:noProof/>
             <w:webHidden/>
           </w:rPr>
-          <w:instrText xml:space="preserve"> PAGEREF _Toc242991954 \h </w:instrText>
+          <w:instrText xml:space="preserve"> PAGEREF _Toc243479412 \h </w:instrText>
         </w:r>
         <w:r>
           <w:rPr>
@@ -3297,7 +3375,7 @@
             <w:noProof/>
             <w:webHidden/>
           </w:rPr>
-          <w:t>37</w:t>
+          <w:t>43</w:t>
         </w:r>
         <w:r>
           <w:rPr>
@@ -3359,7 +3437,7 @@
         <w:pStyle w:val="Heading1"/>
         <w:pageBreakBefore/>
       </w:pPr>
-      <w:bookmarkStart w:id="0" w:name="_Toc242991912"/>
+      <w:bookmarkStart w:id="0" w:name="_Toc243479369"/>
       <w:r>
         <w:rPr>
           <w:b w:val="0"/>
@@ -3373,7 +3451,7 @@
       <w:pPr>
         <w:pStyle w:val="Heading2"/>
       </w:pPr>
-      <w:bookmarkStart w:id="1" w:name="_Toc242991913"/>
+      <w:bookmarkStart w:id="1" w:name="_Toc243479370"/>
       <w:r>
         <w:rPr>
           <w:b w:val="0"/>
@@ -3388,7 +3466,10 @@
         <w:ind w:left="317" w:hanging="259"/>
       </w:pPr>
       <w:r>
-        <w:t xml:space="preserve">1. Загрузите полный репозиторий с </w:t>
+        <w:t xml:space="preserve">1. </w:t>
+      </w:r>
+      <w:r>
+        <w:t xml:space="preserve">Загрузите полный репозиторий с </w:t>
       </w:r>
       <w:hyperlink r:id="rId8">
         <w:r>
@@ -3409,7 +3490,10 @@
         <w:ind w:left="317" w:hanging="259"/>
       </w:pPr>
       <w:r>
-        <w:t xml:space="preserve">2. Разместите его на локальном диске. Храните вместе корневые скрипты, </w:t>
+        <w:t xml:space="preserve">2. </w:t>
+      </w:r>
+      <w:r>
+        <w:t xml:space="preserve">Разместите его на локальном диске. Храните вместе корневые скрипты, </w:t>
       </w:r>
       <w:r>
         <w:rPr>
@@ -3468,7 +3552,10 @@
         <w:ind w:left="317" w:hanging="259"/>
       </w:pPr>
       <w:r>
-        <w:t>3. Запустите MATLAB. Приведённая эталонная установка использует MATLAB R2023b в Windows. Для регистрации изображений и других функций нужны соответствующие наборы инструментов MATLAB; сообщение об отсутствующей функции указывает, какую зависимость проверить.</w:t>
+        <w:t xml:space="preserve">3. </w:t>
+      </w:r>
+      <w:r>
+        <w:t>Запустите MATLAB. Приведённая эталонная установка использует MATLAB R2023b в Windows. Для регистрации изображений и других функций нужны соответствующие наборы инструментов MATLAB; сообщение об отсутствующей функции указывает, какую зависимость проверить.</w:t>
       </w:r>
     </w:p>
     <w:p>
@@ -3477,7 +3564,10 @@
         <w:ind w:left="317" w:hanging="259"/>
       </w:pPr>
       <w:r>
-        <w:t xml:space="preserve">4. Перейдите в MATLAB в распакованную папку </w:t>
+        <w:t xml:space="preserve">4. </w:t>
+      </w:r>
+      <w:r>
+        <w:t xml:space="preserve">Перейдите в MATLAB в распакованную папку </w:t>
       </w:r>
       <w:r>
         <w:rPr>
@@ -3521,7 +3611,7 @@
       <w:pPr>
         <w:pStyle w:val="Heading2"/>
       </w:pPr>
-      <w:bookmarkStart w:id="2" w:name="_Toc242991914"/>
+      <w:bookmarkStart w:id="2" w:name="_Toc243479371"/>
       <w:r>
         <w:rPr>
           <w:b w:val="0"/>
@@ -3561,7 +3651,7 @@
         <w:pStyle w:val="Heading1"/>
         <w:pageBreakBefore/>
       </w:pPr>
-      <w:bookmarkStart w:id="3" w:name="_Toc242991915"/>
+      <w:bookmarkStart w:id="3" w:name="_Toc243479372"/>
       <w:r>
         <w:rPr>
           <w:b w:val="0"/>
@@ -3655,7 +3745,13 @@
               <w:rPr>
                 <w:b/>
               </w:rPr>
-              <w:t>Ожидаемая структура последовательности</w:t>
+              <w:t xml:space="preserve">Ожидаемая структура </w:t>
+            </w:r>
+            <w:r>
+              <w:rPr>
+                <w:b/>
+              </w:rPr>
+              <w:t>последовательности</w:t>
             </w:r>
           </w:p>
         </w:tc>
@@ -3866,7 +3962,10 @@
               <w:jc w:val="left"/>
             </w:pPr>
             <w:r>
-              <w:t>Реконструировать плоскости по времени двигателя</w:t>
+              <w:t xml:space="preserve">Реконструировать плоскости по </w:t>
+            </w:r>
+            <w:r>
+              <w:t>времени двигателя</w:t>
             </w:r>
           </w:p>
         </w:tc>
@@ -3976,7 +4075,7 @@
       <w:pPr>
         <w:pStyle w:val="Heading2"/>
       </w:pPr>
-      <w:bookmarkStart w:id="4" w:name="_Toc242991916"/>
+      <w:bookmarkStart w:id="4" w:name="_Toc243479373"/>
       <w:r>
         <w:rPr>
           <w:b w:val="0"/>
@@ -3987,7 +4086,10 @@
     </w:p>
     <w:p>
       <w:r>
-        <w:t>Запишите исходный файл, животное и сессию, тип данных, временные параметры, события, физический шаг вокселей и выходную папку. Сохраните порядок и параметры обработки. Храните пакеты атласа и вспомогательные файлы ROI вместе.</w:t>
+        <w:t xml:space="preserve">Запишите исходный файл, животное и сессию, тип данных, временные </w:t>
+      </w:r>
+      <w:r>
+        <w:t>параметры, события, физический шаг вокселей и выходную папку. Сохраните порядок и параметры обработки. Храните пакеты атласа и вспомогательные файлы ROI вместе.</w:t>
       </w:r>
     </w:p>
     <w:p>
@@ -4006,7 +4108,7 @@
       <w:pPr>
         <w:pStyle w:val="Heading1"/>
       </w:pPr>
-      <w:bookmarkStart w:id="5" w:name="_Toc242991917"/>
+      <w:bookmarkStart w:id="5" w:name="_Toc243479374"/>
       <w:r>
         <w:rPr>
           <w:b w:val="0"/>
@@ -4089,7 +4191,10 @@
       </w:pPr>
       <w:r>
         <w:lastRenderedPageBreak/>
-        <w:t xml:space="preserve">1. Нажмите </w:t>
+        <w:t xml:space="preserve">1. </w:t>
+      </w:r>
+      <w:r>
+        <w:t xml:space="preserve">Нажмите </w:t>
       </w:r>
       <w:r>
         <w:rPr>
@@ -4107,7 +4212,13 @@
         <w:ind w:left="317" w:hanging="259"/>
       </w:pPr>
       <w:r>
-        <w:t>2. Проверьте параметры загрузки: размерности, число объёмов или кадров, TR и предупреждения о нерегулярных временных метках.</w:t>
+        <w:t xml:space="preserve">2. </w:t>
+      </w:r>
+      <w:r>
+        <w:t xml:space="preserve">Проверьте параметры загрузки: размерности, число объёмов или кадров, TR и </w:t>
+      </w:r>
+      <w:r>
+        <w:t>предупреждения о нерегулярных временных метках.</w:t>
       </w:r>
     </w:p>
     <w:p>
@@ -4116,7 +4227,10 @@
         <w:ind w:left="317" w:hanging="259"/>
       </w:pPr>
       <w:r>
-        <w:t>3. Подтвердите выходную папку анализа. Локальная папка помогает отделить время вычислений от записи на сервер.</w:t>
+        <w:t xml:space="preserve">3. </w:t>
+      </w:r>
+      <w:r>
+        <w:t>Подтвердите выходную папку анализа. Локальная папка помогает отделить время вычислений от записи на сервер.</w:t>
       </w:r>
     </w:p>
     <w:p>
@@ -4125,7 +4239,10 @@
         <w:ind w:left="317" w:hanging="259"/>
       </w:pPr>
       <w:r>
-        <w:t>4. Проверяйте метку активного набора перед открытием просмотра или обработкой.</w:t>
+        <w:t xml:space="preserve">4. </w:t>
+      </w:r>
+      <w:r>
+        <w:t>Проверяйте метку активного набора перед открытием просмотра или обработкой.</w:t>
       </w:r>
     </w:p>
     <w:p>
@@ -4134,14 +4251,17 @@
         <w:ind w:left="317" w:hanging="259"/>
       </w:pPr>
       <w:r>
-        <w:t>5. Откройте Time-Course Viewer и осмотрите начальные, средние и конечные кадры до исправлений.</w:t>
+        <w:t xml:space="preserve">5. </w:t>
+      </w:r>
+      <w:r>
+        <w:t>Откройте Time-Course Viewer и осмотрите начальные, средние и конечные кадры до исправлений.</w:t>
       </w:r>
     </w:p>
     <w:p>
       <w:pPr>
         <w:pStyle w:val="Heading2"/>
       </w:pPr>
-      <w:bookmarkStart w:id="6" w:name="_Toc242991918"/>
+      <w:bookmarkStart w:id="6" w:name="_Toc243479375"/>
       <w:r>
         <w:rPr>
           <w:b w:val="0"/>
@@ -4176,7 +4296,7 @@
         <w:pStyle w:val="Heading1"/>
         <w:pageBreakBefore/>
       </w:pPr>
-      <w:bookmarkStart w:id="7" w:name="_Toc242991919"/>
+      <w:bookmarkStart w:id="7" w:name="_Toc243479376"/>
       <w:r>
         <w:rPr>
           <w:b w:val="0"/>
@@ -4192,7 +4312,10 @@
         <w:ind w:left="317" w:hanging="259"/>
       </w:pPr>
       <w:r>
-        <w:t>1. Загрузите исходную 2D-последовательность и подтвердите структуру Y × X × время.</w:t>
+        <w:t xml:space="preserve">1. </w:t>
+      </w:r>
+      <w:r>
+        <w:t>Загрузите исходную 2D-последовательность и подтвердите структуру Y × X × время.</w:t>
       </w:r>
     </w:p>
     <w:p>
@@ -4201,7 +4324,10 @@
         <w:ind w:left="317" w:hanging="259"/>
       </w:pPr>
       <w:r>
-        <w:t>2. Проверьте смещения, скачки, насыщение, выпадения и медленный дрейф.</w:t>
+        <w:t xml:space="preserve">2. </w:t>
+      </w:r>
+      <w:r>
+        <w:t>Проверьте смещения, скачки, насыщение, выпадения и медленный дрейф.</w:t>
       </w:r>
     </w:p>
     <w:p>
@@ -4210,7 +4336,10 @@
         <w:ind w:left="317" w:hanging="259"/>
       </w:pPr>
       <w:r>
-        <w:t>3. Выполните QC и осмотрите кадры, вызвавшие предупреждения.</w:t>
+        <w:t xml:space="preserve">3. </w:t>
+      </w:r>
+      <w:r>
+        <w:t>Выполните QC и осмотрите кадры, вызвавшие предупреждения.</w:t>
       </w:r>
     </w:p>
     <w:p>
@@ -4219,7 +4348,10 @@
         <w:ind w:left="317" w:hanging="259"/>
       </w:pPr>
       <w:r>
-        <w:t>4. Создайте отдельную производную ветвь для одного обоснованного исправления. Сравните с исходной записью при той же ROI и интервале.</w:t>
+        <w:t xml:space="preserve">4. </w:t>
+      </w:r>
+      <w:r>
+        <w:t>Создайте отдельную производную ветвь для одного обоснованного исправления. Сравните с исходной записью при той же ROI и интервале.</w:t>
       </w:r>
     </w:p>
     <w:p>
@@ -4228,7 +4360,10 @@
         <w:ind w:left="317" w:hanging="259"/>
       </w:pPr>
       <w:r>
-        <w:t>5. Задайте базовое и сигнальное окна по журналу событий, затем откройте SCM GUI.</w:t>
+        <w:t xml:space="preserve">5. </w:t>
+      </w:r>
+      <w:r>
+        <w:t>Задайте базовое и сигнальное окна по журналу событий, затем откройте SCM GUI.</w:t>
       </w:r>
     </w:p>
     <w:p>
@@ -4237,7 +4372,10 @@
         <w:ind w:left="317" w:hanging="259"/>
       </w:pPr>
       <w:r>
-        <w:t>6. Подготовьте включающую маску и при необходимости анатомических ROI совместите срез с атласом.</w:t>
+        <w:t xml:space="preserve">6. </w:t>
+      </w:r>
+      <w:r>
+        <w:t>Подготовьте включающую маску и при необходимости анатомических ROI совместите срез с атласом.</w:t>
       </w:r>
     </w:p>
     <w:p>
@@ -4246,7 +4384,10 @@
         <w:ind w:left="317" w:hanging="259"/>
       </w:pPr>
       <w:r>
-        <w:t>7. Проверьте фиксированные или автоматические ROI и их кривые перед экспортом.</w:t>
+        <w:t xml:space="preserve">7. </w:t>
+      </w:r>
+      <w:r>
+        <w:t>Проверьте фиксированные или автоматические ROI и их кривые перед экспортом.</w:t>
       </w:r>
     </w:p>
     <w:p>
@@ -4255,14 +4396,20 @@
         <w:ind w:left="317" w:hanging="259"/>
       </w:pPr>
       <w:r>
-        <w:t>8. Перейдите к FC или Group Analysis с соответствующими анатомией, временем и файлами экспорта.</w:t>
+        <w:t xml:space="preserve">8. </w:t>
+      </w:r>
+      <w:r>
+        <w:t xml:space="preserve">Перейдите к FC или Group Analysis с соответствующими анатомией, временем и файлами </w:t>
+      </w:r>
+      <w:r>
+        <w:t>экспорта.</w:t>
       </w:r>
     </w:p>
     <w:p>
       <w:pPr>
         <w:pStyle w:val="Heading2"/>
       </w:pPr>
-      <w:bookmarkStart w:id="8" w:name="_Toc242991920"/>
+      <w:bookmarkStart w:id="8" w:name="_Toc243479377"/>
       <w:r>
         <w:rPr>
           <w:b w:val="0"/>
@@ -4286,7 +4433,7 @@
         <w:pStyle w:val="Heading1"/>
         <w:pageBreakBefore/>
       </w:pPr>
-      <w:bookmarkStart w:id="9" w:name="_Toc242991921"/>
+      <w:bookmarkStart w:id="9" w:name="_Toc243479378"/>
       <w:r>
         <w:rPr>
           <w:b w:val="0"/>
@@ -4307,7 +4454,10 @@
         <w:ind w:left="317" w:hanging="259"/>
       </w:pPr>
       <w:r>
-        <w:t xml:space="preserve">1. В Studio выберите </w:t>
+        <w:t xml:space="preserve">1. </w:t>
+      </w:r>
+      <w:r>
+        <w:t xml:space="preserve">В Studio выберите </w:t>
       </w:r>
       <w:r>
         <w:rPr>
@@ -4325,7 +4475,10 @@
         <w:ind w:left="317" w:hanging="259"/>
       </w:pPr>
       <w:r>
-        <w:t>2. Выберите непрерывный поток или разделённые файлы согласно записи.</w:t>
+        <w:t xml:space="preserve">2. </w:t>
+      </w:r>
+      <w:r>
+        <w:t>Выберите непрерывный поток или разделённые файлы согласно записи.</w:t>
       </w:r>
     </w:p>
     <w:p>
@@ -4334,7 +4487,10 @@
         <w:ind w:left="317" w:hanging="259"/>
       </w:pPr>
       <w:r>
-        <w:t>3. Введите число исходных срезов и сведения о кадрах или остановках из протокола.</w:t>
+        <w:t xml:space="preserve">3. </w:t>
+      </w:r>
+      <w:r>
+        <w:t>Введите число исходных срезов и сведения о кадрах или остановках из протокола.</w:t>
       </w:r>
     </w:p>
     <w:p>
@@ -4343,7 +4499,10 @@
         <w:ind w:left="317" w:hanging="259"/>
       </w:pPr>
       <w:r>
-        <w:t>4. Проверьте реконструированные размерности и сохранённые временные индексы.</w:t>
+        <w:t xml:space="preserve">4. </w:t>
+      </w:r>
+      <w:r>
+        <w:t>Проверьте реконструированные размерности и сохранённые временные индексы.</w:t>
       </w:r>
     </w:p>
     <w:p>
@@ -4352,7 +4511,10 @@
         <w:ind w:left="317" w:hanging="259"/>
       </w:pPr>
       <w:r>
-        <w:t>5. Осмотрите начало и конец каждой плоскости на смещение по плоскостям и загрязнение движением.</w:t>
+        <w:t xml:space="preserve">5. </w:t>
+      </w:r>
+      <w:r>
+        <w:t>Осмотрите начало и конец каждой плоскости на смещение по плоскостям и загрязнение движением.</w:t>
       </w:r>
     </w:p>
     <w:p>
@@ -4361,14 +4523,17 @@
         <w:ind w:left="317" w:hanging="259"/>
       </w:pPr>
       <w:r>
-        <w:t>6. Сохраните реконструкцию и метаданные до дальнейшей обработки.</w:t>
+        <w:t xml:space="preserve">6. </w:t>
+      </w:r>
+      <w:r>
+        <w:t>Сохраните реконструкцию и метаданные до дальнейшей обработки.</w:t>
       </w:r>
     </w:p>
     <w:p>
       <w:pPr>
         <w:pStyle w:val="Heading2"/>
       </w:pPr>
-      <w:bookmarkStart w:id="10" w:name="_Toc242991922"/>
+      <w:bookmarkStart w:id="10" w:name="_Toc243479379"/>
       <w:r>
         <w:rPr>
           <w:b w:val="0"/>
@@ -4392,7 +4557,7 @@
         <w:pStyle w:val="Heading1"/>
         <w:pageBreakBefore/>
       </w:pPr>
-      <w:bookmarkStart w:id="11" w:name="_Toc242991923"/>
+      <w:bookmarkStart w:id="11" w:name="_Toc243479380"/>
       <w:r>
         <w:rPr>
           <w:b w:val="0"/>
@@ -4408,7 +4573,10 @@
         <w:ind w:left="317" w:hanging="259"/>
       </w:pPr>
       <w:r>
-        <w:t>1. Загрузите последовательность матричного зонда и подтвердите Y, X, Z и время.</w:t>
+        <w:t xml:space="preserve">1. </w:t>
+      </w:r>
+      <w:r>
+        <w:t>Загрузите последовательность матричного зонда и подтвердите Y, X, Z и время.</w:t>
       </w:r>
     </w:p>
     <w:p>
@@ -4417,7 +4585,10 @@
         <w:ind w:left="317" w:hanging="259"/>
       </w:pPr>
       <w:r>
-        <w:t>2. Проверьте физический шаг, перестановку осей и латеральность по журналу регистрации данных.</w:t>
+        <w:t xml:space="preserve">2. </w:t>
+      </w:r>
+      <w:r>
+        <w:t>Проверьте физический шаг, перестановку осей и латеральность по журналу регистрации данных.</w:t>
       </w:r>
     </w:p>
     <w:p>
@@ -4426,7 +4597,10 @@
         <w:ind w:left="317" w:hanging="259"/>
       </w:pPr>
       <w:r>
-        <w:t>3. Осмотрите несколько непустых плоскостей в начале, середине и конце. Пустые граничные плоскости могут означать отсутствие полученного сигнала.</w:t>
+        <w:t xml:space="preserve">3. </w:t>
+      </w:r>
+      <w:r>
+        <w:t>Осмотрите несколько непустых плоскостей в начале, середине и конце. Пустые граничные плоскости могут означать отсутствие полученного сигнала.</w:t>
       </w:r>
     </w:p>
     <w:p>
@@ -4435,7 +4609,10 @@
         <w:ind w:left="317" w:hanging="259"/>
       </w:pPr>
       <w:r>
-        <w:t>4. Выполните QC. Проверьте пространственные паттерны и кривые компонентов до удаления PCA или ICA.</w:t>
+        <w:t xml:space="preserve">4. </w:t>
+      </w:r>
+      <w:r>
+        <w:t>Выполните QC. Проверьте пространственные паттерны и кривые компонентов до удаления PCA или ICA.</w:t>
       </w:r>
     </w:p>
     <w:p>
@@ -4444,7 +4621,13 @@
         <w:ind w:left="317" w:hanging="259"/>
       </w:pPr>
       <w:r>
-        <w:t>5. Сравните исправленную среднюю анатомию и исходную временную кривую со входом.</w:t>
+        <w:t xml:space="preserve">5. </w:t>
+      </w:r>
+      <w:r>
+        <w:t xml:space="preserve">Сравните </w:t>
+      </w:r>
+      <w:r>
+        <w:t>исправленную среднюю анатомию и исходную временную кривую со входом.</w:t>
       </w:r>
     </w:p>
     <w:p>
@@ -4453,7 +4636,10 @@
         <w:ind w:left="317" w:hanging="259"/>
       </w:pPr>
       <w:r>
-        <w:t>6. Для Imregdemons выберите размерностный режим данных; истинный 3D требует согласованной геометрии.</w:t>
+        <w:t xml:space="preserve">6. </w:t>
+      </w:r>
+      <w:r>
+        <w:t>Для Imregdemons выберите размерностный режим данных; истинный 3D требует согласованной геометрии.</w:t>
       </w:r>
     </w:p>
     <w:p>
@@ -4462,7 +4648,10 @@
         <w:ind w:left="317" w:hanging="259"/>
       </w:pPr>
       <w:r>
-        <w:t>7. Проверьте TR после временного сокращения и выберите допустимые фильтры и окна событий.</w:t>
+        <w:t xml:space="preserve">7. </w:t>
+      </w:r>
+      <w:r>
+        <w:t>Проверьте TR после временного сокращения и выберите допустимые фильтры и окна событий.</w:t>
       </w:r>
     </w:p>
     <w:p>
@@ -4471,14 +4660,17 @@
         <w:ind w:left="317" w:hanging="259"/>
       </w:pPr>
       <w:r>
-        <w:t>8. Зарегистрируйте атлас и осмотрите разные анатомические сечения до извлечения меток или FC.</w:t>
+        <w:t xml:space="preserve">8. </w:t>
+      </w:r>
+      <w:r>
+        <w:t>Зарегистрируйте атлас и осмотрите разные анатомические сечения до извлечения меток или FC.</w:t>
       </w:r>
     </w:p>
     <w:p>
       <w:pPr>
         <w:pStyle w:val="Heading2"/>
       </w:pPr>
-      <w:bookmarkStart w:id="12" w:name="_Toc242991924"/>
+      <w:bookmarkStart w:id="12" w:name="_Toc243479381"/>
       <w:r>
         <w:rPr>
           <w:b w:val="0"/>
@@ -4508,7 +4700,7 @@
         <w:pStyle w:val="Heading1"/>
         <w:pageBreakBefore/>
       </w:pPr>
-      <w:bookmarkStart w:id="13" w:name="_Toc242991925"/>
+      <w:bookmarkStart w:id="13" w:name="_Toc243479382"/>
       <w:r>
         <w:rPr>
           <w:b w:val="0"/>
@@ -4825,7 +5017,10 @@
               <w:jc w:val="left"/>
             </w:pPr>
             <w:r>
-              <w:t>Редкие воксельные выбросы</w:t>
+              <w:t xml:space="preserve">Редкие воксельные </w:t>
+            </w:r>
+            <w:r>
+              <w:t>выбросы</w:t>
             </w:r>
           </w:p>
         </w:tc>
@@ -5165,7 +5360,10 @@
     <w:p>
       <w:r>
         <w:lastRenderedPageBreak/>
-        <w:t>Пороги QC — правила предварительного выявления. Отмеченный кадр не обязательно недопустим, а гладкая кривая не обязательно физиологична. Сохраните QC и обоснование принятых исключений и исправлений.</w:t>
+        <w:t xml:space="preserve">Пороги QC — правила предварительного выявления. Отмеченный кадр не </w:t>
+      </w:r>
+      <w:r>
+        <w:t>обязательно недопустим, а гладкая кривая не обязательно физиологична. Сохраните QC и обоснование принятых исключений и исправлений.</w:t>
       </w:r>
     </w:p>
     <w:p>
@@ -5173,7 +5371,7 @@
         <w:pStyle w:val="Heading1"/>
         <w:pageBreakBefore/>
       </w:pPr>
-      <w:bookmarkStart w:id="14" w:name="_Toc242991926"/>
+      <w:bookmarkStart w:id="14" w:name="_Toc243479383"/>
       <w:r>
         <w:rPr>
           <w:b w:val="0"/>
@@ -5189,7 +5387,10 @@
         <w:ind w:left="317" w:hanging="259"/>
       </w:pPr>
       <w:r>
-        <w:t>1. Откройте окно отбраковывания и QC выбранного набора.</w:t>
+        <w:t xml:space="preserve">1. </w:t>
+      </w:r>
+      <w:r>
+        <w:t>Откройте окно отбраковывания и QC выбранного набора.</w:t>
       </w:r>
     </w:p>
     <w:p>
@@ -5198,7 +5399,10 @@
         <w:ind w:left="317" w:hanging="259"/>
       </w:pPr>
       <w:r>
-        <w:t>2. Проверьте порог, отмеченные индексы и исходные кадры около каждого события.</w:t>
+        <w:t xml:space="preserve">2. </w:t>
+      </w:r>
+      <w:r>
+        <w:t>Проверьте порог, отмеченные индексы и исходные кадры около каждого события.</w:t>
       </w:r>
     </w:p>
     <w:p>
@@ -5207,7 +5411,10 @@
         <w:ind w:left="317" w:hanging="259"/>
       </w:pPr>
       <w:r>
-        <w:t>3. Определите артефакты по свидетельствам эксперимента и регистрации данных.</w:t>
+        <w:t xml:space="preserve">3. </w:t>
+      </w:r>
+      <w:r>
+        <w:t>Определите артефакты по свидетельствам эксперимента и регистрации данных.</w:t>
       </w:r>
     </w:p>
     <w:p>
@@ -5216,7 +5423,10 @@
         <w:ind w:left="317" w:hanging="259"/>
       </w:pPr>
       <w:r>
-        <w:t>4. Примените выбранное исправление к производному набору и сохраните его запись.</w:t>
+        <w:t xml:space="preserve">4. </w:t>
+      </w:r>
+      <w:r>
+        <w:t>Примените выбранное исправление к производному набору и сохраните его запись.</w:t>
       </w:r>
     </w:p>
     <w:p>
@@ -5225,7 +5435,13 @@
         <w:ind w:left="317" w:hanging="259"/>
       </w:pPr>
       <w:r>
-        <w:t>5. Сравните исходные и исправленные кривые, включая каждый пропуск.</w:t>
+        <w:t xml:space="preserve">5. </w:t>
+      </w:r>
+      <w:r>
+        <w:t xml:space="preserve">Сравните исходные и исправленные </w:t>
+      </w:r>
+      <w:r>
+        <w:t>кривые, включая каждый пропуск.</w:t>
       </w:r>
     </w:p>
     <w:p>
@@ -5243,13 +5459,19 @@
         <w:pStyle w:val="Heading1"/>
         <w:pageBreakBefore/>
       </w:pPr>
-      <w:bookmarkStart w:id="15" w:name="_Toc242991927"/>
+      <w:bookmarkStart w:id="15" w:name="_Toc243479384"/>
       <w:r>
         <w:rPr>
           <w:b w:val="0"/>
         </w:rPr>
         <w:lastRenderedPageBreak/>
-        <w:t>9 Обоснованный выбор предобработки</w:t>
+        <w:t xml:space="preserve">9 </w:t>
+      </w:r>
+      <w:r>
+        <w:rPr>
+          <w:b w:val="0"/>
+        </w:rPr>
+        <w:t>Обоснованный выбор предобработки</w:t>
       </w:r>
       <w:bookmarkEnd w:id="15"/>
     </w:p>
@@ -5492,7 +5714,10 @@
               <w:jc w:val="left"/>
             </w:pPr>
             <w:r>
-              <w:t>Временное сглаживание или блочные средние</w:t>
+              <w:t xml:space="preserve">Временное сглаживание или </w:t>
+            </w:r>
+            <w:r>
+              <w:t>блочные средние</w:t>
             </w:r>
           </w:p>
         </w:tc>
@@ -5908,7 +6133,10 @@
               <w:jc w:val="left"/>
             </w:pPr>
             <w:r>
-              <w:t>Удалённые паттерны, средняя анатомия и сохранённый ответ</w:t>
+              <w:t xml:space="preserve">Удалённые паттерны, средняя анатомия и </w:t>
+            </w:r>
+            <w:r>
+              <w:t>сохранённый ответ</w:t>
             </w:r>
           </w:p>
         </w:tc>
@@ -6011,14 +6239,17 @@
     </w:p>
     <w:p>
       <w:r>
-        <w:t>Вносите одно обоснованное изменение за раз в сравнительной ветви. Сохраните настройки и проверьте ту же независимо определённую ROI до следующего этапа.</w:t>
+        <w:t xml:space="preserve">Вносите одно обоснованное изменение за раз в сравнительной ветви. Сохраните настройки и проверьте ту же </w:t>
+      </w:r>
+      <w:r>
+        <w:t>независимо определённую ROI до следующего этапа.</w:t>
       </w:r>
     </w:p>
     <w:p>
       <w:pPr>
         <w:pStyle w:val="Heading2"/>
       </w:pPr>
-      <w:bookmarkStart w:id="16" w:name="_Toc242991928"/>
+      <w:bookmarkStart w:id="16" w:name="_Toc243479385"/>
       <w:r>
         <w:rPr>
           <w:b w:val="0"/>
@@ -6040,7 +6271,7 @@
       <w:pPr>
         <w:pStyle w:val="Heading2"/>
       </w:pPr>
-      <w:bookmarkStart w:id="17" w:name="_Toc242991929"/>
+      <w:bookmarkStart w:id="17" w:name="_Toc243479386"/>
       <w:r>
         <w:rPr>
           <w:b w:val="0"/>
@@ -6058,7 +6289,7 @@
       <w:pPr>
         <w:pStyle w:val="Heading2"/>
       </w:pPr>
-      <w:bookmarkStart w:id="18" w:name="_Toc242991930"/>
+      <w:bookmarkStart w:id="18" w:name="_Toc243479387"/>
       <w:r>
         <w:rPr>
           <w:b w:val="0"/>
@@ -6088,7 +6319,7 @@
       <w:pPr>
         <w:pStyle w:val="Heading1"/>
       </w:pPr>
-      <w:bookmarkStart w:id="19" w:name="_Toc242991931"/>
+      <w:bookmarkStart w:id="19" w:name="_Toc243479388"/>
       <w:r>
         <w:rPr>
           <w:b w:val="0"/>
@@ -6176,7 +6407,10 @@
         <w:ind w:left="317" w:hanging="259"/>
       </w:pPr>
       <w:r>
-        <w:t>1. Подтвердите пространственную область и метод оценки в интерфейсе компонентов.</w:t>
+        <w:t xml:space="preserve">1. </w:t>
+      </w:r>
+      <w:r>
+        <w:t>Подтвердите пространственную область и метод оценки в интерфейсе компонентов.</w:t>
       </w:r>
     </w:p>
     <w:p>
@@ -6185,7 +6419,10 @@
         <w:ind w:left="317" w:hanging="259"/>
       </w:pPr>
       <w:r>
-        <w:t>2. Осмотрите временной профиль и доступные пространственные сведения.</w:t>
+        <w:t xml:space="preserve">2. </w:t>
+      </w:r>
+      <w:r>
+        <w:t>Осмотрите временной профиль и доступные пространственные сведения.</w:t>
       </w:r>
     </w:p>
     <w:p>
@@ -6194,7 +6431,10 @@
         <w:ind w:left="317" w:hanging="259"/>
       </w:pPr>
       <w:r>
-        <w:t>3. Сопоставьте время с движением, событиями, физиологией и стимуляцией.</w:t>
+        <w:t xml:space="preserve">3. </w:t>
+      </w:r>
+      <w:r>
+        <w:t>Сопоставьте время с движением, событиями, физиологией и стимуляцией.</w:t>
       </w:r>
     </w:p>
     <w:p>
@@ -6203,7 +6443,10 @@
         <w:ind w:left="317" w:hanging="259"/>
       </w:pPr>
       <w:r>
-        <w:t>4. Выберите только обоснованные компоненты и примените удаление.</w:t>
+        <w:t xml:space="preserve">4. </w:t>
+      </w:r>
+      <w:r>
+        <w:t>Выберите только обоснованные компоненты и примените удаление.</w:t>
       </w:r>
     </w:p>
     <w:p>
@@ -6212,7 +6455,10 @@
         <w:ind w:left="317" w:hanging="259"/>
       </w:pPr>
       <w:r>
-        <w:t>5. Дождитесь вычисления и сохранения. Сравните производную среднюю картину, исходные типичные кривые и ожидаемый ответ с оригиналом.</w:t>
+        <w:t xml:space="preserve">5. </w:t>
+      </w:r>
+      <w:r>
+        <w:t>Дождитесь вычисления и сохранения. Сравните производную среднюю картину, исходные типичные кривые и ожидаемый ответ с оригиналом.</w:t>
       </w:r>
     </w:p>
     <w:p>
@@ -6224,7 +6470,7 @@
       <w:pPr>
         <w:pStyle w:val="Heading2"/>
       </w:pPr>
-      <w:bookmarkStart w:id="20" w:name="_Toc242991932"/>
+      <w:bookmarkStart w:id="20" w:name="_Toc243479389"/>
       <w:r>
         <w:rPr>
           <w:b w:val="0"/>
@@ -6243,7 +6489,7 @@
         <w:pStyle w:val="Heading1"/>
         <w:pageBreakBefore/>
       </w:pPr>
-      <w:bookmarkStart w:id="21" w:name="_Toc242991933"/>
+      <w:bookmarkStart w:id="21" w:name="_Toc243479390"/>
       <w:r>
         <w:rPr>
           <w:b w:val="0"/>
@@ -6403,7 +6649,10 @@
               <w:jc w:val="left"/>
             </w:pPr>
             <w:r>
-              <w:t>Секунды в обычном режиме; проверить режимы кадров и объёмов</w:t>
+              <w:t xml:space="preserve">Секунды в обычном </w:t>
+            </w:r>
+            <w:r>
+              <w:t>режиме; проверить режимы кадров и объёмов</w:t>
             </w:r>
           </w:p>
         </w:tc>
@@ -6602,7 +6851,10 @@
     </w:p>
     <w:p>
       <w:r>
-        <w:t>Проверьте активный источник базы при другой записи или общей базе. Он меняет амплитуды, но не совмещает анатомию и не делает последовательные записи одновременными. Храните внешние базовые файлы и вспомогательные файлы общей базы с анализом.</w:t>
+        <w:t xml:space="preserve">Проверьте активный источник базы при </w:t>
+      </w:r>
+      <w:r>
+        <w:t>другой записи или общей базе. Он меняет амплитуды, но не совмещает анатомию и не делает последовательные записи одновременными. Храните внешние базовые файлы и вспомогательные файлы общей базы с анализом.</w:t>
       </w:r>
     </w:p>
     <w:p>
@@ -6621,7 +6873,7 @@
       <w:pPr>
         <w:pStyle w:val="Heading1"/>
       </w:pPr>
-      <w:bookmarkStart w:id="22" w:name="_Toc242991934"/>
+      <w:bookmarkStart w:id="22" w:name="_Toc243479391"/>
       <w:r>
         <w:rPr>
           <w:b w:val="0"/>
@@ -6704,7 +6956,10 @@
       </w:pPr>
       <w:r>
         <w:lastRenderedPageBreak/>
-        <w:t xml:space="preserve">1. Откройте </w:t>
+        <w:t xml:space="preserve">1. </w:t>
+      </w:r>
+      <w:r>
+        <w:t xml:space="preserve">Откройте </w:t>
       </w:r>
       <w:r>
         <w:rPr>
@@ -6722,7 +6977,10 @@
         <w:ind w:left="317" w:hanging="259"/>
       </w:pPr>
       <w:r>
-        <w:t>2. Подтвердите срез, базовые и сигнальные окна.</w:t>
+        <w:t xml:space="preserve">2. </w:t>
+      </w:r>
+      <w:r>
+        <w:t>Подтвердите срез, базовые и сигнальные окна.</w:t>
       </w:r>
     </w:p>
     <w:p>
@@ -6731,7 +6989,10 @@
         <w:ind w:left="317" w:hanging="259"/>
       </w:pPr>
       <w:r>
-        <w:t>3. Задайте знак и разумный процентный диапазон. Уменьшите непрозрачность, если скрыта анатомия.</w:t>
+        <w:t xml:space="preserve">3. </w:t>
+      </w:r>
+      <w:r>
+        <w:t>Задайте знак и разумный процентный диапазон. Уменьшите непрозрачность, если скрыта анатомия.</w:t>
       </w:r>
     </w:p>
     <w:p>
@@ -6740,7 +7001,10 @@
         <w:ind w:left="317" w:hanging="259"/>
       </w:pPr>
       <w:r>
-        <w:t xml:space="preserve">4. Введите размер и центр ROI и нажмите </w:t>
+        <w:t xml:space="preserve">4. </w:t>
+      </w:r>
+      <w:r>
+        <w:t xml:space="preserve">Введите размер и центр ROI и нажмите </w:t>
       </w:r>
       <w:r>
         <w:rPr>
@@ -6758,7 +7022,10 @@
         <w:ind w:left="317" w:hanging="259"/>
       </w:pPr>
       <w:r>
-        <w:t>5. Проверьте контур и временную кривую, включая базовые и сигнальные полосы.</w:t>
+        <w:t xml:space="preserve">5. </w:t>
+      </w:r>
+      <w:r>
+        <w:t>Проверьте контур и временную кривую, включая базовые и сигнальные полосы.</w:t>
       </w:r>
     </w:p>
     <w:p>
@@ -6767,7 +7034,10 @@
         <w:ind w:left="317" w:hanging="259"/>
       </w:pPr>
       <w:r>
-        <w:t>6. Сохраните или экспортируйте нужную кривую ROI и настройки.</w:t>
+        <w:t xml:space="preserve">6. </w:t>
+      </w:r>
+      <w:r>
+        <w:t>Сохраните или экспортируйте нужную кривую ROI и настройки.</w:t>
       </w:r>
     </w:p>
     <w:p>
@@ -6779,7 +7049,7 @@
       <w:pPr>
         <w:pStyle w:val="Heading2"/>
       </w:pPr>
-      <w:bookmarkStart w:id="23" w:name="_Toc242991935"/>
+      <w:bookmarkStart w:id="23" w:name="_Toc243479392"/>
       <w:r>
         <w:rPr>
           <w:b w:val="0"/>
@@ -6836,7 +7106,7 @@
       <w:pPr>
         <w:pStyle w:val="Heading1"/>
       </w:pPr>
-      <w:bookmarkStart w:id="24" w:name="_Toc242991936"/>
+      <w:bookmarkStart w:id="24" w:name="_Toc243479393"/>
       <w:r>
         <w:rPr>
           <w:b w:val="0"/>
@@ -6851,7 +7121,10 @@
         <w:pStyle w:val="FigureCaption"/>
       </w:pPr>
       <w:r>
-        <w:t>Рисунок 5. Target and Control painting</w:t>
+        <w:t xml:space="preserve">Рисунок 5. Target and Control </w:t>
+      </w:r>
+      <w:r>
+        <w:t>painting</w:t>
       </w:r>
     </w:p>
     <w:p>
@@ -6919,7 +7192,10 @@
       </w:pPr>
       <w:r>
         <w:lastRenderedPageBreak/>
-        <w:t xml:space="preserve">1. Откройте </w:t>
+        <w:t xml:space="preserve">1. </w:t>
+      </w:r>
+      <w:r>
+        <w:t xml:space="preserve">Откройте </w:t>
       </w:r>
       <w:r>
         <w:rPr>
@@ -6946,7 +7222,13 @@
         <w:ind w:left="317" w:hanging="259"/>
       </w:pPr>
       <w:r>
-        <w:t>2. Выберите квадратные пиксели, физический размер X/Y или всю область атласа. Последний режим требует именованных меток.</w:t>
+        <w:t xml:space="preserve">2. </w:t>
+      </w:r>
+      <w:r>
+        <w:t xml:space="preserve">Выберите квадратные пиксели, </w:t>
+      </w:r>
+      <w:r>
+        <w:t>физический размер X/Y или всю область атласа. Последний режим требует именованных меток.</w:t>
       </w:r>
     </w:p>
     <w:p>
@@ -6955,7 +7237,10 @@
         <w:ind w:left="317" w:hanging="259"/>
       </w:pPr>
       <w:r>
-        <w:t>3. Задайте начало, конец и плато в минутах на запись. Ноль использует весь интервал; положительная длительность ищет полные окна внутри него.</w:t>
+        <w:t xml:space="preserve">3. </w:t>
+      </w:r>
+      <w:r>
+        <w:t>Задайте начало, конец и плато в минутах на запись. Ноль использует весь интервал; положительная длительность ищет полные окна внутри него.</w:t>
       </w:r>
     </w:p>
     <w:p>
@@ -6964,7 +7249,10 @@
         <w:ind w:left="317" w:hanging="259"/>
       </w:pPr>
       <w:r>
-        <w:t>4. Выберите Target, Control или оба и подтвердите стороны изображения и разделяющий столбец.</w:t>
+        <w:t xml:space="preserve">4. </w:t>
+      </w:r>
+      <w:r>
+        <w:t>Выберите Target, Control или оба и подтвердите стороны изображения и разделяющий столбец.</w:t>
       </w:r>
     </w:p>
     <w:p>
@@ -6973,7 +7261,10 @@
         <w:ind w:left="317" w:hanging="259"/>
       </w:pPr>
       <w:r>
-        <w:t>5. При необходимости выберите области, покрытие, прямоугольник и срезы.</w:t>
+        <w:t xml:space="preserve">5. </w:t>
+      </w:r>
+      <w:r>
+        <w:t>При необходимости выберите области, покрытие, прямоугольник и срезы.</w:t>
       </w:r>
     </w:p>
     <w:p>
@@ -6982,7 +7273,10 @@
         <w:ind w:left="317" w:hanging="259"/>
       </w:pPr>
       <w:r>
-        <w:t xml:space="preserve">6. Нарисуйте ограничение, проверьте и нажмите </w:t>
+        <w:t xml:space="preserve">6. </w:t>
+      </w:r>
+      <w:r>
+        <w:t xml:space="preserve">Нарисуйте ограничение, проверьте и нажмите </w:t>
       </w:r>
       <w:r>
         <w:rPr>
@@ -6998,7 +7292,7 @@
       <w:pPr>
         <w:pStyle w:val="Heading2"/>
       </w:pPr>
-      <w:bookmarkStart w:id="25" w:name="_Toc242991937"/>
+      <w:bookmarkStart w:id="25" w:name="_Toc243479394"/>
       <w:r>
         <w:rPr>
           <w:b w:val="0"/>
@@ -7039,7 +7333,7 @@
       <w:pPr>
         <w:pStyle w:val="Heading2"/>
       </w:pPr>
-      <w:bookmarkStart w:id="26" w:name="_Toc242991938"/>
+      <w:bookmarkStart w:id="26" w:name="_Toc243479395"/>
       <w:r>
         <w:rPr>
           <w:b w:val="0"/>
@@ -7058,7 +7352,7 @@
         <w:pStyle w:val="Heading1"/>
         <w:pageBreakBefore/>
       </w:pPr>
-      <w:bookmarkStart w:id="27" w:name="_Toc242991939"/>
+      <w:bookmarkStart w:id="27" w:name="_Toc243479396"/>
       <w:r>
         <w:rPr>
           <w:b w:val="0"/>
@@ -7072,7 +7366,7 @@
       <w:pPr>
         <w:pStyle w:val="Heading2"/>
       </w:pPr>
-      <w:bookmarkStart w:id="28" w:name="_Toc242991940"/>
+      <w:bookmarkStart w:id="28" w:name="_Toc243479397"/>
       <w:r>
         <w:rPr>
           <w:b w:val="0"/>
@@ -7102,7 +7396,7 @@
       <w:pPr>
         <w:pStyle w:val="Heading2"/>
       </w:pPr>
-      <w:bookmarkStart w:id="29" w:name="_Toc242991941"/>
+      <w:bookmarkStart w:id="29" w:name="_Toc243479398"/>
       <w:r>
         <w:rPr>
           <w:b w:val="0"/>
@@ -7185,7 +7479,10 @@
       </w:pPr>
       <w:r>
         <w:lastRenderedPageBreak/>
-        <w:t>1. Откройте корональную 2D-регистрацию нужного среза.</w:t>
+        <w:t xml:space="preserve">1. </w:t>
+      </w:r>
+      <w:r>
+        <w:t>Откройте корональную 2D-регистрацию нужного среза.</w:t>
       </w:r>
     </w:p>
     <w:p>
@@ -7194,7 +7491,10 @@
         <w:ind w:left="317" w:hanging="259"/>
       </w:pPr>
       <w:r>
-        <w:t>2. Подтвердите ориентацию и латеральность по журналу получения данных.</w:t>
+        <w:t xml:space="preserve">2. </w:t>
+      </w:r>
+      <w:r>
+        <w:t>Подтвердите ориентацию и латеральность по журналу получения данных.</w:t>
       </w:r>
     </w:p>
     <w:p>
@@ -7203,7 +7503,10 @@
         <w:ind w:left="317" w:hanging="259"/>
       </w:pPr>
       <w:r>
-        <w:t>3. Выберите соответствующий срез атласа и совместите несколько ориентиров.</w:t>
+        <w:t xml:space="preserve">3. </w:t>
+      </w:r>
+      <w:r>
+        <w:t>Выберите соответствующий срез атласа и совместите несколько ориентиров.</w:t>
       </w:r>
     </w:p>
     <w:p>
@@ -7212,7 +7515,10 @@
         <w:ind w:left="317" w:hanging="259"/>
       </w:pPr>
       <w:r>
-        <w:t>4. Проверьте границы и сосудистое или анатомическое соответствие по всему полю.</w:t>
+        <w:t xml:space="preserve">4. </w:t>
+      </w:r>
+      <w:r>
+        <w:t>Проверьте границы и сосудистое или анатомическое соответствие по всему полю.</w:t>
       </w:r>
     </w:p>
     <w:p>
@@ -7221,7 +7527,10 @@
         <w:ind w:left="317" w:hanging="259"/>
       </w:pPr>
       <w:r>
-        <w:t>5. Сохраните явно. Храните датированную папку Slice, преобразование и подложки вместе.</w:t>
+        <w:t xml:space="preserve">5. </w:t>
+      </w:r>
+      <w:r>
+        <w:t>Сохраните явно. Храните датированную папку Slice, преобразование и подложки вместе.</w:t>
       </w:r>
     </w:p>
     <w:p>
@@ -7230,7 +7539,10 @@
         <w:ind w:left="317" w:hanging="259"/>
       </w:pPr>
       <w:r>
-        <w:t xml:space="preserve">6. Откройте пакет заново через </w:t>
+        <w:t xml:space="preserve">6. </w:t>
+      </w:r>
+      <w:r>
+        <w:t xml:space="preserve">Откройте пакет заново через </w:t>
       </w:r>
       <w:r>
         <w:rPr>
@@ -7249,35 +7561,38 @@
     </w:p>
     <w:p>
       <w:pPr>
-        <w:pStyle w:val="Heading1"/>
-        <w:pageBreakBefore/>
-      </w:pPr>
-      <w:bookmarkStart w:id="30" w:name="_Toc242991942"/>
+        <w:pStyle w:val="Heading2"/>
+      </w:pPr>
+      <w:bookmarkStart w:id="30" w:name="b_lightsuite_guide"/>
+      <w:bookmarkStart w:id="31" w:name="_Toc243479399"/>
+      <w:bookmarkEnd w:id="30"/>
       <w:r>
         <w:rPr>
           <w:b w:val="0"/>
         </w:rPr>
-        <w:lastRenderedPageBreak/>
-        <w:t>15 Просмотр последовательностей и 3D-модели</w:t>
-      </w:r>
-      <w:bookmarkEnd w:id="30"/>
-    </w:p>
-    <w:p>
-      <w:pPr>
-        <w:pStyle w:val="Heading2"/>
-      </w:pPr>
-      <w:bookmarkStart w:id="31" w:name="_Toc242991943"/>
+        <w:t>Пошаговая регистрация по атласу в LightSuite</w:t>
+      </w:r>
+      <w:bookmarkEnd w:id="31"/>
+    </w:p>
+    <w:p>
+      <w:r>
+        <w:t>Откройте Registration to Atlas &gt; LightSuite (beta) или запустите deConfUSIon_LightSuite. Этот дополнительный путь совмещает объёмную допплеровскую анатомию с сосудистым шаблоном. Проверьте зависимости, животное, скан и измеренный шаг вокселей в миллиметрах.</w:t>
+      </w:r>
+    </w:p>
+    <w:p>
+      <w:pPr>
+        <w:pStyle w:val="Heading3"/>
+      </w:pPr>
       <w:r>
         <w:rPr>
           <w:b w:val="0"/>
         </w:rPr>
-        <w:t>Time-Course Viewer и Video GUI</w:t>
-      </w:r>
-      <w:bookmarkEnd w:id="31"/>
-    </w:p>
-    <w:p>
-      <w:r>
-        <w:t>Time-Course Viewer показывает активную последовательность и ROI. Начните с исходной интенсивности и нейтрального контраста на типичных кадрах. Video GUI объединяет функциональную или PSC-последовательность с подложкой и атласом. Осознанно задавайте кадр, время, знак, процентный диапазон и непрозрачность.</w:t>
+        <w:t>Использование пошагового процесса</w:t>
+      </w:r>
+    </w:p>
+    <w:p>
+      <w:r>
+        <w:t>Continue automatically between steps включён по умолчанию. Подготовка открывает подтверждение ориентации, затем редактор ориентиров. Save pairs (S) сохраняет для продолжения редактирования; зелёная кнопка Save + continue to fit завершает редактирование и запускает подгонку. Accept + save all outputs преобразует анатомию и экспортирует пакет. Отключите автопереход для отдельных ручных шагов.</w:t>
       </w:r>
     </w:p>
     <w:p>
@@ -7286,7 +7601,10 @@
         <w:ind w:left="317" w:hanging="259"/>
       </w:pPr>
       <w:r>
-        <w:t>1. Откройте Video из нужного результата и выберите типичный кадр.</w:t>
+        <w:t xml:space="preserve">1. </w:t>
+      </w:r>
+      <w:r>
+        <w:t>1 Prepare + start: построить медианную анатомию текущей допплеровской записи с её исходной геометрией. Не использовать фильм процентных изменений для подготовки регистрации.</w:t>
       </w:r>
     </w:p>
     <w:p>
@@ -7295,16 +7613,10 @@
         <w:ind w:left="317" w:hanging="259"/>
       </w:pPr>
       <w:r>
-        <w:t xml:space="preserve">2. Откройте </w:t>
-      </w:r>
-      <w:r>
-        <w:rPr>
-          <w:b/>
-        </w:rPr>
-        <w:t>Underlay</w:t>
-      </w:r>
-      <w:r>
-        <w:t xml:space="preserve"> для загрузки другой подложки или соответствующего пакета атласа.</w:t>
+        <w:t xml:space="preserve">2. </w:t>
+      </w:r>
+      <w:r>
+        <w:t>2 Confirm orientation: сравнить образец и сосудистый атлас; подтвердить AP, DV, ML и стороны. Закрытие оставляет шаг неподтверждённым.</w:t>
       </w:r>
     </w:p>
     <w:p>
@@ -7313,7 +7625,10 @@
         <w:ind w:left="317" w:hanging="259"/>
       </w:pPr>
       <w:r>
-        <w:t>3. Проверьте совмещение и нативные или атласные координаты до установки ROI.</w:t>
+        <w:t xml:space="preserve">3. </w:t>
+      </w:r>
+      <w:r>
+        <w:t>3 Edit landmarks: распределить надёжные соответствия по снятому объёму; завершить или отменить каждую ожидающую пару перед сохранением.</w:t>
       </w:r>
     </w:p>
     <w:p>
@@ -7322,7 +7637,10 @@
         <w:ind w:left="317" w:hanging="259"/>
       </w:pPr>
       <w:r>
-        <w:t>4. Используйте одинаковые параметры отображения для сравнений.</w:t>
+        <w:t xml:space="preserve">4. </w:t>
+      </w:r>
+      <w:r>
+        <w:t>4 Fit registration: аффинная и B-spline-подгонка с отображением этапа и итераций. Значения fUS по умолчанию: сетка B-spline 1,6 мм и вес ориентиров 0,1.</w:t>
       </w:r>
     </w:p>
     <w:p>
@@ -7331,7 +7649,23 @@
         <w:ind w:left="317" w:hanging="259"/>
       </w:pPr>
       <w:r>
-        <w:t>5. Сначала экспортируйте короткую последовательность и проверьте её.</w:t>
+        <w:t xml:space="preserve">5. </w:t>
+      </w:r>
+      <w:r>
+        <w:t>5 Review + accept: сравнить сосуды, границы и покрытие на нескольких корональных, горизонтальных и сагиттальных срезах. Отказ или закрытие не запускают экспорт.</w:t>
+      </w:r>
+    </w:p>
+    <w:p>
+      <w:pPr>
+        <w:pStyle w:val="ListParagraph"/>
+        <w:ind w:left="317" w:hanging="259"/>
+      </w:pPr>
+      <w:r>
+        <w:lastRenderedPageBreak/>
+        <w:t xml:space="preserve">6. </w:t>
+      </w:r>
+      <w:r>
+        <w:t>6 Save all outputs: принятие автоматически сохраняет преобразованную анатомию, нативные метки, доступные сосудистые/гистологические фоны и редактируемые маски. SAVED указывает папку результатов.</w:t>
       </w:r>
     </w:p>
     <w:p>
@@ -7348,9 +7682,428 @@
     </w:p>
     <w:p>
       <w:pPr>
+        <w:pStyle w:val="FigureCaption"/>
+      </w:pPr>
+      <w:r>
+        <w:lastRenderedPageBreak/>
+        <w:t>Пошаговый интерфейс LightSuite</w:t>
+      </w:r>
+      <w:bookmarkStart w:id="32" w:name="b_lightsuite_guided_workspace"/>
+      <w:bookmarkEnd w:id="32"/>
+    </w:p>
+    <w:p>
+      <w:pPr>
+        <w:spacing w:after="100"/>
+        <w:jc w:val="center"/>
+      </w:pPr>
+      <w:r>
+        <w:rPr>
+          <w:noProof/>
+        </w:rPr>
+        <w:drawing>
+          <wp:inline distT="0" distB="0" distL="0" distR="0">
+            <wp:extent cx="8310994" cy="6309359"/>
+            <wp:effectExtent l="0" t="0" r="0" b="0"/>
+            <wp:docPr id="18" name="Picture 18" descr="Пошаговый интерфейс LightSuite"/>
+            <wp:cNvGraphicFramePr>
+              <a:graphicFrameLocks xmlns:a="http://schemas.openxmlformats.org/drawingml/2006/main" noChangeAspect="1"/>
+            </wp:cNvGraphicFramePr>
+            <a:graphic xmlns:a="http://schemas.openxmlformats.org/drawingml/2006/main">
+              <a:graphicData uri="http://schemas.openxmlformats.org/drawingml/2006/picture">
+                <pic:pic xmlns:pic="http://schemas.openxmlformats.org/drawingml/2006/picture">
+                  <pic:nvPicPr>
+                    <pic:cNvPr id="0" name="lightsuite_guided_workspace.png"/>
+                    <pic:cNvPicPr/>
+                  </pic:nvPicPr>
+                  <pic:blipFill>
+                    <a:blip r:embed="rId37"/>
+                    <a:stretch>
+                      <a:fillRect/>
+                    </a:stretch>
+                  </pic:blipFill>
+                  <pic:spPr>
+                    <a:xfrm>
+                      <a:off x="0" y="0"/>
+                      <a:ext cx="8310994" cy="6309359"/>
+                    </a:xfrm>
+                    <a:prstGeom prst="rect">
+                      <a:avLst/>
+                    </a:prstGeom>
+                  </pic:spPr>
+                </pic:pic>
+              </a:graphicData>
+            </a:graphic>
+          </wp:inline>
+        </w:drawing>
+      </w:r>
+    </w:p>
+    <w:p>
+      <w:r>
+        <w:t xml:space="preserve">Реальный пошаговый интерфейс с обезличенными примерными идентификаторами. Цветные нумерованные кнопки </w:t>
+      </w:r>
+      <w:r>
+        <w:t>выполняют анализ, текущий шаг выделен. Зелёные элементы сохраняют, синие Help открывают инструкции. Это пример интерфейса, а не принятая регистрация.</w:t>
+      </w:r>
+    </w:p>
+    <w:p>
+      <w:pPr>
+        <w:sectPr>
+          <w:headerReference w:type="default" r:id="rId38"/>
+          <w:footerReference w:type="default" r:id="rId39"/>
+          <w:pgSz w:w="23810" w:h="16838"/>
+          <w:pgMar w:top="1368" w:right="1008" w:bottom="1008" w:left="1008" w:header="360" w:footer="432" w:gutter="0"/>
+          <w:cols w:space="720"/>
+          <w:docGrid w:linePitch="360"/>
+        </w:sectPr>
+      </w:pPr>
+    </w:p>
+    <w:p>
+      <w:pPr>
+        <w:pStyle w:val="Heading3"/>
+      </w:pPr>
+      <w:r>
+        <w:rPr>
+          <w:b w:val="0"/>
+        </w:rPr>
+        <w:lastRenderedPageBreak/>
+        <w:t>Выбор и редактирование надёжных ориентиров</w:t>
+      </w:r>
+    </w:p>
+    <w:p>
+      <w:r>
+        <w:t>Предпочитайте узнаваемые развилки и соединения сосудов, видимые в образце и сосудистом атласе. Могут помочь чёткие средняя линия, границы желудочков и характерный контур мозга. Сверяйте признаки в нескольких проекциях; распределяйте пары по AP, DV, ML и обоим снятым полушариям. Не навязывайте соответствия вне покрытия.</w:t>
+      </w:r>
+    </w:p>
+    <w:p>
+      <w:r>
+        <w:t>В статье указана медиана 219 пользовательских ориентиров на мышь, а не обязательный порог. Пять некомпланарных пар — лишь численный минимум. Добавляйте уверенные распределённые соответствия поэтапно и проверяйте после подгонки неиспользованные анатомические признаки. Ни число точек, ни малый остаток не доказывают анатомическую точность.</w:t>
+      </w:r>
+    </w:p>
+    <w:p>
+      <w:r>
+        <w:t>В Mark matching points правый щелчок по изображению отменяет последний щелчок. При отмене точки атласа её точка образца остаётся ожидающей для исправления; следующий правый щелчок отменяет её. Delete selected pair удаляет обе точки. Масштабирование и перемещение сохраняют обычное управление мышью.</w:t>
+      </w:r>
+    </w:p>
+    <w:p>
+      <w:r>
+        <w:t>BUSY указывает операцию; READY означает готовность к вводу. UNSAVED CHANGES и PENDING POINT отличаются от SAVED со временем. Важные сообщения Command Window показывают этап жирным, время, животное, скан и путь. Изменение точек не пересчитывает усиление изображения.</w:t>
+      </w:r>
+    </w:p>
+    <w:p>
+      <w:pPr>
+        <w:sectPr>
+          <w:headerReference w:type="default" r:id="rId40"/>
+          <w:footerReference w:type="default" r:id="rId41"/>
+          <w:pgSz w:w="11906" w:h="16838"/>
+          <w:pgMar w:top="1368" w:right="1008" w:bottom="1008" w:left="1008" w:header="360" w:footer="432" w:gutter="0"/>
+          <w:cols w:space="720"/>
+          <w:docGrid w:linePitch="360"/>
+        </w:sectPr>
+      </w:pPr>
+    </w:p>
+    <w:p>
+      <w:pPr>
+        <w:pStyle w:val="FigureCaption"/>
+      </w:pPr>
+      <w:r>
+        <w:lastRenderedPageBreak/>
+        <w:t>Редактор ориентиров с состоянием сохранения и активности</w:t>
+      </w:r>
+      <w:bookmarkStart w:id="33" w:name="b_lightsuite_landmark_editor"/>
+      <w:bookmarkEnd w:id="33"/>
+    </w:p>
+    <w:p>
+      <w:pPr>
+        <w:spacing w:after="100"/>
+        <w:jc w:val="center"/>
+      </w:pPr>
+      <w:r>
+        <w:rPr>
+          <w:noProof/>
+        </w:rPr>
+        <w:drawing>
+          <wp:inline distT="0" distB="0" distL="0" distR="0">
+            <wp:extent cx="8555271" cy="6309359"/>
+            <wp:effectExtent l="0" t="0" r="0" b="0"/>
+            <wp:docPr id="21" name="Picture 21" descr="Редактор ориентиров с состоянием сохранения и активности"/>
+            <wp:cNvGraphicFramePr>
+              <a:graphicFrameLocks xmlns:a="http://schemas.openxmlformats.org/drawingml/2006/main" noChangeAspect="1"/>
+            </wp:cNvGraphicFramePr>
+            <a:graphic xmlns:a="http://schemas.openxmlformats.org/drawingml/2006/main">
+              <a:graphicData uri="http://schemas.openxmlformats.org/drawingml/2006/picture">
+                <pic:pic xmlns:pic="http://schemas.openxmlformats.org/drawingml/2006/picture">
+                  <pic:nvPicPr>
+                    <pic:cNvPr id="0" name="lightsuite_landmark_editor.png"/>
+                    <pic:cNvPicPr/>
+                  </pic:nvPicPr>
+                  <pic:blipFill>
+                    <a:blip r:embed="rId42"/>
+                    <a:stretch>
+                      <a:fillRect/>
+                    </a:stretch>
+                  </pic:blipFill>
+                  <pic:spPr>
+                    <a:xfrm>
+                      <a:off x="0" y="0"/>
+                      <a:ext cx="8555271" cy="6309359"/>
+                    </a:xfrm>
+                    <a:prstGeom prst="rect">
+                      <a:avLst/>
+                    </a:prstGeom>
+                  </pic:spPr>
+                </pic:pic>
+              </a:graphicData>
+            </a:graphic>
+          </wp:inline>
+        </w:drawing>
+      </w:r>
+    </w:p>
+    <w:p>
+      <w:r>
+        <w:t>Реальный редактор пар с записанной допплеровской анатомией и опубликованным сосудистым шаблоном. Идентификаторы обезличены; соответствия и принятие регистрации не подразумеваются. Заголовок, состояние сохранения, строка активности и Save + continue показывают текущую задачу.</w:t>
+      </w:r>
+    </w:p>
+    <w:p>
+      <w:pPr>
+        <w:sectPr>
+          <w:headerReference w:type="default" r:id="rId43"/>
+          <w:footerReference w:type="default" r:id="rId44"/>
+          <w:pgSz w:w="23810" w:h="16838"/>
+          <w:pgMar w:top="1368" w:right="1008" w:bottom="1008" w:left="1008" w:header="360" w:footer="432" w:gutter="0"/>
+          <w:cols w:space="720"/>
+          <w:docGrid w:linePitch="360"/>
+        </w:sectPr>
+      </w:pPr>
+    </w:p>
+    <w:p>
+      <w:pPr>
+        <w:pStyle w:val="Heading3"/>
+      </w:pPr>
+      <w:r>
+        <w:rPr>
+          <w:b w:val="0"/>
+        </w:rPr>
+        <w:lastRenderedPageBreak/>
+        <w:t>Загрузка сохранённых результатов</w:t>
+      </w:r>
+    </w:p>
+    <w:p>
+      <w:r>
+        <w:t xml:space="preserve">В SCM или Video выберите Underlay &gt; LOAD ATLAS &gt; </w:t>
+      </w:r>
+      <w:r>
+        <w:t>LightSuite folder и проект. Normal folder загружает стандартные регистрации; Single file остаётся доступным. Atlas underlay предлагает Vascular, Histology и Regions, если они установлены и экспортированы, сохраняя нативные функциональные данные и анатомический контекст.</w:t>
+      </w:r>
+    </w:p>
+    <w:p>
+      <w:r>
+        <w:t>Храните LightSuite_Native_Regions.mat и LightSuite_Native_Backgrounds.mat вместе. Regions содержит ID, названия и маски полушарий. LightSuite_Native_Mask.mat предоставляет анатомию и редактируемую маску для Mask Editor. anatomy_in_atlas.mat — преобразованная анатомия для QC, не функциональный фильм. Сохраните полную сессию и цепочку преобразований.</w:t>
+      </w:r>
+    </w:p>
+    <w:p>
+      <w:r>
+        <w:t>Старые проекты только с метками однократно создают недостающие фоны по принятой сохранённой подгонке, если проект и зависимости полны, без новой подгонки. Отдельный старый файл областей не восстанавливает изображения. Для гистологии нужен средний шаблон Allen CCF2020; при отсутствии установите с -IncludeHistology и повторите экспорт.</w:t>
+      </w:r>
+    </w:p>
+    <w:p>
+      <w:pPr>
+        <w:pStyle w:val="Heading3"/>
+      </w:pPr>
+      <w:r>
+        <w:rPr>
+          <w:b w:val="0"/>
+        </w:rPr>
+        <w:t>Границы метода и интерпретация</w:t>
+      </w:r>
+    </w:p>
+    <w:p>
+      <w:r>
+        <w:t>Нативные результаты требуют точной исходной сетки. Обрезка, пересэмплирование, переориентация или другой скан требуют подходящей регистрации. Подогнанные проекты доступны только для чтения; Revise fit in new project меняет ориентиры, сохраняя прежнюю подгонку. Численная проверка обратного преобразования не заменяет анатомическую оценку.</w:t>
+      </w:r>
+    </w:p>
+    <w:p>
+      <w:r>
+        <w:t>В препринте анатомию каждой мыши строят из совмещённых повторных сессий до регистрации по атласу. Это рабочее окно готовит медианный шаблон выбранной записи и автоматически не воспроизводит многосессионную схему. Экспрессия и траектории имплантов требуют подходящей гистологии или флуоресценции.</w:t>
+      </w:r>
+    </w:p>
+    <w:p>
+      <w:pPr>
+        <w:pStyle w:val="Heading3"/>
+      </w:pPr>
+      <w:r>
+        <w:rPr>
+          <w:b w:val="0"/>
+        </w:rPr>
+        <w:t>Цитирование и благодарность LightSuite</w:t>
+      </w:r>
+    </w:p>
+    <w:p>
+      <w:r>
+        <w:t xml:space="preserve">Благодарим Dimokratis Karamanlis и всех соавторов LightSuite за исходную систему, методы и ресурсы. Цитируйте их препринт </w:t>
+      </w:r>
+      <w:r>
+        <w:t>вместе с deConfUSIon и соответствующими атласами. Он опубликован 14 октября 2026 года и не проходил рецензирование. Эти снимки интеграции не воспроизводят иллюстрации статьи.</w:t>
+      </w:r>
+    </w:p>
+    <w:p>
+      <w:hyperlink r:id="rId45">
+        <w:r>
+          <w:rPr>
+            <w:color w:val="007C86"/>
+            <w:u w:val="single"/>
+          </w:rPr>
+          <w:t>Karamanlis D, Xie Y, Foucher CG, Alappat M, Masood A, Dimitropoulou I, Pivron LAF, Martínez de Paz JM, Macé E, Gaspari S, El-Boustani S. LightSuite: scalable atlas registration and cell detection across the central nervous system. bioRxiv (2026). doi:10.64898/2026.10.13.757638.</w:t>
+        </w:r>
+      </w:hyperlink>
+    </w:p>
+    <w:p>
+      <w:r>
+        <w:lastRenderedPageBreak/>
+        <w:t>Brunner et al. (2021). Whole-brain functional ultrasound imaging in awake head-fixed mice. Nature Protocols 16, 3547-3571. doi:10.1038/s41596-021-00548-8. LightSuite resources: Zenodo 21338217 (CC BY 4.0).</w:t>
+      </w:r>
+    </w:p>
+    <w:p>
+      <w:hyperlink r:id="rId46">
+        <w:r>
+          <w:rPr>
+            <w:color w:val="007C86"/>
+            <w:u w:val="single"/>
+          </w:rPr>
+          <w:t>LightSuite</w:t>
+        </w:r>
+      </w:hyperlink>
+      <w:r>
+        <w:t xml:space="preserve"> | </w:t>
+      </w:r>
+      <w:hyperlink r:id="rId47">
+        <w:r>
+          <w:rPr>
+            <w:color w:val="007C86"/>
+            <w:u w:val="single"/>
+          </w:rPr>
+          <w:t>LightSuite fUS</w:t>
+        </w:r>
+      </w:hyperlink>
+    </w:p>
+    <w:p>
+      <w:pPr>
+        <w:pStyle w:val="Heading1"/>
+        <w:pageBreakBefore/>
+      </w:pPr>
+      <w:bookmarkStart w:id="34" w:name="_Toc243479400"/>
+      <w:r>
+        <w:rPr>
+          <w:b w:val="0"/>
+        </w:rPr>
+        <w:lastRenderedPageBreak/>
+        <w:t>15 Просмотр последовательностей и 3D-модели</w:t>
+      </w:r>
+      <w:bookmarkEnd w:id="34"/>
+    </w:p>
+    <w:p>
+      <w:pPr>
         <w:pStyle w:val="Heading2"/>
       </w:pPr>
-      <w:bookmarkStart w:id="32" w:name="_Toc242991944"/>
+      <w:bookmarkStart w:id="35" w:name="_Toc243479401"/>
+      <w:r>
+        <w:rPr>
+          <w:b w:val="0"/>
+        </w:rPr>
+        <w:t>Time-Course Viewer и Video GUI</w:t>
+      </w:r>
+      <w:bookmarkEnd w:id="35"/>
+    </w:p>
+    <w:p>
+      <w:r>
+        <w:t>Time-Course Viewer показывает активную последовательность и ROI. Начните с исходной интенсивности и нейтрального контраста на типичных кадрах. Video GUI объединяет функциональную или PSC-последовательность с подложкой и атласом. Осознанно задавайте кадр, время, знак, процентный диапазон и непрозрачность.</w:t>
+      </w:r>
+    </w:p>
+    <w:p>
+      <w:pPr>
+        <w:pStyle w:val="ListParagraph"/>
+        <w:ind w:left="317" w:hanging="259"/>
+      </w:pPr>
+      <w:r>
+        <w:t xml:space="preserve">1. </w:t>
+      </w:r>
+      <w:r>
+        <w:t>Откройте Video из нужного результата и выберите типичный кадр.</w:t>
+      </w:r>
+    </w:p>
+    <w:p>
+      <w:pPr>
+        <w:pStyle w:val="ListParagraph"/>
+        <w:ind w:left="317" w:hanging="259"/>
+      </w:pPr>
+      <w:r>
+        <w:t xml:space="preserve">2. </w:t>
+      </w:r>
+      <w:r>
+        <w:t xml:space="preserve">Откройте </w:t>
+      </w:r>
+      <w:r>
+        <w:rPr>
+          <w:b/>
+        </w:rPr>
+        <w:t>Underlay</w:t>
+      </w:r>
+      <w:r>
+        <w:t xml:space="preserve"> для загрузки другой подложки или соответствующего пакета атласа.</w:t>
+      </w:r>
+    </w:p>
+    <w:p>
+      <w:pPr>
+        <w:pStyle w:val="ListParagraph"/>
+        <w:ind w:left="317" w:hanging="259"/>
+      </w:pPr>
+      <w:r>
+        <w:t xml:space="preserve">3. </w:t>
+      </w:r>
+      <w:r>
+        <w:t>Проверьте совмещение и нативные или атласные координаты до установки ROI.</w:t>
+      </w:r>
+    </w:p>
+    <w:p>
+      <w:pPr>
+        <w:pStyle w:val="ListParagraph"/>
+        <w:ind w:left="317" w:hanging="259"/>
+      </w:pPr>
+      <w:r>
+        <w:t xml:space="preserve">4. </w:t>
+      </w:r>
+      <w:r>
+        <w:t>Используйте одинаковые параметры отображения для сравнений.</w:t>
+      </w:r>
+    </w:p>
+    <w:p>
+      <w:pPr>
+        <w:pStyle w:val="ListParagraph"/>
+        <w:ind w:left="317" w:hanging="259"/>
+      </w:pPr>
+      <w:r>
+        <w:t xml:space="preserve">5. </w:t>
+      </w:r>
+      <w:r>
+        <w:t>Сначала экспортируйте короткую последовательность и проверьте её.</w:t>
+      </w:r>
+    </w:p>
+    <w:p>
+      <w:pPr>
+        <w:sectPr>
+          <w:headerReference w:type="default" r:id="rId48"/>
+          <w:footerReference w:type="default" r:id="rId49"/>
+          <w:pgSz w:w="11906" w:h="16838"/>
+          <w:pgMar w:top="1368" w:right="1008" w:bottom="1008" w:left="1008" w:header="360" w:footer="432" w:gutter="0"/>
+          <w:cols w:space="720"/>
+          <w:docGrid w:linePitch="360"/>
+        </w:sectPr>
+      </w:pPr>
+    </w:p>
+    <w:p>
+      <w:pPr>
+        <w:pStyle w:val="Heading2"/>
+      </w:pPr>
+      <w:bookmarkStart w:id="36" w:name="_Toc243479402"/>
       <w:r>
         <w:rPr>
           <w:b w:val="0"/>
@@ -7358,14 +8111,14 @@
         <w:lastRenderedPageBreak/>
         <w:t>Объёмное отображение</w:t>
       </w:r>
-      <w:bookmarkEnd w:id="32"/>
+      <w:bookmarkEnd w:id="36"/>
     </w:p>
     <w:p>
       <w:pPr>
         <w:pStyle w:val="FigureCaption"/>
       </w:pPr>
       <w:r>
-        <w:t>Рисунок 7. Виды полного референсного атласа</w:t>
+        <w:t>Рисунок 9. Виды полного референсного атласа</w:t>
       </w:r>
     </w:p>
     <w:p>
@@ -7381,7 +8134,7 @@
           <wp:inline distT="0" distB="0" distL="0" distR="0">
             <wp:extent cx="13258800" cy="4433411"/>
             <wp:effectExtent l="0" t="0" r="0" b="0"/>
-            <wp:docPr id="18" name="Picture 18" descr="Виды полного референсного атласа"/>
+            <wp:docPr id="24" name="Picture 24" descr="Виды полного референсного атласа"/>
             <wp:cNvGraphicFramePr>
               <a:graphicFrameLocks xmlns:a="http://schemas.openxmlformats.org/drawingml/2006/main" noChangeAspect="1"/>
             </wp:cNvGraphicFramePr>
@@ -7393,7 +8146,7 @@
                     <pic:cNvPicPr/>
                   </pic:nvPicPr>
                   <pic:blipFill>
-                    <a:blip r:embed="rId37"/>
+                    <a:blip r:embed="rId50"/>
                     <a:stretch>
                       <a:fillRect/>
                     </a:stretch>
@@ -7417,8 +8170,8 @@
     <w:p>
       <w:pPr>
         <w:sectPr>
-          <w:headerReference w:type="default" r:id="rId38"/>
-          <w:footerReference w:type="default" r:id="rId39"/>
+          <w:headerReference w:type="default" r:id="rId51"/>
+          <w:footerReference w:type="default" r:id="rId52"/>
           <w:pgSz w:w="23810" w:h="16838"/>
           <w:pgMar w:top="1368" w:right="1008" w:bottom="1008" w:left="1008" w:header="360" w:footer="432" w:gutter="0"/>
           <w:cols w:space="720"/>
@@ -7440,8 +8193,8 @@
     <w:p>
       <w:pPr>
         <w:sectPr>
-          <w:headerReference w:type="default" r:id="rId40"/>
-          <w:footerReference w:type="default" r:id="rId41"/>
+          <w:headerReference w:type="default" r:id="rId53"/>
+          <w:footerReference w:type="default" r:id="rId54"/>
           <w:pgSz w:w="11906" w:h="16838"/>
           <w:pgMar w:top="1368" w:right="1008" w:bottom="1008" w:left="1008" w:header="360" w:footer="432" w:gutter="0"/>
           <w:cols w:space="720"/>
@@ -7453,7 +8206,7 @@
       <w:pPr>
         <w:pStyle w:val="Heading1"/>
       </w:pPr>
-      <w:bookmarkStart w:id="33" w:name="_Toc242991945"/>
+      <w:bookmarkStart w:id="37" w:name="_Toc243479403"/>
       <w:r>
         <w:rPr>
           <w:b w:val="0"/>
@@ -7461,14 +8214,14 @@
         <w:lastRenderedPageBreak/>
         <w:t>16 Вычисление функциональной связности</w:t>
       </w:r>
-      <w:bookmarkEnd w:id="33"/>
+      <w:bookmarkEnd w:id="37"/>
     </w:p>
     <w:p>
       <w:pPr>
         <w:pStyle w:val="FigureCaption"/>
       </w:pPr>
       <w:r>
-        <w:t>Рисунок 8. Region connectivity matrix</w:t>
+        <w:t>Рисунок 10. Region connectivity matrix</w:t>
       </w:r>
     </w:p>
     <w:p>
@@ -7484,7 +8237,7 @@
           <wp:inline distT="0" distB="0" distL="0" distR="0">
             <wp:extent cx="9464040" cy="6309360"/>
             <wp:effectExtent l="0" t="0" r="0" b="0"/>
-            <wp:docPr id="21" name="Picture 21" descr="Region connectivity matrix"/>
+            <wp:docPr id="27" name="Picture 27" descr="Region connectivity matrix"/>
             <wp:cNvGraphicFramePr>
               <a:graphicFrameLocks xmlns:a="http://schemas.openxmlformats.org/drawingml/2006/main" noChangeAspect="1"/>
             </wp:cNvGraphicFramePr>
@@ -7496,7 +8249,7 @@
                     <pic:cNvPicPr/>
                   </pic:nvPicPr>
                   <pic:blipFill>
-                    <a:blip r:embed="rId42"/>
+                    <a:blip r:embed="rId55"/>
                     <a:stretch>
                       <a:fillRect/>
                     </a:stretch>
@@ -7520,8 +8273,8 @@
     <w:p>
       <w:pPr>
         <w:sectPr>
-          <w:headerReference w:type="default" r:id="rId43"/>
-          <w:footerReference w:type="default" r:id="rId44"/>
+          <w:headerReference w:type="default" r:id="rId56"/>
+          <w:footerReference w:type="default" r:id="rId57"/>
           <w:pgSz w:w="23810" w:h="16838"/>
           <w:pgMar w:top="1368" w:right="1008" w:bottom="1008" w:left="1008" w:header="360" w:footer="432" w:gutter="0"/>
           <w:cols w:space="720"/>
@@ -7536,7 +8289,10 @@
       </w:pPr>
       <w:r>
         <w:lastRenderedPageBreak/>
-        <w:t xml:space="preserve">1. Откройте </w:t>
+        <w:t xml:space="preserve">1. </w:t>
+      </w:r>
+      <w:r>
+        <w:t xml:space="preserve">Откройте </w:t>
       </w:r>
       <w:r>
         <w:rPr>
@@ -7554,7 +8310,13 @@
         <w:ind w:left="317" w:hanging="259"/>
       </w:pPr>
       <w:r>
-        <w:t>2. Загрузите соответствующие целочисленные области атласа или сегментацию. Одна цветная гистология не задаёт принадлежность ROI.</w:t>
+        <w:t xml:space="preserve">2. </w:t>
+      </w:r>
+      <w:r>
+        <w:t xml:space="preserve">Загрузите соответствующие целочисленные области атласа или </w:t>
+      </w:r>
+      <w:r>
+        <w:t>сегментацию. Одна цветная гистология не задаёт принадлежность ROI.</w:t>
       </w:r>
     </w:p>
     <w:p>
@@ -7563,7 +8325,10 @@
         <w:ind w:left="317" w:hanging="259"/>
       </w:pPr>
       <w:r>
-        <w:t>3. Проверьте совмещение меток, полученное покрытие и число вокселей.</w:t>
+        <w:t xml:space="preserve">3. </w:t>
+      </w:r>
+      <w:r>
+        <w:t>Проверьте совмещение меток, полученное покрытие и число вокселей.</w:t>
       </w:r>
     </w:p>
     <w:p>
@@ -7572,7 +8337,10 @@
         <w:ind w:left="317" w:hanging="259"/>
       </w:pPr>
       <w:r>
-        <w:t xml:space="preserve">4. Выберите объединённые </w:t>
+        <w:t xml:space="preserve">4. </w:t>
+      </w:r>
+      <w:r>
+        <w:t xml:space="preserve">Выберите объединённые </w:t>
       </w:r>
       <w:r>
         <w:rPr>
@@ -7590,7 +8358,10 @@
         <w:ind w:left="317" w:hanging="259"/>
       </w:pPr>
       <w:r>
-        <w:t>5. Выберите запись, период и локальный интервал. Проверьте TR и пригодную длительность.</w:t>
+        <w:t xml:space="preserve">5. </w:t>
+      </w:r>
+      <w:r>
+        <w:t>Выберите запись, период и локальный интервал. Проверьте TR и пригодную длительность.</w:t>
       </w:r>
     </w:p>
     <w:p>
@@ -7599,7 +8370,10 @@
         <w:ind w:left="317" w:hanging="259"/>
       </w:pPr>
       <w:r>
-        <w:t xml:space="preserve">6. Нажмите </w:t>
+        <w:t xml:space="preserve">6. </w:t>
+      </w:r>
+      <w:r>
+        <w:t xml:space="preserve">Нажмите </w:t>
       </w:r>
       <w:r>
         <w:rPr>
@@ -7617,7 +8391,13 @@
         <w:ind w:left="317" w:hanging="259"/>
       </w:pPr>
       <w:r>
-        <w:t>7. Проверьте кривые, матрицу, пропуски и граф перед экспортом.</w:t>
+        <w:t xml:space="preserve">7. </w:t>
+      </w:r>
+      <w:r>
+        <w:t xml:space="preserve">Проверьте </w:t>
+      </w:r>
+      <w:r>
+        <w:t>кривые, матрицу, пропуски и граф перед экспортом.</w:t>
       </w:r>
     </w:p>
     <w:p>
@@ -7635,7 +8415,7 @@
         <w:pStyle w:val="Heading1"/>
         <w:pageBreakBefore/>
       </w:pPr>
-      <w:bookmarkStart w:id="34" w:name="_Toc242991946"/>
+      <w:bookmarkStart w:id="38" w:name="_Toc243479404"/>
       <w:r>
         <w:rPr>
           <w:b w:val="0"/>
@@ -7643,7 +8423,7 @@
         <w:lastRenderedPageBreak/>
         <w:t>17 Импорт ROI в Group Analysis</w:t>
       </w:r>
-      <w:bookmarkEnd w:id="34"/>
+      <w:bookmarkEnd w:id="38"/>
     </w:p>
     <w:p>
       <w:pPr>
@@ -7651,7 +8431,10 @@
         <w:ind w:left="317" w:hanging="259"/>
       </w:pPr>
       <w:r>
-        <w:t xml:space="preserve">1. Откройте </w:t>
+        <w:t xml:space="preserve">1. </w:t>
+      </w:r>
+      <w:r>
+        <w:t xml:space="preserve">Откройте </w:t>
       </w:r>
       <w:r>
         <w:rPr>
@@ -7669,7 +8452,10 @@
         <w:ind w:left="317" w:hanging="259"/>
       </w:pPr>
       <w:r>
-        <w:t xml:space="preserve">2. Нажмите </w:t>
+        <w:t xml:space="preserve">2. </w:t>
+      </w:r>
+      <w:r>
+        <w:t xml:space="preserve">Нажмите </w:t>
       </w:r>
       <w:r>
         <w:rPr>
@@ -7687,7 +8473,10 @@
         <w:ind w:left="317" w:hanging="259"/>
       </w:pPr>
       <w:r>
-        <w:t>3. Сверьте животное, группу, условие, роль и PairID с экспериментом. Устраните неназначенные строки.</w:t>
+        <w:t xml:space="preserve">3. </w:t>
+      </w:r>
+      <w:r>
+        <w:t>Сверьте животное, группу, условие, роль и PairID с экспериментом. Устраните неназначенные строки.</w:t>
       </w:r>
     </w:p>
     <w:p>
@@ -7696,7 +8485,10 @@
         <w:ind w:left="317" w:hanging="259"/>
       </w:pPr>
       <w:r>
-        <w:t>4. Выберите метрику и интервал, проверьте кривые.</w:t>
+        <w:t xml:space="preserve">4. </w:t>
+      </w:r>
+      <w:r>
+        <w:t>Выберите метрику и интервал, проверьте кривые.</w:t>
       </w:r>
     </w:p>
     <w:p>
@@ -7705,7 +8497,10 @@
         <w:ind w:left="317" w:hanging="259"/>
       </w:pPr>
       <w:r>
-        <w:t xml:space="preserve">5. Перейдите к </w:t>
+        <w:t xml:space="preserve">5. </w:t>
+      </w:r>
+      <w:r>
+        <w:t xml:space="preserve">Перейдите к </w:t>
       </w:r>
       <w:r>
         <w:rPr>
@@ -7723,25 +8518,31 @@
         <w:ind w:left="317" w:hanging="259"/>
       </w:pPr>
       <w:r>
-        <w:t>6. Проверьте числа, исключения и множественные сравнения; экспортируйте таблицы и рисунки с параметрами.</w:t>
+        <w:t xml:space="preserve">6. </w:t>
+      </w:r>
+      <w:r>
+        <w:t>Проверьте числа, исключения и множественные сравнения; экспортируйте таблицы и рисунки с параметрами.</w:t>
       </w:r>
     </w:p>
     <w:p>
       <w:pPr>
         <w:pStyle w:val="Heading2"/>
       </w:pPr>
-      <w:bookmarkStart w:id="35" w:name="_Toc242991947"/>
+      <w:bookmarkStart w:id="39" w:name="_Toc243479405"/>
       <w:r>
         <w:rPr>
           <w:b w:val="0"/>
         </w:rPr>
         <w:t>Выбор метрики и биологической единицы</w:t>
       </w:r>
-      <w:bookmarkEnd w:id="35"/>
-    </w:p>
-    <w:p>
-      <w:r>
-        <w:t>Среднее фиксированного интервала описывает заранее заданный период. Максимальное плато ищет наибольшее среднее полных окон и является поисковым, если не задано независимо заранее. Сохраняйте одинаковые ширину и длительность поиска.</w:t>
+      <w:bookmarkEnd w:id="39"/>
+    </w:p>
+    <w:p>
+      <w:r>
+        <w:t xml:space="preserve">Среднее фиксированного интервала описывает заранее заданный </w:t>
+      </w:r>
+      <w:r>
+        <w:t>период. Максимальное плато ищет наибольшее среднее полных окон и является поисковым, если не задано независимо заранее. Сохраняйте одинаковые ширину и длительность поиска.</w:t>
       </w:r>
     </w:p>
     <w:p>
@@ -7763,7 +8564,7 @@
         <w:pStyle w:val="Heading1"/>
         <w:pageBreakBefore/>
       </w:pPr>
-      <w:bookmarkStart w:id="36" w:name="_Toc242991948"/>
+      <w:bookmarkStart w:id="40" w:name="_Toc243479406"/>
       <w:r>
         <w:rPr>
           <w:b w:val="0"/>
@@ -7771,7 +8572,7 @@
         <w:lastRenderedPageBreak/>
         <w:t>18 Standardized Analysis</w:t>
       </w:r>
-      <w:bookmarkEnd w:id="36"/>
+      <w:bookmarkEnd w:id="40"/>
     </w:p>
     <w:p>
       <w:pPr>
@@ -7779,7 +8580,10 @@
         <w:ind w:left="317" w:hanging="259"/>
       </w:pPr>
       <w:r>
-        <w:t xml:space="preserve">1. Откройте </w:t>
+        <w:t xml:space="preserve">1. </w:t>
+      </w:r>
+      <w:r>
+        <w:t xml:space="preserve">Откройте </w:t>
       </w:r>
       <w:r>
         <w:rPr>
@@ -7797,7 +8601,10 @@
         <w:ind w:left="317" w:hanging="259"/>
       </w:pPr>
       <w:r>
-        <w:t>2. Проверьте отмеченные этапы, порядок и параметры. Нажмите строку для редактирования, флажок Run — для включения.</w:t>
+        <w:t xml:space="preserve">2. </w:t>
+      </w:r>
+      <w:r>
+        <w:t>Проверьте отмеченные этапы, порядок и параметры. Нажмите строку для редактирования, флажок Run — для включения.</w:t>
       </w:r>
     </w:p>
     <w:p>
@@ -7806,7 +8613,10 @@
         <w:ind w:left="317" w:hanging="259"/>
       </w:pPr>
       <w:r>
-        <w:t>3. Настройте окна, сокращение и частоты для реальной записи.</w:t>
+        <w:t xml:space="preserve">3. </w:t>
+      </w:r>
+      <w:r>
+        <w:t>Настройте окна, сокращение и частоты для реальной записи.</w:t>
       </w:r>
     </w:p>
     <w:p>
@@ -7815,7 +8625,10 @@
         <w:ind w:left="317" w:hanging="259"/>
       </w:pPr>
       <w:r>
-        <w:t>4. Запустите и завершите интерактивные проверки. Некоторые этапы ждут закрытия просмотра.</w:t>
+        <w:t xml:space="preserve">4. </w:t>
+      </w:r>
+      <w:r>
+        <w:t>Запустите и завершите интерактивные проверки. Некоторые этапы ждут закрытия просмотра.</w:t>
       </w:r>
     </w:p>
     <w:p>
@@ -7824,7 +8637,10 @@
         <w:ind w:left="317" w:hanging="259"/>
       </w:pPr>
       <w:r>
-        <w:t>5. Проверьте финальные QC и результаты, сохраните реальные настройки до обработки других животных.</w:t>
+        <w:t xml:space="preserve">5. </w:t>
+      </w:r>
+      <w:r>
+        <w:t>Проверьте финальные QC и результаты, сохраните реальные настройки до обработки других животных.</w:t>
       </w:r>
     </w:p>
     <w:p>
@@ -7842,7 +8658,7 @@
         <w:pStyle w:val="Heading1"/>
         <w:pageBreakBefore/>
       </w:pPr>
-      <w:bookmarkStart w:id="37" w:name="_Toc242991949"/>
+      <w:bookmarkStart w:id="41" w:name="_Toc243479407"/>
       <w:r>
         <w:rPr>
           <w:b w:val="0"/>
@@ -7850,7 +8666,7 @@
         <w:lastRenderedPageBreak/>
         <w:t>19 Сохранение, экспорт и воспроизводимость</w:t>
       </w:r>
-      <w:bookmarkEnd w:id="37"/>
+      <w:bookmarkEnd w:id="41"/>
     </w:p>
     <w:p>
       <w:r>
@@ -7866,14 +8682,14 @@
       <w:pPr>
         <w:pStyle w:val="Heading2"/>
       </w:pPr>
-      <w:bookmarkStart w:id="38" w:name="_Toc242991950"/>
+      <w:bookmarkStart w:id="42" w:name="_Toc243479408"/>
       <w:r>
         <w:rPr>
           <w:b w:val="0"/>
         </w:rPr>
         <w:t>Итоговая проверка</w:t>
       </w:r>
-      <w:bookmarkEnd w:id="38"/>
+      <w:bookmarkEnd w:id="42"/>
     </w:p>
     <w:p>
       <w:pPr>
@@ -7881,7 +8697,10 @@
         <w:ind w:left="317" w:hanging="259"/>
       </w:pPr>
       <w:r>
-        <w:t>1. Активный набор и происхождение правильны.</w:t>
+        <w:t xml:space="preserve">1. </w:t>
+      </w:r>
+      <w:r>
+        <w:t>Активный набор и происхождение правильны.</w:t>
       </w:r>
     </w:p>
     <w:p>
@@ -7890,7 +8709,10 @@
         <w:ind w:left="317" w:hanging="259"/>
       </w:pPr>
       <w:r>
-        <w:t>2. Время, TR, окна и геометрия документированы.</w:t>
+        <w:t xml:space="preserve">2. </w:t>
+      </w:r>
+      <w:r>
+        <w:t>Время, TR, окна и геометрия документированы.</w:t>
       </w:r>
     </w:p>
     <w:p>
@@ -7899,7 +8721,10 @@
         <w:ind w:left="317" w:hanging="259"/>
       </w:pPr>
       <w:r>
-        <w:t>3. QC, компоненты и фильтры обоснованы.</w:t>
+        <w:t xml:space="preserve">3. </w:t>
+      </w:r>
+      <w:r>
+        <w:t>QC, компоненты и фильтры обоснованы.</w:t>
       </w:r>
     </w:p>
     <w:p>
@@ -7908,7 +8733,10 @@
         <w:ind w:left="317" w:hanging="259"/>
       </w:pPr>
       <w:r>
-        <w:t>4. База, маска, регистрация и ROI соответствуют показателю.</w:t>
+        <w:t xml:space="preserve">4. </w:t>
+      </w:r>
+      <w:r>
+        <w:t>База, маска, регистрация и ROI соответствуют показателю.</w:t>
       </w:r>
     </w:p>
     <w:p>
@@ -7917,7 +8745,10 @@
         <w:ind w:left="317" w:hanging="259"/>
       </w:pPr>
       <w:r>
-        <w:t>5. Независимые животные, пары и тест соответствуют дизайну.</w:t>
+        <w:t xml:space="preserve">5. </w:t>
+      </w:r>
+      <w:r>
+        <w:t>Независимые животные, пары и тест соответствуют дизайну.</w:t>
       </w:r>
     </w:p>
     <w:p>
@@ -7926,7 +8757,10 @@
         <w:ind w:left="317" w:hanging="259"/>
       </w:pPr>
       <w:r>
-        <w:t>6. Другой пользователь может открыть файлы, заметки и дополнения.</w:t>
+        <w:t xml:space="preserve">6. </w:t>
+      </w:r>
+      <w:r>
+        <w:t>Другой пользователь может открыть файлы, заметки и дополнения.</w:t>
       </w:r>
     </w:p>
     <w:p>
@@ -7934,7 +8768,7 @@
         <w:pStyle w:val="Heading1"/>
         <w:pageBreakBefore/>
       </w:pPr>
-      <w:bookmarkStart w:id="39" w:name="_Toc242991951"/>
+      <w:bookmarkStart w:id="43" w:name="_Toc243479409"/>
       <w:r>
         <w:rPr>
           <w:b w:val="0"/>
@@ -7942,7 +8776,7 @@
         <w:lastRenderedPageBreak/>
         <w:t>20 Типичные неполадки</w:t>
       </w:r>
-      <w:bookmarkEnd w:id="39"/>
+      <w:bookmarkEnd w:id="43"/>
     </w:p>
     <w:p>
       <w:pPr>
@@ -8567,7 +9401,10 @@
               <w:jc w:val="left"/>
             </w:pPr>
             <w:r>
-              <w:t>Работа будто приостановлена</w:t>
+              <w:t xml:space="preserve">Работа будто </w:t>
+            </w:r>
+            <w:r>
+              <w:t>приостановлена</w:t>
             </w:r>
           </w:p>
         </w:tc>
@@ -8608,7 +9445,10 @@
     </w:p>
     <w:p>
       <w:r>
-        <w:t>Сообщая о проблеме, укажите активный скрипт, исходный файл, размерности, TR, точное действие и полный отчёт MATLAB. Снимок полезен вместе с этими сведениями. Воспроизведите на сохранённом оригинале до смены многих настроек.</w:t>
+        <w:t xml:space="preserve">Сообщая о проблеме, укажите активный скрипт, исходный файл, размерности, TR, точное действие и полный отчёт MATLAB. Снимок полезен вместе с этими сведениями. </w:t>
+      </w:r>
+      <w:r>
+        <w:t>Воспроизведите на сохранённом оригинале до смены многих настроек.</w:t>
       </w:r>
     </w:p>
     <w:p>
@@ -8616,7 +9456,7 @@
         <w:pStyle w:val="Heading1"/>
         <w:pageBreakBefore/>
       </w:pPr>
-      <w:bookmarkStart w:id="40" w:name="_Toc242991952"/>
+      <w:bookmarkStart w:id="44" w:name="_Toc243479410"/>
       <w:r>
         <w:rPr>
           <w:b w:val="0"/>
@@ -8624,7 +9464,7 @@
         <w:lastRenderedPageBreak/>
         <w:t>21 Основные термины и литература</w:t>
       </w:r>
-      <w:bookmarkEnd w:id="40"/>
+      <w:bookmarkEnd w:id="44"/>
     </w:p>
     <w:p>
       <w:pPr>
@@ -9081,7 +9921,10 @@
               <w:jc w:val="left"/>
             </w:pPr>
             <w:r>
-              <w:t>Область интереса с заданной пространственной принадлежностью</w:t>
+              <w:t xml:space="preserve">Область интереса с заданной пространственной </w:t>
+            </w:r>
+            <w:r>
+              <w:t>принадлежностью</w:t>
             </w:r>
           </w:p>
         </w:tc>
@@ -9329,7 +10172,10 @@
               <w:jc w:val="left"/>
             </w:pPr>
             <w:r>
-              <w:t>Стандартная ошибка среднего по независимым включённым наблюдениям</w:t>
+              <w:t xml:space="preserve">Стандартная ошибка среднего по независимым включённым </w:t>
+            </w:r>
+            <w:r>
+              <w:t>наблюдениям</w:t>
             </w:r>
           </w:p>
         </w:tc>
@@ -9429,14 +10275,14 @@
       <w:pPr>
         <w:pStyle w:val="Heading2"/>
       </w:pPr>
-      <w:bookmarkStart w:id="41" w:name="_Toc242991953"/>
+      <w:bookmarkStart w:id="45" w:name="_Toc243479411"/>
       <w:r>
         <w:rPr>
           <w:b w:val="0"/>
         </w:rPr>
         <w:t>Благодарности</w:t>
       </w:r>
-      <w:bookmarkEnd w:id="41"/>
+      <w:bookmarkEnd w:id="45"/>
     </w:p>
     <w:p>
       <w:r>
@@ -9448,7 +10294,7 @@
         <w:pStyle w:val="Heading1"/>
         <w:pageBreakBefore/>
       </w:pPr>
-      <w:bookmarkStart w:id="42" w:name="_Toc242991954"/>
+      <w:bookmarkStart w:id="46" w:name="_Toc243479412"/>
       <w:r>
         <w:rPr>
           <w:b w:val="0"/>
@@ -9456,11 +10302,24 @@
         <w:lastRenderedPageBreak/>
         <w:t>Благодарности и ответственность</w:t>
       </w:r>
-      <w:bookmarkEnd w:id="42"/>
-    </w:p>
-    <w:p>
-      <w:r>
-        <w:t>ConfUSIus предлагает дополнительный подход к анализу fUSI на Python. deConfUSIon делает акцент на связанном рабочем процессе MATLAB GUI для исследователей, которые не пишут код. Выражаем благодарность разработчиков ConfUSIus Samuel Le Meur-Diebolt и Felipe Cybis Pereira, а также José María Martínez de Paz из лаборатории Émilie Macé за обсуждения. Проекты разрабатываются независимо.</w:t>
+      <w:bookmarkEnd w:id="46"/>
+    </w:p>
+    <w:p>
+      <w:r>
+        <w:t>Благодарим Dimokratis Karamanlis и всех соавторов LightSuite за исходную систему, методы и ресурсы. Цитируйте их препринт вместе с deConfUSIon и соответствующими атласами. Он опубликован 14 октября 2026 года и не проходил рецензирование. Эти снимки интеграции не воспроизводят иллюстрации статьи.</w:t>
+      </w:r>
+    </w:p>
+    <w:p>
+      <w:r>
+        <w:t>Karamanlis D, Xie Y, Foucher CG, Alappat M, Masood A, Dimitropoulou I, Pivron LAF, Martínez de Paz JM, Macé E, Gaspari S, El-Boustani S. LightSuite: scalable atlas registration and cell detection across the central nervous system. bioRxiv (2026). doi:10.64898/2026.10.13.757638. https://doi.org/10.64898/2026.10.13.757638</w:t>
+      </w:r>
+    </w:p>
+    <w:p>
+      <w:r>
+        <w:t xml:space="preserve">ConfUSIus provides a </w:t>
+      </w:r>
+      <w:r>
+        <w:t>complementary Python-based approach to fUSI analysis. deConfUSIon emphasizes a connected MATLAB GUI workflow for researchers who do not write code. Thanks are due to ConfUSIus developers Samuel Le Meur-Diebolt and Felipe Cybis Pereira, and José María Martínez de Paz from Émilie Macé’s laboratory, for discussions. The projects are independently developed.</w:t>
       </w:r>
     </w:p>
     <w:p>
@@ -9469,8 +10328,8 @@
       </w:r>
     </w:p>
     <w:sectPr>
-      <w:headerReference w:type="default" r:id="rId45"/>
-      <w:footerReference w:type="default" r:id="rId46"/>
+      <w:headerReference w:type="default" r:id="rId58"/>
+      <w:footerReference w:type="default" r:id="rId59"/>
       <w:pgSz w:w="11906" w:h="16838"/>
       <w:pgMar w:top="1368" w:right="1008" w:bottom="1008" w:left="1008" w:header="360" w:footer="432" w:gutter="0"/>
       <w:cols w:space="720"/>
@@ -9515,7 +10374,7 @@
       <w:rPr>
         <w:sz w:val="16"/>
       </w:rPr>
-      <w:t xml:space="preserve">Руководство | 15 October 2026 | </w:t>
+      <w:t xml:space="preserve">Руководство | 21 октября 2026 г. | </w:t>
     </w:r>
     <w:r>
       <w:fldChar w:fldCharType="begin"/>
@@ -9549,7 +10408,7 @@
       <w:rPr>
         <w:sz w:val="16"/>
       </w:rPr>
-      <w:t xml:space="preserve">Руководство | 15 October 2026 | </w:t>
+      <w:t xml:space="preserve">Руководство | 21 октября 2026 г. | </w:t>
     </w:r>
     <w:r>
       <w:fldChar w:fldCharType="begin"/>
@@ -9583,7 +10442,7 @@
       <w:rPr>
         <w:sz w:val="16"/>
       </w:rPr>
-      <w:t xml:space="preserve">Руководство | 15 October 2026 | </w:t>
+      <w:t xml:space="preserve">Руководство | 21 октября 2026 г. | </w:t>
     </w:r>
     <w:r>
       <w:fldChar w:fldCharType="begin"/>
@@ -9617,7 +10476,7 @@
       <w:rPr>
         <w:sz w:val="16"/>
       </w:rPr>
-      <w:t xml:space="preserve">Руководство | 15 October 2026 | </w:t>
+      <w:t xml:space="preserve">Руководство | 21 октября 2026 г. | </w:t>
     </w:r>
     <w:r>
       <w:fldChar w:fldCharType="begin"/>
@@ -9651,7 +10510,7 @@
       <w:rPr>
         <w:sz w:val="16"/>
       </w:rPr>
-      <w:t xml:space="preserve">Руководство | 15 October 2026 | </w:t>
+      <w:t xml:space="preserve">Руководство | 21 октября 2026 г. | </w:t>
     </w:r>
     <w:r>
       <w:fldChar w:fldCharType="begin"/>
@@ -9685,7 +10544,7 @@
       <w:rPr>
         <w:sz w:val="16"/>
       </w:rPr>
-      <w:t xml:space="preserve">Руководство | 15 October 2026 | </w:t>
+      <w:t xml:space="preserve">Руководство | 21 октября 2026 г. | </w:t>
     </w:r>
     <w:r>
       <w:fldChar w:fldCharType="begin"/>
@@ -9719,7 +10578,7 @@
       <w:rPr>
         <w:sz w:val="16"/>
       </w:rPr>
-      <w:t xml:space="preserve">Руководство | 15 October 2026 | </w:t>
+      <w:t xml:space="preserve">Руководство | 21 октября 2026 г. | </w:t>
     </w:r>
     <w:r>
       <w:fldChar w:fldCharType="begin"/>
@@ -9735,6 +10594,142 @@
         <w:noProof/>
       </w:rPr>
       <w:t>31</w:t>
+    </w:r>
+    <w:r>
+      <w:fldChar w:fldCharType="end"/>
+    </w:r>
+  </w:p>
+</w:ftr>
+</file>
+
+<file path=word/footer16.xml><?xml version="1.0" encoding="utf-8"?>
+<w:ftr xmlns:wpc="http://schemas.microsoft.com/office/word/2010/wordprocessingCanvas" xmlns:cx="http://schemas.microsoft.com/office/drawing/2014/chartex" xmlns:cx1="http://schemas.microsoft.com/office/drawing/2015/9/8/chartex" xmlns:cx2="http://schemas.microsoft.com/office/drawing/2015/10/21/chartex" xmlns:cx3="http://schemas.microsoft.com/office/drawing/2016/5/9/chartex" xmlns:cx4="http://schemas.microsoft.com/office/drawing/2016/5/10/chartex" xmlns:cx5="http://schemas.microsoft.com/office/drawing/2016/5/11/chartex" xmlns:cx6="http://schemas.microsoft.com/office/drawing/2016/5/12/chartex" xmlns:cx7="http://schemas.microsoft.com/office/drawing/2016/5/13/chartex" xmlns:cx8="http://schemas.microsoft.com/office/drawing/2016/5/14/chartex" xmlns:mc="http://schemas.openxmlformats.org/markup-compatibility/2006" xmlns:aink="http://schemas.microsoft.com/office/drawing/2016/ink" xmlns:am3d="http://schemas.microsoft.com/office/drawing/2017/model3d" xmlns:o="urn:schemas-microsoft-com:office:office" xmlns:oel="http://schemas.microsoft.com/office/2019/extlst" xmlns:r="http://schemas.openxmlformats.org/officeDocument/2006/relationships" xmlns:m="http://schemas.openxmlformats.org/officeDocument/2006/math" xmlns:v="urn:schemas-microsoft-com:vml" xmlns:wp14="http://schemas.microsoft.com/office/word/2010/wordprocessingDrawing" xmlns:wp="http://schemas.openxmlformats.org/drawingml/2006/wordprocessingDrawing" xmlns:w10="urn:schemas-microsoft-com:office:word" xmlns:w="http://schemas.openxmlformats.org/wordprocessingml/2006/main" xmlns:w14="http://schemas.microsoft.com/office/word/2010/wordml" xmlns:w15="http://schemas.microsoft.com/office/word/2012/wordml" xmlns:w16cex="http://schemas.microsoft.com/office/word/2018/wordml/cex" xmlns:w16cid="http://schemas.microsoft.com/office/word/2016/wordml/cid" xmlns:w16="http://schemas.microsoft.com/office/word/2018/wordml" xmlns:w16sdtdh="http://schemas.microsoft.com/office/word/2020/wordml/sdtdatahash" xmlns:w16se="http://schemas.microsoft.com/office/word/2015/wordml/symex" xmlns:wpg="http://schemas.microsoft.com/office/word/2010/wordprocessingGroup" xmlns:wpi="http://schemas.microsoft.com/office/word/2010/wordprocessingInk" xmlns:wne="http://schemas.microsoft.com/office/word/2006/wordml" xmlns:wps="http://schemas.microsoft.com/office/word/2010/wordprocessingShape" mc:Ignorable="w14 w15 w16se w16cid w16 w16cex w16sdtdh wp14">
+  <w:p>
+    <w:pPr>
+      <w:jc w:val="right"/>
+    </w:pPr>
+    <w:r>
+      <w:rPr>
+        <w:sz w:val="16"/>
+      </w:rPr>
+      <w:t xml:space="preserve">Руководство | 21 октября 2026 г. | </w:t>
+    </w:r>
+    <w:r>
+      <w:fldChar w:fldCharType="begin"/>
+    </w:r>
+    <w:r>
+      <w:instrText xml:space="preserve"> PAGE </w:instrText>
+    </w:r>
+    <w:r>
+      <w:fldChar w:fldCharType="separate"/>
+    </w:r>
+    <w:r>
+      <w:rPr>
+        <w:noProof/>
+      </w:rPr>
+      <w:t>34</w:t>
+    </w:r>
+    <w:r>
+      <w:fldChar w:fldCharType="end"/>
+    </w:r>
+  </w:p>
+</w:ftr>
+</file>
+
+<file path=word/footer17.xml><?xml version="1.0" encoding="utf-8"?>
+<w:ftr xmlns:wpc="http://schemas.microsoft.com/office/word/2010/wordprocessingCanvas" xmlns:cx="http://schemas.microsoft.com/office/drawing/2014/chartex" xmlns:cx1="http://schemas.microsoft.com/office/drawing/2015/9/8/chartex" xmlns:cx2="http://schemas.microsoft.com/office/drawing/2015/10/21/chartex" xmlns:cx3="http://schemas.microsoft.com/office/drawing/2016/5/9/chartex" xmlns:cx4="http://schemas.microsoft.com/office/drawing/2016/5/10/chartex" xmlns:cx5="http://schemas.microsoft.com/office/drawing/2016/5/11/chartex" xmlns:cx6="http://schemas.microsoft.com/office/drawing/2016/5/12/chartex" xmlns:cx7="http://schemas.microsoft.com/office/drawing/2016/5/13/chartex" xmlns:cx8="http://schemas.microsoft.com/office/drawing/2016/5/14/chartex" xmlns:mc="http://schemas.openxmlformats.org/markup-compatibility/2006" xmlns:aink="http://schemas.microsoft.com/office/drawing/2016/ink" xmlns:am3d="http://schemas.microsoft.com/office/drawing/2017/model3d" xmlns:o="urn:schemas-microsoft-com:office:office" xmlns:oel="http://schemas.microsoft.com/office/2019/extlst" xmlns:r="http://schemas.openxmlformats.org/officeDocument/2006/relationships" xmlns:m="http://schemas.openxmlformats.org/officeDocument/2006/math" xmlns:v="urn:schemas-microsoft-com:vml" xmlns:wp14="http://schemas.microsoft.com/office/word/2010/wordprocessingDrawing" xmlns:wp="http://schemas.openxmlformats.org/drawingml/2006/wordprocessingDrawing" xmlns:w10="urn:schemas-microsoft-com:office:word" xmlns:w="http://schemas.openxmlformats.org/wordprocessingml/2006/main" xmlns:w14="http://schemas.microsoft.com/office/word/2010/wordml" xmlns:w15="http://schemas.microsoft.com/office/word/2012/wordml" xmlns:w16cex="http://schemas.microsoft.com/office/word/2018/wordml/cex" xmlns:w16cid="http://schemas.microsoft.com/office/word/2016/wordml/cid" xmlns:w16="http://schemas.microsoft.com/office/word/2018/wordml" xmlns:w16sdtdh="http://schemas.microsoft.com/office/word/2020/wordml/sdtdatahash" xmlns:w16se="http://schemas.microsoft.com/office/word/2015/wordml/symex" xmlns:wpg="http://schemas.microsoft.com/office/word/2010/wordprocessingGroup" xmlns:wpi="http://schemas.microsoft.com/office/word/2010/wordprocessingInk" xmlns:wne="http://schemas.microsoft.com/office/word/2006/wordml" xmlns:wps="http://schemas.microsoft.com/office/word/2010/wordprocessingShape" mc:Ignorable="w14 w15 w16se w16cid w16 w16cex w16sdtdh wp14">
+  <w:p>
+    <w:pPr>
+      <w:jc w:val="right"/>
+    </w:pPr>
+    <w:r>
+      <w:rPr>
+        <w:sz w:val="16"/>
+      </w:rPr>
+      <w:t xml:space="preserve">Руководство | 21 октября 2026 г. | </w:t>
+    </w:r>
+    <w:r>
+      <w:fldChar w:fldCharType="begin"/>
+    </w:r>
+    <w:r>
+      <w:instrText xml:space="preserve"> PAGE </w:instrText>
+    </w:r>
+    <w:r>
+      <w:fldChar w:fldCharType="separate"/>
+    </w:r>
+    <w:r>
+      <w:rPr>
+        <w:noProof/>
+      </w:rPr>
+      <w:t>35</w:t>
+    </w:r>
+    <w:r>
+      <w:fldChar w:fldCharType="end"/>
+    </w:r>
+  </w:p>
+</w:ftr>
+</file>
+
+<file path=word/footer18.xml><?xml version="1.0" encoding="utf-8"?>
+<w:ftr xmlns:wpc="http://schemas.microsoft.com/office/word/2010/wordprocessingCanvas" xmlns:cx="http://schemas.microsoft.com/office/drawing/2014/chartex" xmlns:cx1="http://schemas.microsoft.com/office/drawing/2015/9/8/chartex" xmlns:cx2="http://schemas.microsoft.com/office/drawing/2015/10/21/chartex" xmlns:cx3="http://schemas.microsoft.com/office/drawing/2016/5/9/chartex" xmlns:cx4="http://schemas.microsoft.com/office/drawing/2016/5/10/chartex" xmlns:cx5="http://schemas.microsoft.com/office/drawing/2016/5/11/chartex" xmlns:cx6="http://schemas.microsoft.com/office/drawing/2016/5/12/chartex" xmlns:cx7="http://schemas.microsoft.com/office/drawing/2016/5/13/chartex" xmlns:cx8="http://schemas.microsoft.com/office/drawing/2016/5/14/chartex" xmlns:mc="http://schemas.openxmlformats.org/markup-compatibility/2006" xmlns:aink="http://schemas.microsoft.com/office/drawing/2016/ink" xmlns:am3d="http://schemas.microsoft.com/office/drawing/2017/model3d" xmlns:o="urn:schemas-microsoft-com:office:office" xmlns:oel="http://schemas.microsoft.com/office/2019/extlst" xmlns:r="http://schemas.openxmlformats.org/officeDocument/2006/relationships" xmlns:m="http://schemas.openxmlformats.org/officeDocument/2006/math" xmlns:v="urn:schemas-microsoft-com:vml" xmlns:wp14="http://schemas.microsoft.com/office/word/2010/wordprocessingDrawing" xmlns:wp="http://schemas.openxmlformats.org/drawingml/2006/wordprocessingDrawing" xmlns:w10="urn:schemas-microsoft-com:office:word" xmlns:w="http://schemas.openxmlformats.org/wordprocessingml/2006/main" xmlns:w14="http://schemas.microsoft.com/office/word/2010/wordml" xmlns:w15="http://schemas.microsoft.com/office/word/2012/wordml" xmlns:w16cex="http://schemas.microsoft.com/office/word/2018/wordml/cex" xmlns:w16cid="http://schemas.microsoft.com/office/word/2016/wordml/cid" xmlns:w16="http://schemas.microsoft.com/office/word/2018/wordml" xmlns:w16sdtdh="http://schemas.microsoft.com/office/word/2020/wordml/sdtdatahash" xmlns:w16se="http://schemas.microsoft.com/office/word/2015/wordml/symex" xmlns:wpg="http://schemas.microsoft.com/office/word/2010/wordprocessingGroup" xmlns:wpi="http://schemas.microsoft.com/office/word/2010/wordprocessingInk" xmlns:wne="http://schemas.microsoft.com/office/word/2006/wordml" xmlns:wps="http://schemas.microsoft.com/office/word/2010/wordprocessingShape" mc:Ignorable="w14 w15 w16se w16cid w16 w16cex w16sdtdh wp14">
+  <w:p>
+    <w:pPr>
+      <w:jc w:val="right"/>
+    </w:pPr>
+    <w:r>
+      <w:rPr>
+        <w:sz w:val="16"/>
+      </w:rPr>
+      <w:t xml:space="preserve">Руководство | 21 октября 2026 г. | </w:t>
+    </w:r>
+    <w:r>
+      <w:fldChar w:fldCharType="begin"/>
+    </w:r>
+    <w:r>
+      <w:instrText xml:space="preserve"> PAGE </w:instrText>
+    </w:r>
+    <w:r>
+      <w:fldChar w:fldCharType="separate"/>
+    </w:r>
+    <w:r>
+      <w:rPr>
+        <w:noProof/>
+      </w:rPr>
+      <w:t>36</w:t>
+    </w:r>
+    <w:r>
+      <w:fldChar w:fldCharType="end"/>
+    </w:r>
+  </w:p>
+</w:ftr>
+</file>
+
+<file path=word/footer19.xml><?xml version="1.0" encoding="utf-8"?>
+<w:ftr xmlns:wpc="http://schemas.microsoft.com/office/word/2010/wordprocessingCanvas" xmlns:cx="http://schemas.microsoft.com/office/drawing/2014/chartex" xmlns:cx1="http://schemas.microsoft.com/office/drawing/2015/9/8/chartex" xmlns:cx2="http://schemas.microsoft.com/office/drawing/2015/10/21/chartex" xmlns:cx3="http://schemas.microsoft.com/office/drawing/2016/5/9/chartex" xmlns:cx4="http://schemas.microsoft.com/office/drawing/2016/5/10/chartex" xmlns:cx5="http://schemas.microsoft.com/office/drawing/2016/5/11/chartex" xmlns:cx6="http://schemas.microsoft.com/office/drawing/2016/5/12/chartex" xmlns:cx7="http://schemas.microsoft.com/office/drawing/2016/5/13/chartex" xmlns:cx8="http://schemas.microsoft.com/office/drawing/2016/5/14/chartex" xmlns:mc="http://schemas.openxmlformats.org/markup-compatibility/2006" xmlns:aink="http://schemas.microsoft.com/office/drawing/2016/ink" xmlns:am3d="http://schemas.microsoft.com/office/drawing/2017/model3d" xmlns:o="urn:schemas-microsoft-com:office:office" xmlns:oel="http://schemas.microsoft.com/office/2019/extlst" xmlns:r="http://schemas.openxmlformats.org/officeDocument/2006/relationships" xmlns:m="http://schemas.openxmlformats.org/officeDocument/2006/math" xmlns:v="urn:schemas-microsoft-com:vml" xmlns:wp14="http://schemas.microsoft.com/office/word/2010/wordprocessingDrawing" xmlns:wp="http://schemas.openxmlformats.org/drawingml/2006/wordprocessingDrawing" xmlns:w10="urn:schemas-microsoft-com:office:word" xmlns:w="http://schemas.openxmlformats.org/wordprocessingml/2006/main" xmlns:w14="http://schemas.microsoft.com/office/word/2010/wordml" xmlns:w15="http://schemas.microsoft.com/office/word/2012/wordml" xmlns:w16cex="http://schemas.microsoft.com/office/word/2018/wordml/cex" xmlns:w16cid="http://schemas.microsoft.com/office/word/2016/wordml/cid" xmlns:w16="http://schemas.microsoft.com/office/word/2018/wordml" xmlns:w16sdtdh="http://schemas.microsoft.com/office/word/2020/wordml/sdtdatahash" xmlns:w16se="http://schemas.microsoft.com/office/word/2015/wordml/symex" xmlns:wpg="http://schemas.microsoft.com/office/word/2010/wordprocessingGroup" xmlns:wpi="http://schemas.microsoft.com/office/word/2010/wordprocessingInk" xmlns:wne="http://schemas.microsoft.com/office/word/2006/wordml" xmlns:wps="http://schemas.microsoft.com/office/word/2010/wordprocessingShape" mc:Ignorable="w14 w15 w16se w16cid w16 w16cex w16sdtdh wp14">
+  <w:p>
+    <w:pPr>
+      <w:jc w:val="right"/>
+    </w:pPr>
+    <w:r>
+      <w:rPr>
+        <w:sz w:val="16"/>
+      </w:rPr>
+      <w:t xml:space="preserve">Руководство | 21 октября 2026 г. | </w:t>
+    </w:r>
+    <w:r>
+      <w:fldChar w:fldCharType="begin"/>
+    </w:r>
+    <w:r>
+      <w:instrText xml:space="preserve"> PAGE </w:instrText>
+    </w:r>
+    <w:r>
+      <w:fldChar w:fldCharType="separate"/>
+    </w:r>
+    <w:r>
+      <w:rPr>
+        <w:noProof/>
+      </w:rPr>
+      <w:t>37</w:t>
     </w:r>
     <w:r>
       <w:fldChar w:fldCharType="end"/>
@@ -9753,7 +10748,7 @@
       <w:rPr>
         <w:sz w:val="16"/>
       </w:rPr>
-      <w:t xml:space="preserve">Руководство | 15 October 2026 | </w:t>
+      <w:t xml:space="preserve">Руководство | 21 октября 2026 г. | </w:t>
     </w:r>
     <w:r>
       <w:fldChar w:fldCharType="begin"/>
@@ -9787,7 +10782,7 @@
       <w:rPr>
         <w:sz w:val="16"/>
       </w:rPr>
-      <w:t xml:space="preserve">Руководство | 15 October 2026 | </w:t>
+      <w:t xml:space="preserve">Руководство | 21 октября 2026 г. | </w:t>
     </w:r>
     <w:r>
       <w:fldChar w:fldCharType="begin"/>
@@ -9821,7 +10816,7 @@
       <w:rPr>
         <w:sz w:val="16"/>
       </w:rPr>
-      <w:t xml:space="preserve">Руководство | 15 October 2026 | </w:t>
+      <w:t xml:space="preserve">Руководство | 21 октября 2026 г. | </w:t>
     </w:r>
     <w:r>
       <w:fldChar w:fldCharType="begin"/>
@@ -9855,7 +10850,7 @@
       <w:rPr>
         <w:sz w:val="16"/>
       </w:rPr>
-      <w:t xml:space="preserve">Руководство | 15 October 2026 | </w:t>
+      <w:t xml:space="preserve">Руководство | 21 октября 2026 г. | </w:t>
     </w:r>
     <w:r>
       <w:fldChar w:fldCharType="begin"/>
@@ -9889,7 +10884,7 @@
       <w:rPr>
         <w:sz w:val="16"/>
       </w:rPr>
-      <w:t xml:space="preserve">Руководство | 15 October 2026 | </w:t>
+      <w:t xml:space="preserve">Руководство | 21 октября 2026 г. | </w:t>
     </w:r>
     <w:r>
       <w:fldChar w:fldCharType="begin"/>
@@ -9923,7 +10918,7 @@
       <w:rPr>
         <w:sz w:val="16"/>
       </w:rPr>
-      <w:t xml:space="preserve">Руководство | 15 October 2026 | </w:t>
+      <w:t xml:space="preserve">Руководство | 21 октября 2026 г. | </w:t>
     </w:r>
     <w:r>
       <w:fldChar w:fldCharType="begin"/>
@@ -9957,7 +10952,7 @@
       <w:rPr>
         <w:sz w:val="16"/>
       </w:rPr>
-      <w:t xml:space="preserve">Руководство | 15 October 2026 | </w:t>
+      <w:t xml:space="preserve">Руководство | 21 октября 2026 г. | </w:t>
     </w:r>
     <w:r>
       <w:fldChar w:fldCharType="begin"/>
@@ -9991,7 +10986,7 @@
       <w:rPr>
         <w:sz w:val="16"/>
       </w:rPr>
-      <w:t xml:space="preserve">Руководство | 15 October 2026 | </w:t>
+      <w:t xml:space="preserve">Руководство | 21 октября 2026 г. | </w:t>
     </w:r>
     <w:r>
       <w:fldChar w:fldCharType="begin"/>
@@ -10379,7 +11374,13 @@
             <w:rPr>
               <w:sz w:val="18"/>
             </w:rPr>
-            <w:t>by Soner Caner Cagun</w:t>
+            <w:t xml:space="preserve">by Soner Caner </w:t>
+          </w:r>
+          <w:r>
+            <w:rPr>
+              <w:sz w:val="18"/>
+            </w:rPr>
+            <w:t>Cagun</w:t>
           </w:r>
         </w:p>
       </w:tc>
@@ -10829,6 +11830,516 @@
                 <wp:extent cx="283464" cy="283464"/>
                 <wp:effectExtent l="0" t="0" r="0" b="0"/>
                 <wp:docPr id="23" name="Picture 23"/>
+                <wp:cNvGraphicFramePr>
+                  <a:graphicFrameLocks xmlns:a="http://schemas.openxmlformats.org/drawingml/2006/main" noChangeAspect="1"/>
+                </wp:cNvGraphicFramePr>
+                <a:graphic xmlns:a="http://schemas.openxmlformats.org/drawingml/2006/main">
+                  <a:graphicData uri="http://schemas.openxmlformats.org/drawingml/2006/picture">
+                    <pic:pic xmlns:pic="http://schemas.openxmlformats.org/drawingml/2006/picture">
+                      <pic:nvPicPr>
+                        <pic:cNvPr id="0" name="brand_left_ppt.png"/>
+                        <pic:cNvPicPr/>
+                      </pic:nvPicPr>
+                      <pic:blipFill>
+                        <a:blip r:embed="rId1"/>
+                        <a:stretch>
+                          <a:fillRect/>
+                        </a:stretch>
+                      </pic:blipFill>
+                      <pic:spPr>
+                        <a:xfrm>
+                          <a:off x="0" y="0"/>
+                          <a:ext cx="283464" cy="283464"/>
+                        </a:xfrm>
+                        <a:prstGeom prst="rect">
+                          <a:avLst/>
+                        </a:prstGeom>
+                      </pic:spPr>
+                    </pic:pic>
+                  </a:graphicData>
+                </a:graphic>
+              </wp:inline>
+            </w:drawing>
+          </w:r>
+          <w:r>
+            <w:rPr>
+              <w:b/>
+              <w:sz w:val="18"/>
+            </w:rPr>
+            <w:t xml:space="preserve"> deConfUSIon</w:t>
+          </w:r>
+        </w:p>
+      </w:tc>
+      <w:tc>
+        <w:tcPr>
+          <w:tcW w:w="3758" w:type="dxa"/>
+          <w:vAlign w:val="center"/>
+        </w:tcPr>
+        <w:p>
+          <w:pPr>
+            <w:spacing w:after="0" w:line="240" w:lineRule="auto"/>
+            <w:jc w:val="center"/>
+          </w:pPr>
+          <w:r>
+            <w:rPr>
+              <w:sz w:val="18"/>
+            </w:rPr>
+            <w:t>by Soner Caner Cagun</w:t>
+          </w:r>
+        </w:p>
+      </w:tc>
+      <w:tc>
+        <w:tcPr>
+          <w:tcW w:w="3264" w:type="dxa"/>
+          <w:vAlign w:val="center"/>
+        </w:tcPr>
+        <w:p>
+          <w:pPr>
+            <w:spacing w:after="0" w:line="240" w:lineRule="auto"/>
+            <w:jc w:val="right"/>
+          </w:pPr>
+          <w:r>
+            <w:rPr>
+              <w:sz w:val="18"/>
+            </w:rPr>
+            <w:t>MPI for Biological</w:t>
+          </w:r>
+          <w:r>
+            <w:rPr>
+              <w:sz w:val="18"/>
+            </w:rPr>
+            <w:br/>
+            <w:t>Cybernetics</w:t>
+          </w:r>
+        </w:p>
+      </w:tc>
+    </w:tr>
+  </w:tbl>
+  <w:p>
+    <w:pPr>
+      <w:spacing w:after="0"/>
+    </w:pPr>
+  </w:p>
+</w:hdr>
+</file>
+
+<file path=word/header16.xml><?xml version="1.0" encoding="utf-8"?>
+<w:hdr xmlns:wpc="http://schemas.microsoft.com/office/word/2010/wordprocessingCanvas" xmlns:cx="http://schemas.microsoft.com/office/drawing/2014/chartex" xmlns:cx1="http://schemas.microsoft.com/office/drawing/2015/9/8/chartex" xmlns:cx2="http://schemas.microsoft.com/office/drawing/2015/10/21/chartex" xmlns:cx3="http://schemas.microsoft.com/office/drawing/2016/5/9/chartex" xmlns:cx4="http://schemas.microsoft.com/office/drawing/2016/5/10/chartex" xmlns:cx5="http://schemas.microsoft.com/office/drawing/2016/5/11/chartex" xmlns:cx6="http://schemas.microsoft.com/office/drawing/2016/5/12/chartex" xmlns:cx7="http://schemas.microsoft.com/office/drawing/2016/5/13/chartex" xmlns:cx8="http://schemas.microsoft.com/office/drawing/2016/5/14/chartex" xmlns:mc="http://schemas.openxmlformats.org/markup-compatibility/2006" xmlns:aink="http://schemas.microsoft.com/office/drawing/2016/ink" xmlns:am3d="http://schemas.microsoft.com/office/drawing/2017/model3d" xmlns:o="urn:schemas-microsoft-com:office:office" xmlns:oel="http://schemas.microsoft.com/office/2019/extlst" xmlns:r="http://schemas.openxmlformats.org/officeDocument/2006/relationships" xmlns:m="http://schemas.openxmlformats.org/officeDocument/2006/math" xmlns:v="urn:schemas-microsoft-com:vml" xmlns:wp14="http://schemas.microsoft.com/office/word/2010/wordprocessingDrawing" xmlns:wp="http://schemas.openxmlformats.org/drawingml/2006/wordprocessingDrawing" xmlns:w10="urn:schemas-microsoft-com:office:word" xmlns:w="http://schemas.openxmlformats.org/wordprocessingml/2006/main" xmlns:w14="http://schemas.microsoft.com/office/word/2010/wordml" xmlns:w15="http://schemas.microsoft.com/office/word/2012/wordml" xmlns:w16cex="http://schemas.microsoft.com/office/word/2018/wordml/cex" xmlns:w16cid="http://schemas.microsoft.com/office/word/2016/wordml/cid" xmlns:w16="http://schemas.microsoft.com/office/word/2018/wordml" xmlns:w16sdtdh="http://schemas.microsoft.com/office/word/2020/wordml/sdtdatahash" xmlns:w16se="http://schemas.microsoft.com/office/word/2015/wordml/symex" xmlns:wpg="http://schemas.microsoft.com/office/word/2010/wordprocessingGroup" xmlns:wpi="http://schemas.microsoft.com/office/word/2010/wordprocessingInk" xmlns:wne="http://schemas.microsoft.com/office/word/2006/wordml" xmlns:wps="http://schemas.microsoft.com/office/word/2010/wordprocessingShape" mc:Ignorable="w14 w15 w16se w16cid w16 w16cex w16sdtdh wp14">
+  <w:tbl>
+    <w:tblPr>
+      <w:tblW w:w="0" w:type="auto"/>
+      <w:tblLayout w:type="fixed"/>
+      <w:tblLook w:val="04A0" w:firstRow="1" w:lastRow="0" w:firstColumn="1" w:lastColumn="0" w:noHBand="0" w:noVBand="1"/>
+    </w:tblPr>
+    <w:tblGrid>
+      <w:gridCol w:w="6320"/>
+      <w:gridCol w:w="8282"/>
+      <w:gridCol w:w="7192"/>
+    </w:tblGrid>
+    <w:tr>
+      <w:tc>
+        <w:tcPr>
+          <w:tcW w:w="6320" w:type="dxa"/>
+          <w:vAlign w:val="center"/>
+        </w:tcPr>
+        <w:p>
+          <w:pPr>
+            <w:spacing w:after="0" w:line="240" w:lineRule="auto"/>
+          </w:pPr>
+          <w:r>
+            <w:rPr>
+              <w:noProof/>
+              <w:sz w:val="18"/>
+            </w:rPr>
+            <w:drawing>
+              <wp:inline distT="0" distB="0" distL="0" distR="0">
+                <wp:extent cx="283464" cy="283464"/>
+                <wp:effectExtent l="0" t="0" r="0" b="0"/>
+                <wp:docPr id="25" name="Picture 25"/>
+                <wp:cNvGraphicFramePr>
+                  <a:graphicFrameLocks xmlns:a="http://schemas.openxmlformats.org/drawingml/2006/main" noChangeAspect="1"/>
+                </wp:cNvGraphicFramePr>
+                <a:graphic xmlns:a="http://schemas.openxmlformats.org/drawingml/2006/main">
+                  <a:graphicData uri="http://schemas.openxmlformats.org/drawingml/2006/picture">
+                    <pic:pic xmlns:pic="http://schemas.openxmlformats.org/drawingml/2006/picture">
+                      <pic:nvPicPr>
+                        <pic:cNvPr id="0" name="brand_left_ppt.png"/>
+                        <pic:cNvPicPr/>
+                      </pic:nvPicPr>
+                      <pic:blipFill>
+                        <a:blip r:embed="rId1"/>
+                        <a:stretch>
+                          <a:fillRect/>
+                        </a:stretch>
+                      </pic:blipFill>
+                      <pic:spPr>
+                        <a:xfrm>
+                          <a:off x="0" y="0"/>
+                          <a:ext cx="283464" cy="283464"/>
+                        </a:xfrm>
+                        <a:prstGeom prst="rect">
+                          <a:avLst/>
+                        </a:prstGeom>
+                      </pic:spPr>
+                    </pic:pic>
+                  </a:graphicData>
+                </a:graphic>
+              </wp:inline>
+            </w:drawing>
+          </w:r>
+          <w:r>
+            <w:rPr>
+              <w:b/>
+              <w:sz w:val="18"/>
+            </w:rPr>
+            <w:t xml:space="preserve"> deConfUSIon</w:t>
+          </w:r>
+        </w:p>
+      </w:tc>
+      <w:tc>
+        <w:tcPr>
+          <w:tcW w:w="8282" w:type="dxa"/>
+          <w:vAlign w:val="center"/>
+        </w:tcPr>
+        <w:p>
+          <w:pPr>
+            <w:spacing w:after="0" w:line="240" w:lineRule="auto"/>
+            <w:jc w:val="center"/>
+          </w:pPr>
+          <w:r>
+            <w:rPr>
+              <w:sz w:val="18"/>
+            </w:rPr>
+            <w:t>by Soner Caner Cagun</w:t>
+          </w:r>
+        </w:p>
+      </w:tc>
+      <w:tc>
+        <w:tcPr>
+          <w:tcW w:w="7192" w:type="dxa"/>
+          <w:vAlign w:val="center"/>
+        </w:tcPr>
+        <w:p>
+          <w:pPr>
+            <w:spacing w:after="0" w:line="240" w:lineRule="auto"/>
+            <w:jc w:val="right"/>
+          </w:pPr>
+          <w:r>
+            <w:rPr>
+              <w:sz w:val="18"/>
+            </w:rPr>
+            <w:t>MPI for Biological</w:t>
+          </w:r>
+          <w:r>
+            <w:rPr>
+              <w:sz w:val="18"/>
+            </w:rPr>
+            <w:br/>
+            <w:t>Cybernetics</w:t>
+          </w:r>
+        </w:p>
+      </w:tc>
+    </w:tr>
+  </w:tbl>
+  <w:p>
+    <w:pPr>
+      <w:spacing w:after="0"/>
+    </w:pPr>
+  </w:p>
+</w:hdr>
+</file>
+
+<file path=word/header17.xml><?xml version="1.0" encoding="utf-8"?>
+<w:hdr xmlns:wpc="http://schemas.microsoft.com/office/word/2010/wordprocessingCanvas" xmlns:cx="http://schemas.microsoft.com/office/drawing/2014/chartex" xmlns:cx1="http://schemas.microsoft.com/office/drawing/2015/9/8/chartex" xmlns:cx2="http://schemas.microsoft.com/office/drawing/2015/10/21/chartex" xmlns:cx3="http://schemas.microsoft.com/office/drawing/2016/5/9/chartex" xmlns:cx4="http://schemas.microsoft.com/office/drawing/2016/5/10/chartex" xmlns:cx5="http://schemas.microsoft.com/office/drawing/2016/5/11/chartex" xmlns:cx6="http://schemas.microsoft.com/office/drawing/2016/5/12/chartex" xmlns:cx7="http://schemas.microsoft.com/office/drawing/2016/5/13/chartex" xmlns:cx8="http://schemas.microsoft.com/office/drawing/2016/5/14/chartex" xmlns:mc="http://schemas.openxmlformats.org/markup-compatibility/2006" xmlns:aink="http://schemas.microsoft.com/office/drawing/2016/ink" xmlns:am3d="http://schemas.microsoft.com/office/drawing/2017/model3d" xmlns:o="urn:schemas-microsoft-com:office:office" xmlns:oel="http://schemas.microsoft.com/office/2019/extlst" xmlns:r="http://schemas.openxmlformats.org/officeDocument/2006/relationships" xmlns:m="http://schemas.openxmlformats.org/officeDocument/2006/math" xmlns:v="urn:schemas-microsoft-com:vml" xmlns:wp14="http://schemas.microsoft.com/office/word/2010/wordprocessingDrawing" xmlns:wp="http://schemas.openxmlformats.org/drawingml/2006/wordprocessingDrawing" xmlns:w10="urn:schemas-microsoft-com:office:word" xmlns:w="http://schemas.openxmlformats.org/wordprocessingml/2006/main" xmlns:w14="http://schemas.microsoft.com/office/word/2010/wordml" xmlns:w15="http://schemas.microsoft.com/office/word/2012/wordml" xmlns:w16cex="http://schemas.microsoft.com/office/word/2018/wordml/cex" xmlns:w16cid="http://schemas.microsoft.com/office/word/2016/wordml/cid" xmlns:w16="http://schemas.microsoft.com/office/word/2018/wordml" xmlns:w16sdtdh="http://schemas.microsoft.com/office/word/2020/wordml/sdtdatahash" xmlns:w16se="http://schemas.microsoft.com/office/word/2015/wordml/symex" xmlns:wpg="http://schemas.microsoft.com/office/word/2010/wordprocessingGroup" xmlns:wpi="http://schemas.microsoft.com/office/word/2010/wordprocessingInk" xmlns:wne="http://schemas.microsoft.com/office/word/2006/wordml" xmlns:wps="http://schemas.microsoft.com/office/word/2010/wordprocessingShape" mc:Ignorable="w14 w15 w16se w16cid w16 w16cex w16sdtdh wp14">
+  <w:tbl>
+    <w:tblPr>
+      <w:tblW w:w="0" w:type="auto"/>
+      <w:tblLayout w:type="fixed"/>
+      <w:tblLook w:val="04A0" w:firstRow="1" w:lastRow="0" w:firstColumn="1" w:lastColumn="0" w:noHBand="0" w:noVBand="1"/>
+    </w:tblPr>
+    <w:tblGrid>
+      <w:gridCol w:w="2868"/>
+      <w:gridCol w:w="3758"/>
+      <w:gridCol w:w="3264"/>
+    </w:tblGrid>
+    <w:tr>
+      <w:tc>
+        <w:tcPr>
+          <w:tcW w:w="2868" w:type="dxa"/>
+          <w:vAlign w:val="center"/>
+        </w:tcPr>
+        <w:p>
+          <w:pPr>
+            <w:spacing w:after="0" w:line="240" w:lineRule="auto"/>
+          </w:pPr>
+          <w:r>
+            <w:rPr>
+              <w:noProof/>
+              <w:sz w:val="18"/>
+            </w:rPr>
+            <w:drawing>
+              <wp:inline distT="0" distB="0" distL="0" distR="0">
+                <wp:extent cx="283464" cy="283464"/>
+                <wp:effectExtent l="0" t="0" r="0" b="0"/>
+                <wp:docPr id="26" name="Picture 26"/>
+                <wp:cNvGraphicFramePr>
+                  <a:graphicFrameLocks xmlns:a="http://schemas.openxmlformats.org/drawingml/2006/main" noChangeAspect="1"/>
+                </wp:cNvGraphicFramePr>
+                <a:graphic xmlns:a="http://schemas.openxmlformats.org/drawingml/2006/main">
+                  <a:graphicData uri="http://schemas.openxmlformats.org/drawingml/2006/picture">
+                    <pic:pic xmlns:pic="http://schemas.openxmlformats.org/drawingml/2006/picture">
+                      <pic:nvPicPr>
+                        <pic:cNvPr id="0" name="brand_left_ppt.png"/>
+                        <pic:cNvPicPr/>
+                      </pic:nvPicPr>
+                      <pic:blipFill>
+                        <a:blip r:embed="rId1"/>
+                        <a:stretch>
+                          <a:fillRect/>
+                        </a:stretch>
+                      </pic:blipFill>
+                      <pic:spPr>
+                        <a:xfrm>
+                          <a:off x="0" y="0"/>
+                          <a:ext cx="283464" cy="283464"/>
+                        </a:xfrm>
+                        <a:prstGeom prst="rect">
+                          <a:avLst/>
+                        </a:prstGeom>
+                      </pic:spPr>
+                    </pic:pic>
+                  </a:graphicData>
+                </a:graphic>
+              </wp:inline>
+            </w:drawing>
+          </w:r>
+          <w:r>
+            <w:rPr>
+              <w:b/>
+              <w:sz w:val="18"/>
+            </w:rPr>
+            <w:t xml:space="preserve"> deConfUSIon</w:t>
+          </w:r>
+        </w:p>
+      </w:tc>
+      <w:tc>
+        <w:tcPr>
+          <w:tcW w:w="3758" w:type="dxa"/>
+          <w:vAlign w:val="center"/>
+        </w:tcPr>
+        <w:p>
+          <w:pPr>
+            <w:spacing w:after="0" w:line="240" w:lineRule="auto"/>
+            <w:jc w:val="center"/>
+          </w:pPr>
+          <w:r>
+            <w:rPr>
+              <w:sz w:val="18"/>
+            </w:rPr>
+            <w:t>by Soner Caner Cagun</w:t>
+          </w:r>
+        </w:p>
+      </w:tc>
+      <w:tc>
+        <w:tcPr>
+          <w:tcW w:w="3264" w:type="dxa"/>
+          <w:vAlign w:val="center"/>
+        </w:tcPr>
+        <w:p>
+          <w:pPr>
+            <w:spacing w:after="0" w:line="240" w:lineRule="auto"/>
+            <w:jc w:val="right"/>
+          </w:pPr>
+          <w:r>
+            <w:rPr>
+              <w:sz w:val="18"/>
+            </w:rPr>
+            <w:t>MPI for Biological</w:t>
+          </w:r>
+          <w:r>
+            <w:rPr>
+              <w:sz w:val="18"/>
+            </w:rPr>
+            <w:br/>
+            <w:t>Cybernetics</w:t>
+          </w:r>
+        </w:p>
+      </w:tc>
+    </w:tr>
+  </w:tbl>
+  <w:p>
+    <w:pPr>
+      <w:spacing w:after="0"/>
+    </w:pPr>
+  </w:p>
+</w:hdr>
+</file>
+
+<file path=word/header18.xml><?xml version="1.0" encoding="utf-8"?>
+<w:hdr xmlns:wpc="http://schemas.microsoft.com/office/word/2010/wordprocessingCanvas" xmlns:cx="http://schemas.microsoft.com/office/drawing/2014/chartex" xmlns:cx1="http://schemas.microsoft.com/office/drawing/2015/9/8/chartex" xmlns:cx2="http://schemas.microsoft.com/office/drawing/2015/10/21/chartex" xmlns:cx3="http://schemas.microsoft.com/office/drawing/2016/5/9/chartex" xmlns:cx4="http://schemas.microsoft.com/office/drawing/2016/5/10/chartex" xmlns:cx5="http://schemas.microsoft.com/office/drawing/2016/5/11/chartex" xmlns:cx6="http://schemas.microsoft.com/office/drawing/2016/5/12/chartex" xmlns:cx7="http://schemas.microsoft.com/office/drawing/2016/5/13/chartex" xmlns:cx8="http://schemas.microsoft.com/office/drawing/2016/5/14/chartex" xmlns:mc="http://schemas.openxmlformats.org/markup-compatibility/2006" xmlns:aink="http://schemas.microsoft.com/office/drawing/2016/ink" xmlns:am3d="http://schemas.microsoft.com/office/drawing/2017/model3d" xmlns:o="urn:schemas-microsoft-com:office:office" xmlns:oel="http://schemas.microsoft.com/office/2019/extlst" xmlns:r="http://schemas.openxmlformats.org/officeDocument/2006/relationships" xmlns:m="http://schemas.openxmlformats.org/officeDocument/2006/math" xmlns:v="urn:schemas-microsoft-com:vml" xmlns:wp14="http://schemas.microsoft.com/office/word/2010/wordprocessingDrawing" xmlns:wp="http://schemas.openxmlformats.org/drawingml/2006/wordprocessingDrawing" xmlns:w10="urn:schemas-microsoft-com:office:word" xmlns:w="http://schemas.openxmlformats.org/wordprocessingml/2006/main" xmlns:w14="http://schemas.microsoft.com/office/word/2010/wordml" xmlns:w15="http://schemas.microsoft.com/office/word/2012/wordml" xmlns:w16cex="http://schemas.microsoft.com/office/word/2018/wordml/cex" xmlns:w16cid="http://schemas.microsoft.com/office/word/2016/wordml/cid" xmlns:w16="http://schemas.microsoft.com/office/word/2018/wordml" xmlns:w16sdtdh="http://schemas.microsoft.com/office/word/2020/wordml/sdtdatahash" xmlns:w16se="http://schemas.microsoft.com/office/word/2015/wordml/symex" xmlns:wpg="http://schemas.microsoft.com/office/word/2010/wordprocessingGroup" xmlns:wpi="http://schemas.microsoft.com/office/word/2010/wordprocessingInk" xmlns:wne="http://schemas.microsoft.com/office/word/2006/wordml" xmlns:wps="http://schemas.microsoft.com/office/word/2010/wordprocessingShape" mc:Ignorable="w14 w15 w16se w16cid w16 w16cex w16sdtdh wp14">
+  <w:tbl>
+    <w:tblPr>
+      <w:tblW w:w="0" w:type="auto"/>
+      <w:tblLayout w:type="fixed"/>
+      <w:tblLook w:val="04A0" w:firstRow="1" w:lastRow="0" w:firstColumn="1" w:lastColumn="0" w:noHBand="0" w:noVBand="1"/>
+    </w:tblPr>
+    <w:tblGrid>
+      <w:gridCol w:w="6320"/>
+      <w:gridCol w:w="8282"/>
+      <w:gridCol w:w="7192"/>
+    </w:tblGrid>
+    <w:tr>
+      <w:tc>
+        <w:tcPr>
+          <w:tcW w:w="6320" w:type="dxa"/>
+          <w:vAlign w:val="center"/>
+        </w:tcPr>
+        <w:p>
+          <w:pPr>
+            <w:spacing w:after="0" w:line="240" w:lineRule="auto"/>
+          </w:pPr>
+          <w:r>
+            <w:rPr>
+              <w:noProof/>
+              <w:sz w:val="18"/>
+            </w:rPr>
+            <w:drawing>
+              <wp:inline distT="0" distB="0" distL="0" distR="0">
+                <wp:extent cx="283464" cy="283464"/>
+                <wp:effectExtent l="0" t="0" r="0" b="0"/>
+                <wp:docPr id="28" name="Picture 28"/>
+                <wp:cNvGraphicFramePr>
+                  <a:graphicFrameLocks xmlns:a="http://schemas.openxmlformats.org/drawingml/2006/main" noChangeAspect="1"/>
+                </wp:cNvGraphicFramePr>
+                <a:graphic xmlns:a="http://schemas.openxmlformats.org/drawingml/2006/main">
+                  <a:graphicData uri="http://schemas.openxmlformats.org/drawingml/2006/picture">
+                    <pic:pic xmlns:pic="http://schemas.openxmlformats.org/drawingml/2006/picture">
+                      <pic:nvPicPr>
+                        <pic:cNvPr id="0" name="brand_left_ppt.png"/>
+                        <pic:cNvPicPr/>
+                      </pic:nvPicPr>
+                      <pic:blipFill>
+                        <a:blip r:embed="rId1"/>
+                        <a:stretch>
+                          <a:fillRect/>
+                        </a:stretch>
+                      </pic:blipFill>
+                      <pic:spPr>
+                        <a:xfrm>
+                          <a:off x="0" y="0"/>
+                          <a:ext cx="283464" cy="283464"/>
+                        </a:xfrm>
+                        <a:prstGeom prst="rect">
+                          <a:avLst/>
+                        </a:prstGeom>
+                      </pic:spPr>
+                    </pic:pic>
+                  </a:graphicData>
+                </a:graphic>
+              </wp:inline>
+            </w:drawing>
+          </w:r>
+          <w:r>
+            <w:rPr>
+              <w:b/>
+              <w:sz w:val="18"/>
+            </w:rPr>
+            <w:t xml:space="preserve"> deConfUSIon</w:t>
+          </w:r>
+        </w:p>
+      </w:tc>
+      <w:tc>
+        <w:tcPr>
+          <w:tcW w:w="8282" w:type="dxa"/>
+          <w:vAlign w:val="center"/>
+        </w:tcPr>
+        <w:p>
+          <w:pPr>
+            <w:spacing w:after="0" w:line="240" w:lineRule="auto"/>
+            <w:jc w:val="center"/>
+          </w:pPr>
+          <w:r>
+            <w:rPr>
+              <w:sz w:val="18"/>
+            </w:rPr>
+            <w:t xml:space="preserve">by Soner Caner </w:t>
+          </w:r>
+          <w:r>
+            <w:rPr>
+              <w:sz w:val="18"/>
+            </w:rPr>
+            <w:t>Cagun</w:t>
+          </w:r>
+        </w:p>
+      </w:tc>
+      <w:tc>
+        <w:tcPr>
+          <w:tcW w:w="7192" w:type="dxa"/>
+          <w:vAlign w:val="center"/>
+        </w:tcPr>
+        <w:p>
+          <w:pPr>
+            <w:spacing w:after="0" w:line="240" w:lineRule="auto"/>
+            <w:jc w:val="right"/>
+          </w:pPr>
+          <w:r>
+            <w:rPr>
+              <w:sz w:val="18"/>
+            </w:rPr>
+            <w:t>MPI for Biological</w:t>
+          </w:r>
+          <w:r>
+            <w:rPr>
+              <w:sz w:val="18"/>
+            </w:rPr>
+            <w:br/>
+            <w:t>Cybernetics</w:t>
+          </w:r>
+        </w:p>
+      </w:tc>
+    </w:tr>
+  </w:tbl>
+  <w:p>
+    <w:pPr>
+      <w:spacing w:after="0"/>
+    </w:pPr>
+  </w:p>
+</w:hdr>
+</file>
+
+<file path=word/header19.xml><?xml version="1.0" encoding="utf-8"?>
+<w:hdr xmlns:wpc="http://schemas.microsoft.com/office/word/2010/wordprocessingCanvas" xmlns:cx="http://schemas.microsoft.com/office/drawing/2014/chartex" xmlns:cx1="http://schemas.microsoft.com/office/drawing/2015/9/8/chartex" xmlns:cx2="http://schemas.microsoft.com/office/drawing/2015/10/21/chartex" xmlns:cx3="http://schemas.microsoft.com/office/drawing/2016/5/9/chartex" xmlns:cx4="http://schemas.microsoft.com/office/drawing/2016/5/10/chartex" xmlns:cx5="http://schemas.microsoft.com/office/drawing/2016/5/11/chartex" xmlns:cx6="http://schemas.microsoft.com/office/drawing/2016/5/12/chartex" xmlns:cx7="http://schemas.microsoft.com/office/drawing/2016/5/13/chartex" xmlns:cx8="http://schemas.microsoft.com/office/drawing/2016/5/14/chartex" xmlns:mc="http://schemas.openxmlformats.org/markup-compatibility/2006" xmlns:aink="http://schemas.microsoft.com/office/drawing/2016/ink" xmlns:am3d="http://schemas.microsoft.com/office/drawing/2017/model3d" xmlns:o="urn:schemas-microsoft-com:office:office" xmlns:oel="http://schemas.microsoft.com/office/2019/extlst" xmlns:r="http://schemas.openxmlformats.org/officeDocument/2006/relationships" xmlns:m="http://schemas.openxmlformats.org/officeDocument/2006/math" xmlns:v="urn:schemas-microsoft-com:vml" xmlns:wp14="http://schemas.microsoft.com/office/word/2010/wordprocessingDrawing" xmlns:wp="http://schemas.openxmlformats.org/drawingml/2006/wordprocessingDrawing" xmlns:w10="urn:schemas-microsoft-com:office:word" xmlns:w="http://schemas.openxmlformats.org/wordprocessingml/2006/main" xmlns:w14="http://schemas.microsoft.com/office/word/2010/wordml" xmlns:w15="http://schemas.microsoft.com/office/word/2012/wordml" xmlns:w16cex="http://schemas.microsoft.com/office/word/2018/wordml/cex" xmlns:w16cid="http://schemas.microsoft.com/office/word/2016/wordml/cid" xmlns:w16="http://schemas.microsoft.com/office/word/2018/wordml" xmlns:w16sdtdh="http://schemas.microsoft.com/office/word/2020/wordml/sdtdatahash" xmlns:w16se="http://schemas.microsoft.com/office/word/2015/wordml/symex" xmlns:wpg="http://schemas.microsoft.com/office/word/2010/wordprocessingGroup" xmlns:wpi="http://schemas.microsoft.com/office/word/2010/wordprocessingInk" xmlns:wne="http://schemas.microsoft.com/office/word/2006/wordml" xmlns:wps="http://schemas.microsoft.com/office/word/2010/wordprocessingShape" mc:Ignorable="w14 w15 w16se w16cid w16 w16cex w16sdtdh wp14">
+  <w:tbl>
+    <w:tblPr>
+      <w:tblW w:w="0" w:type="auto"/>
+      <w:tblLayout w:type="fixed"/>
+      <w:tblLook w:val="04A0" w:firstRow="1" w:lastRow="0" w:firstColumn="1" w:lastColumn="0" w:noHBand="0" w:noVBand="1"/>
+    </w:tblPr>
+    <w:tblGrid>
+      <w:gridCol w:w="2868"/>
+      <w:gridCol w:w="3758"/>
+      <w:gridCol w:w="3264"/>
+    </w:tblGrid>
+    <w:tr>
+      <w:tc>
+        <w:tcPr>
+          <w:tcW w:w="2868" w:type="dxa"/>
+          <w:vAlign w:val="center"/>
+        </w:tcPr>
+        <w:p>
+          <w:pPr>
+            <w:spacing w:after="0" w:line="240" w:lineRule="auto"/>
+          </w:pPr>
+          <w:r>
+            <w:rPr>
+              <w:noProof/>
+              <w:sz w:val="18"/>
+            </w:rPr>
+            <w:drawing>
+              <wp:inline distT="0" distB="0" distL="0" distR="0">
+                <wp:extent cx="283464" cy="283464"/>
+                <wp:effectExtent l="0" t="0" r="0" b="0"/>
+                <wp:docPr id="29" name="Picture 29"/>
                 <wp:cNvGraphicFramePr>
                   <a:graphicFrameLocks xmlns:a="http://schemas.openxmlformats.org/drawingml/2006/main" noChangeAspect="1"/>
                 </wp:cNvGraphicFramePr>
@@ -11405,7 +12916,13 @@
             <w:rPr>
               <w:sz w:val="18"/>
             </w:rPr>
-            <w:t>MPI for Biological</w:t>
+            <w:t xml:space="preserve">MPI for </w:t>
+          </w:r>
+          <w:r>
+            <w:rPr>
+              <w:sz w:val="18"/>
+            </w:rPr>
+            <w:t>Biological</w:t>
           </w:r>
           <w:r>
             <w:rPr>
@@ -12103,31 +13620,31 @@
       </w:rPr>
     </w:lvl>
   </w:abstractNum>
-  <w:num w:numId="1" w16cid:durableId="785268901">
+  <w:num w:numId="1" w16cid:durableId="295186161">
     <w:abstractNumId w:val="8"/>
   </w:num>
-  <w:num w:numId="2" w16cid:durableId="1517426570">
+  <w:num w:numId="2" w16cid:durableId="1939487763">
     <w:abstractNumId w:val="6"/>
   </w:num>
-  <w:num w:numId="3" w16cid:durableId="127821222">
+  <w:num w:numId="3" w16cid:durableId="1189300018">
     <w:abstractNumId w:val="5"/>
   </w:num>
-  <w:num w:numId="4" w16cid:durableId="1307590664">
+  <w:num w:numId="4" w16cid:durableId="1225677185">
     <w:abstractNumId w:val="4"/>
   </w:num>
-  <w:num w:numId="5" w16cid:durableId="1330135513">
+  <w:num w:numId="5" w16cid:durableId="1299259653">
     <w:abstractNumId w:val="7"/>
   </w:num>
-  <w:num w:numId="6" w16cid:durableId="1258173973">
+  <w:num w:numId="6" w16cid:durableId="2078093150">
     <w:abstractNumId w:val="3"/>
   </w:num>
-  <w:num w:numId="7" w16cid:durableId="1254317010">
+  <w:num w:numId="7" w16cid:durableId="1271553068">
     <w:abstractNumId w:val="2"/>
   </w:num>
-  <w:num w:numId="8" w16cid:durableId="88502072">
+  <w:num w:numId="8" w16cid:durableId="552697637">
     <w:abstractNumId w:val="1"/>
   </w:num>
-  <w:num w:numId="9" w16cid:durableId="427435542">
+  <w:num w:numId="9" w16cid:durableId="978997062">
     <w:abstractNumId w:val="0"/>
   </w:num>
 </w:numbering>
@@ -23589,7 +25106,7 @@
     <w:autoRedefine/>
     <w:uiPriority w:val="39"/>
     <w:unhideWhenUsed/>
-    <w:rsid w:val="00444895"/>
+    <w:rsid w:val="00854C57"/>
     <w:pPr>
       <w:spacing w:after="100"/>
     </w:pPr>
@@ -23601,7 +25118,7 @@
     <w:autoRedefine/>
     <w:uiPriority w:val="39"/>
     <w:unhideWhenUsed/>
-    <w:rsid w:val="00444895"/>
+    <w:rsid w:val="00854C57"/>
     <w:pPr>
       <w:spacing w:after="100"/>
       <w:ind w:left="220"/>
@@ -23612,7 +25129,7 @@
     <w:basedOn w:val="DefaultParagraphFont"/>
     <w:uiPriority w:val="99"/>
     <w:unhideWhenUsed/>
-    <w:rsid w:val="00444895"/>
+    <w:rsid w:val="00854C57"/>
     <w:rPr>
       <w:color w:val="0000FF" w:themeColor="hyperlink"/>
       <w:u w:val="single"/>

--- a/docs/deConfUSIon_User_Manual_ru.docx
+++ b/docs/deConfUSIon_User_Manual_ru.docx
@@ -33,7 +33,7 @@
       </w:r>
       <w:r>
         <w:br/>
-        <w:t>21 октября 2026 г.</w:t>
+        <w:t>29 октября 2026 года</w:t>
       </w:r>
     </w:p>
     <w:p>
@@ -49,10 +49,7 @@
         <w:jc w:val="center"/>
       </w:pPr>
       <w:r>
-        <w:t xml:space="preserve">Практический путь от исходной записи через </w:t>
-      </w:r>
-      <w:r>
-        <w:t>контроль качества и обработку к проверенной визуализации, регионам, связности и групповому анализу.</w:t>
+        <w:t>Практический путь от исходной записи через контроль качества и обработку к проверенной визуализации, регионам, связности и групповому анализу.</w:t>
       </w:r>
     </w:p>
     <w:p>
@@ -103,7 +100,7 @@
       <w:r>
         <w:fldChar w:fldCharType="separate"/>
       </w:r>
-      <w:hyperlink w:anchor="_Toc243479369" w:history="1">
+      <w:hyperlink w:anchor="_Toc244186467" w:history="1">
         <w:r>
           <w:rPr>
             <w:rStyle w:val="Hyperlink"/>
@@ -130,7 +127,7 @@
             <w:noProof/>
             <w:webHidden/>
           </w:rPr>
-          <w:instrText xml:space="preserve"> PAGEREF _Toc243479369 \h </w:instrText>
+          <w:instrText xml:space="preserve"> PAGEREF _Toc244186467 \h </w:instrText>
         </w:r>
         <w:r>
           <w:rPr>
@@ -178,7 +175,7 @@
           <w14:ligatures w14:val="standardContextual"/>
         </w:rPr>
       </w:pPr>
-      <w:hyperlink w:anchor="_Toc243479370" w:history="1">
+      <w:hyperlink w:anchor="_Toc244186468" w:history="1">
         <w:r>
           <w:rPr>
             <w:rStyle w:val="Hyperlink"/>
@@ -205,7 +202,7 @@
             <w:noProof/>
             <w:webHidden/>
           </w:rPr>
-          <w:instrText xml:space="preserve"> PAGEREF _Toc243479370 \h </w:instrText>
+          <w:instrText xml:space="preserve"> PAGEREF _Toc244186468 \h </w:instrText>
         </w:r>
         <w:r>
           <w:rPr>
@@ -253,7 +250,7 @@
           <w14:ligatures w14:val="standardContextual"/>
         </w:rPr>
       </w:pPr>
-      <w:hyperlink w:anchor="_Toc243479371" w:history="1">
+      <w:hyperlink w:anchor="_Toc244186469" w:history="1">
         <w:r>
           <w:rPr>
             <w:rStyle w:val="Hyperlink"/>
@@ -280,7 +277,82 @@
             <w:noProof/>
             <w:webHidden/>
           </w:rPr>
-          <w:instrText xml:space="preserve"> PAGEREF _Toc243479371 \h </w:instrText>
+          <w:instrText xml:space="preserve"> PAGEREF _Toc244186469 \h </w:instrText>
+        </w:r>
+        <w:r>
+          <w:rPr>
+            <w:noProof/>
+            <w:webHidden/>
+          </w:rPr>
+        </w:r>
+        <w:r>
+          <w:rPr>
+            <w:noProof/>
+            <w:webHidden/>
+          </w:rPr>
+          <w:fldChar w:fldCharType="separate"/>
+        </w:r>
+        <w:r>
+          <w:rPr>
+            <w:noProof/>
+            <w:webHidden/>
+          </w:rPr>
+          <w:t>5</w:t>
+        </w:r>
+        <w:r>
+          <w:rPr>
+            <w:noProof/>
+            <w:webHidden/>
+          </w:rPr>
+          <w:fldChar w:fldCharType="end"/>
+        </w:r>
+      </w:hyperlink>
+    </w:p>
+    <w:p>
+      <w:pPr>
+        <w:pStyle w:val="TOC2"/>
+        <w:tabs>
+          <w:tab w:val="right" w:leader="dot" w:pos="9880"/>
+        </w:tabs>
+        <w:rPr>
+          <w:rFonts w:asciiTheme="minorHAnsi" w:eastAsiaTheme="minorEastAsia" w:hAnsiTheme="minorHAnsi"/>
+          <w:noProof/>
+          <w:color w:val="auto"/>
+          <w:kern w:val="2"/>
+          <w:sz w:val="24"/>
+          <w:szCs w:val="24"/>
+          <w:lang w:val="de-DE" w:eastAsia="de-DE"/>
+          <w14:ligatures w14:val="standardContextual"/>
+        </w:rPr>
+      </w:pPr>
+      <w:hyperlink w:anchor="_Toc244186470" w:history="1">
+        <w:r>
+          <w:rPr>
+            <w:rStyle w:val="Hyperlink"/>
+            <w:noProof/>
+          </w:rPr>
+          <w:t>Операционные системы и экспорт средствами MATLAB</w:t>
+        </w:r>
+        <w:r>
+          <w:rPr>
+            <w:noProof/>
+            <w:webHidden/>
+          </w:rPr>
+          <w:tab/>
+        </w:r>
+        <w:r>
+          <w:rPr>
+            <w:noProof/>
+            <w:webHidden/>
+          </w:rPr>
+          <w:fldChar w:fldCharType="begin"/>
+        </w:r>
+        <w:r>
+          <w:rPr>
+            <w:noProof/>
+            <w:webHidden/>
+          </w:rPr>
+          <w:instrText xml:space="preserve"> PAGEREF _Toc244186470 \h </w:instrText>
         </w:r>
         <w:r>
           <w:rPr>
@@ -328,7 +400,7 @@
           <w14:ligatures w14:val="standardContextual"/>
         </w:rPr>
       </w:pPr>
-      <w:hyperlink w:anchor="_Toc243479372" w:history="1">
+      <w:hyperlink w:anchor="_Toc244186471" w:history="1">
         <w:r>
           <w:rPr>
             <w:rStyle w:val="Hyperlink"/>
@@ -355,7 +427,7 @@
             <w:noProof/>
             <w:webHidden/>
           </w:rPr>
-          <w:instrText xml:space="preserve"> PAGEREF _Toc243479372 \h </w:instrText>
+          <w:instrText xml:space="preserve"> PAGEREF _Toc244186471 \h </w:instrText>
         </w:r>
         <w:r>
           <w:rPr>
@@ -375,7 +447,7 @@
             <w:noProof/>
             <w:webHidden/>
           </w:rPr>
-          <w:t>6</w:t>
+          <w:t>7</w:t>
         </w:r>
         <w:r>
           <w:rPr>
@@ -403,7 +475,7 @@
           <w14:ligatures w14:val="standardContextual"/>
         </w:rPr>
       </w:pPr>
-      <w:hyperlink w:anchor="_Toc243479373" w:history="1">
+      <w:hyperlink w:anchor="_Toc244186472" w:history="1">
         <w:r>
           <w:rPr>
             <w:rStyle w:val="Hyperlink"/>
@@ -430,7 +502,7 @@
             <w:noProof/>
             <w:webHidden/>
           </w:rPr>
-          <w:instrText xml:space="preserve"> PAGEREF _Toc243479373 \h </w:instrText>
+          <w:instrText xml:space="preserve"> PAGEREF _Toc244186472 \h </w:instrText>
         </w:r>
         <w:r>
           <w:rPr>
@@ -450,7 +522,7 @@
             <w:noProof/>
             <w:webHidden/>
           </w:rPr>
-          <w:t>6</w:t>
+          <w:t>7</w:t>
         </w:r>
         <w:r>
           <w:rPr>
@@ -478,7 +550,7 @@
           <w14:ligatures w14:val="standardContextual"/>
         </w:rPr>
       </w:pPr>
-      <w:hyperlink w:anchor="_Toc243479374" w:history="1">
+      <w:hyperlink w:anchor="_Toc244186473" w:history="1">
         <w:r>
           <w:rPr>
             <w:rStyle w:val="Hyperlink"/>
@@ -505,7 +577,7 @@
             <w:noProof/>
             <w:webHidden/>
           </w:rPr>
-          <w:instrText xml:space="preserve"> PAGEREF _Toc243479374 \h </w:instrText>
+          <w:instrText xml:space="preserve"> PAGEREF _Toc244186473 \h </w:instrText>
         </w:r>
         <w:r>
           <w:rPr>
@@ -525,7 +597,7 @@
             <w:noProof/>
             <w:webHidden/>
           </w:rPr>
-          <w:t>7</w:t>
+          <w:t>8</w:t>
         </w:r>
         <w:r>
           <w:rPr>
@@ -553,7 +625,7 @@
           <w14:ligatures w14:val="standardContextual"/>
         </w:rPr>
       </w:pPr>
-      <w:hyperlink w:anchor="_Toc243479375" w:history="1">
+      <w:hyperlink w:anchor="_Toc244186474" w:history="1">
         <w:r>
           <w:rPr>
             <w:rStyle w:val="Hyperlink"/>
@@ -580,7 +652,7 @@
             <w:noProof/>
             <w:webHidden/>
           </w:rPr>
-          <w:instrText xml:space="preserve"> PAGEREF _Toc243479375 \h </w:instrText>
+          <w:instrText xml:space="preserve"> PAGEREF _Toc244186474 \h </w:instrText>
         </w:r>
         <w:r>
           <w:rPr>
@@ -600,7 +672,7 @@
             <w:noProof/>
             <w:webHidden/>
           </w:rPr>
-          <w:t>8</w:t>
+          <w:t>9</w:t>
         </w:r>
         <w:r>
           <w:rPr>
@@ -628,7 +700,7 @@
           <w14:ligatures w14:val="standardContextual"/>
         </w:rPr>
       </w:pPr>
-      <w:hyperlink w:anchor="_Toc243479376" w:history="1">
+      <w:hyperlink w:anchor="_Toc244186475" w:history="1">
         <w:r>
           <w:rPr>
             <w:rStyle w:val="Hyperlink"/>
@@ -655,7 +727,7 @@
             <w:noProof/>
             <w:webHidden/>
           </w:rPr>
-          <w:instrText xml:space="preserve"> PAGEREF _Toc243479376 \h </w:instrText>
+          <w:instrText xml:space="preserve"> PAGEREF _Toc244186475 \h </w:instrText>
         </w:r>
         <w:r>
           <w:rPr>
@@ -675,7 +747,7 @@
             <w:noProof/>
             <w:webHidden/>
           </w:rPr>
-          <w:t>9</w:t>
+          <w:t>10</w:t>
         </w:r>
         <w:r>
           <w:rPr>
@@ -703,7 +775,7 @@
           <w14:ligatures w14:val="standardContextual"/>
         </w:rPr>
       </w:pPr>
-      <w:hyperlink w:anchor="_Toc243479377" w:history="1">
+      <w:hyperlink w:anchor="_Toc244186476" w:history="1">
         <w:r>
           <w:rPr>
             <w:rStyle w:val="Hyperlink"/>
@@ -730,7 +802,7 @@
             <w:noProof/>
             <w:webHidden/>
           </w:rPr>
-          <w:instrText xml:space="preserve"> PAGEREF _Toc243479377 \h </w:instrText>
+          <w:instrText xml:space="preserve"> PAGEREF _Toc244186476 \h </w:instrText>
         </w:r>
         <w:r>
           <w:rPr>
@@ -750,7 +822,7 @@
             <w:noProof/>
             <w:webHidden/>
           </w:rPr>
-          <w:t>9</w:t>
+          <w:t>10</w:t>
         </w:r>
         <w:r>
           <w:rPr>
@@ -778,7 +850,7 @@
           <w14:ligatures w14:val="standardContextual"/>
         </w:rPr>
       </w:pPr>
-      <w:hyperlink w:anchor="_Toc243479378" w:history="1">
+      <w:hyperlink w:anchor="_Toc244186477" w:history="1">
         <w:r>
           <w:rPr>
             <w:rStyle w:val="Hyperlink"/>
@@ -805,7 +877,7 @@
             <w:noProof/>
             <w:webHidden/>
           </w:rPr>
-          <w:instrText xml:space="preserve"> PAGEREF _Toc243479378 \h </w:instrText>
+          <w:instrText xml:space="preserve"> PAGEREF _Toc244186477 \h </w:instrText>
         </w:r>
         <w:r>
           <w:rPr>
@@ -825,7 +897,7 @@
             <w:noProof/>
             <w:webHidden/>
           </w:rPr>
-          <w:t>10</w:t>
+          <w:t>11</w:t>
         </w:r>
         <w:r>
           <w:rPr>
@@ -853,7 +925,7 @@
           <w14:ligatures w14:val="standardContextual"/>
         </w:rPr>
       </w:pPr>
-      <w:hyperlink w:anchor="_Toc243479379" w:history="1">
+      <w:hyperlink w:anchor="_Toc244186478" w:history="1">
         <w:r>
           <w:rPr>
             <w:rStyle w:val="Hyperlink"/>
@@ -880,7 +952,7 @@
             <w:noProof/>
             <w:webHidden/>
           </w:rPr>
-          <w:instrText xml:space="preserve"> PAGEREF _Toc243479379 \h </w:instrText>
+          <w:instrText xml:space="preserve"> PAGEREF _Toc244186478 \h </w:instrText>
         </w:r>
         <w:r>
           <w:rPr>
@@ -900,7 +972,7 @@
             <w:noProof/>
             <w:webHidden/>
           </w:rPr>
-          <w:t>10</w:t>
+          <w:t>11</w:t>
         </w:r>
         <w:r>
           <w:rPr>
@@ -928,7 +1000,7 @@
           <w14:ligatures w14:val="standardContextual"/>
         </w:rPr>
       </w:pPr>
-      <w:hyperlink w:anchor="_Toc243479380" w:history="1">
+      <w:hyperlink w:anchor="_Toc244186479" w:history="1">
         <w:r>
           <w:rPr>
             <w:rStyle w:val="Hyperlink"/>
@@ -955,7 +1027,7 @@
             <w:noProof/>
             <w:webHidden/>
           </w:rPr>
-          <w:instrText xml:space="preserve"> PAGEREF _Toc243479380 \h </w:instrText>
+          <w:instrText xml:space="preserve"> PAGEREF _Toc244186479 \h </w:instrText>
         </w:r>
         <w:r>
           <w:rPr>
@@ -975,7 +1047,7 @@
             <w:noProof/>
             <w:webHidden/>
           </w:rPr>
-          <w:t>11</w:t>
+          <w:t>12</w:t>
         </w:r>
         <w:r>
           <w:rPr>
@@ -1003,7 +1075,7 @@
           <w14:ligatures w14:val="standardContextual"/>
         </w:rPr>
       </w:pPr>
-      <w:hyperlink w:anchor="_Toc243479381" w:history="1">
+      <w:hyperlink w:anchor="_Toc244186480" w:history="1">
         <w:r>
           <w:rPr>
             <w:rStyle w:val="Hyperlink"/>
@@ -1030,7 +1102,7 @@
             <w:noProof/>
             <w:webHidden/>
           </w:rPr>
-          <w:instrText xml:space="preserve"> PAGEREF _Toc243479381 \h </w:instrText>
+          <w:instrText xml:space="preserve"> PAGEREF _Toc244186480 \h </w:instrText>
         </w:r>
         <w:r>
           <w:rPr>
@@ -1050,7 +1122,7 @@
             <w:noProof/>
             <w:webHidden/>
           </w:rPr>
-          <w:t>11</w:t>
+          <w:t>12</w:t>
         </w:r>
         <w:r>
           <w:rPr>
@@ -1078,7 +1150,7 @@
           <w14:ligatures w14:val="standardContextual"/>
         </w:rPr>
       </w:pPr>
-      <w:hyperlink w:anchor="_Toc243479382" w:history="1">
+      <w:hyperlink w:anchor="_Toc244186481" w:history="1">
         <w:r>
           <w:rPr>
             <w:rStyle w:val="Hyperlink"/>
@@ -1105,7 +1177,7 @@
             <w:noProof/>
             <w:webHidden/>
           </w:rPr>
-          <w:instrText xml:space="preserve"> PAGEREF _Toc243479382 \h </w:instrText>
+          <w:instrText xml:space="preserve"> PAGEREF _Toc244186481 \h </w:instrText>
         </w:r>
         <w:r>
           <w:rPr>
@@ -1125,7 +1197,7 @@
             <w:noProof/>
             <w:webHidden/>
           </w:rPr>
-          <w:t>12</w:t>
+          <w:t>13</w:t>
         </w:r>
         <w:r>
           <w:rPr>
@@ -1153,7 +1225,7 @@
           <w14:ligatures w14:val="standardContextual"/>
         </w:rPr>
       </w:pPr>
-      <w:hyperlink w:anchor="_Toc243479383" w:history="1">
+      <w:hyperlink w:anchor="_Toc244186482" w:history="1">
         <w:r>
           <w:rPr>
             <w:rStyle w:val="Hyperlink"/>
@@ -1180,7 +1252,7 @@
             <w:noProof/>
             <w:webHidden/>
           </w:rPr>
-          <w:instrText xml:space="preserve"> PAGEREF _Toc243479383 \h </w:instrText>
+          <w:instrText xml:space="preserve"> PAGEREF _Toc244186482 \h </w:instrText>
         </w:r>
         <w:r>
           <w:rPr>
@@ -1200,7 +1272,7 @@
             <w:noProof/>
             <w:webHidden/>
           </w:rPr>
-          <w:t>14</w:t>
+          <w:t>15</w:t>
         </w:r>
         <w:r>
           <w:rPr>
@@ -1228,7 +1300,7 @@
           <w14:ligatures w14:val="standardContextual"/>
         </w:rPr>
       </w:pPr>
-      <w:hyperlink w:anchor="_Toc243479384" w:history="1">
+      <w:hyperlink w:anchor="_Toc244186483" w:history="1">
         <w:r>
           <w:rPr>
             <w:rStyle w:val="Hyperlink"/>
@@ -1255,7 +1327,7 @@
             <w:noProof/>
             <w:webHidden/>
           </w:rPr>
-          <w:instrText xml:space="preserve"> PAGEREF _Toc243479384 \h </w:instrText>
+          <w:instrText xml:space="preserve"> PAGEREF _Toc244186483 \h </w:instrText>
         </w:r>
         <w:r>
           <w:rPr>
@@ -1275,7 +1347,7 @@
             <w:noProof/>
             <w:webHidden/>
           </w:rPr>
-          <w:t>15</w:t>
+          <w:t>16</w:t>
         </w:r>
         <w:r>
           <w:rPr>
@@ -1303,7 +1375,7 @@
           <w14:ligatures w14:val="standardContextual"/>
         </w:rPr>
       </w:pPr>
-      <w:hyperlink w:anchor="_Toc243479385" w:history="1">
+      <w:hyperlink w:anchor="_Toc244186484" w:history="1">
         <w:r>
           <w:rPr>
             <w:rStyle w:val="Hyperlink"/>
@@ -1330,7 +1402,7 @@
             <w:noProof/>
             <w:webHidden/>
           </w:rPr>
-          <w:instrText xml:space="preserve"> PAGEREF _Toc243479385 \h </w:instrText>
+          <w:instrText xml:space="preserve"> PAGEREF _Toc244186484 \h </w:instrText>
         </w:r>
         <w:r>
           <w:rPr>
@@ -1350,7 +1422,7 @@
             <w:noProof/>
             <w:webHidden/>
           </w:rPr>
-          <w:t>15</w:t>
+          <w:t>16</w:t>
         </w:r>
         <w:r>
           <w:rPr>
@@ -1378,7 +1450,7 @@
           <w14:ligatures w14:val="standardContextual"/>
         </w:rPr>
       </w:pPr>
-      <w:hyperlink w:anchor="_Toc243479386" w:history="1">
+      <w:hyperlink w:anchor="_Toc244186485" w:history="1">
         <w:r>
           <w:rPr>
             <w:rStyle w:val="Hyperlink"/>
@@ -1405,7 +1477,7 @@
             <w:noProof/>
             <w:webHidden/>
           </w:rPr>
-          <w:instrText xml:space="preserve"> PAGEREF _Toc243479386 \h </w:instrText>
+          <w:instrText xml:space="preserve"> PAGEREF _Toc244186485 \h </w:instrText>
         </w:r>
         <w:r>
           <w:rPr>
@@ -1425,7 +1497,7 @@
             <w:noProof/>
             <w:webHidden/>
           </w:rPr>
-          <w:t>16</w:t>
+          <w:t>17</w:t>
         </w:r>
         <w:r>
           <w:rPr>
@@ -1453,7 +1525,7 @@
           <w14:ligatures w14:val="standardContextual"/>
         </w:rPr>
       </w:pPr>
-      <w:hyperlink w:anchor="_Toc243479387" w:history="1">
+      <w:hyperlink w:anchor="_Toc244186486" w:history="1">
         <w:r>
           <w:rPr>
             <w:rStyle w:val="Hyperlink"/>
@@ -1480,7 +1552,7 @@
             <w:noProof/>
             <w:webHidden/>
           </w:rPr>
-          <w:instrText xml:space="preserve"> PAGEREF _Toc243479387 \h </w:instrText>
+          <w:instrText xml:space="preserve"> PAGEREF _Toc244186486 \h </w:instrText>
         </w:r>
         <w:r>
           <w:rPr>
@@ -1500,7 +1572,7 @@
             <w:noProof/>
             <w:webHidden/>
           </w:rPr>
-          <w:t>16</w:t>
+          <w:t>17</w:t>
         </w:r>
         <w:r>
           <w:rPr>
@@ -1528,7 +1600,7 @@
           <w14:ligatures w14:val="standardContextual"/>
         </w:rPr>
       </w:pPr>
-      <w:hyperlink w:anchor="_Toc243479388" w:history="1">
+      <w:hyperlink w:anchor="_Toc244186487" w:history="1">
         <w:r>
           <w:rPr>
             <w:rStyle w:val="Hyperlink"/>
@@ -1555,7 +1627,7 @@
             <w:noProof/>
             <w:webHidden/>
           </w:rPr>
-          <w:instrText xml:space="preserve"> PAGEREF _Toc243479388 \h </w:instrText>
+          <w:instrText xml:space="preserve"> PAGEREF _Toc244186487 \h </w:instrText>
         </w:r>
         <w:r>
           <w:rPr>
@@ -1575,7 +1647,7 @@
             <w:noProof/>
             <w:webHidden/>
           </w:rPr>
-          <w:t>17</w:t>
+          <w:t>18</w:t>
         </w:r>
         <w:r>
           <w:rPr>
@@ -1603,7 +1675,7 @@
           <w14:ligatures w14:val="standardContextual"/>
         </w:rPr>
       </w:pPr>
-      <w:hyperlink w:anchor="_Toc243479389" w:history="1">
+      <w:hyperlink w:anchor="_Toc244186488" w:history="1">
         <w:r>
           <w:rPr>
             <w:rStyle w:val="Hyperlink"/>
@@ -1630,7 +1702,7 @@
             <w:noProof/>
             <w:webHidden/>
           </w:rPr>
-          <w:instrText xml:space="preserve"> PAGEREF _Toc243479389 \h </w:instrText>
+          <w:instrText xml:space="preserve"> PAGEREF _Toc244186488 \h </w:instrText>
         </w:r>
         <w:r>
           <w:rPr>
@@ -1650,7 +1722,7 @@
             <w:noProof/>
             <w:webHidden/>
           </w:rPr>
-          <w:t>18</w:t>
+          <w:t>19</w:t>
         </w:r>
         <w:r>
           <w:rPr>
@@ -1678,7 +1750,7 @@
           <w14:ligatures w14:val="standardContextual"/>
         </w:rPr>
       </w:pPr>
-      <w:hyperlink w:anchor="_Toc243479390" w:history="1">
+      <w:hyperlink w:anchor="_Toc244186489" w:history="1">
         <w:r>
           <w:rPr>
             <w:rStyle w:val="Hyperlink"/>
@@ -1705,7 +1777,7 @@
             <w:noProof/>
             <w:webHidden/>
           </w:rPr>
-          <w:instrText xml:space="preserve"> PAGEREF _Toc243479390 \h </w:instrText>
+          <w:instrText xml:space="preserve"> PAGEREF _Toc244186489 \h </w:instrText>
         </w:r>
         <w:r>
           <w:rPr>
@@ -1725,7 +1797,7 @@
             <w:noProof/>
             <w:webHidden/>
           </w:rPr>
-          <w:t>19</w:t>
+          <w:t>20</w:t>
         </w:r>
         <w:r>
           <w:rPr>
@@ -1753,7 +1825,7 @@
           <w14:ligatures w14:val="standardContextual"/>
         </w:rPr>
       </w:pPr>
-      <w:hyperlink w:anchor="_Toc243479391" w:history="1">
+      <w:hyperlink w:anchor="_Toc244186490" w:history="1">
         <w:r>
           <w:rPr>
             <w:rStyle w:val="Hyperlink"/>
@@ -1780,7 +1852,7 @@
             <w:noProof/>
             <w:webHidden/>
           </w:rPr>
-          <w:instrText xml:space="preserve"> PAGEREF _Toc243479391 \h </w:instrText>
+          <w:instrText xml:space="preserve"> PAGEREF _Toc244186490 \h </w:instrText>
         </w:r>
         <w:r>
           <w:rPr>
@@ -1800,7 +1872,7 @@
             <w:noProof/>
             <w:webHidden/>
           </w:rPr>
-          <w:t>20</w:t>
+          <w:t>21</w:t>
         </w:r>
         <w:r>
           <w:rPr>
@@ -1828,7 +1900,7 @@
           <w14:ligatures w14:val="standardContextual"/>
         </w:rPr>
       </w:pPr>
-      <w:hyperlink w:anchor="_Toc243479392" w:history="1">
+      <w:hyperlink w:anchor="_Toc244186491" w:history="1">
         <w:r>
           <w:rPr>
             <w:rStyle w:val="Hyperlink"/>
@@ -1855,7 +1927,7 @@
             <w:noProof/>
             <w:webHidden/>
           </w:rPr>
-          <w:instrText xml:space="preserve"> PAGEREF _Toc243479392 \h </w:instrText>
+          <w:instrText xml:space="preserve"> PAGEREF _Toc244186491 \h </w:instrText>
         </w:r>
         <w:r>
           <w:rPr>
@@ -1875,7 +1947,7 @@
             <w:noProof/>
             <w:webHidden/>
           </w:rPr>
-          <w:t>21</w:t>
+          <w:t>22</w:t>
         </w:r>
         <w:r>
           <w:rPr>
@@ -1903,7 +1975,7 @@
           <w14:ligatures w14:val="standardContextual"/>
         </w:rPr>
       </w:pPr>
-      <w:hyperlink w:anchor="_Toc243479393" w:history="1">
+      <w:hyperlink w:anchor="_Toc244186492" w:history="1">
         <w:r>
           <w:rPr>
             <w:rStyle w:val="Hyperlink"/>
@@ -1930,7 +2002,7 @@
             <w:noProof/>
             <w:webHidden/>
           </w:rPr>
-          <w:instrText xml:space="preserve"> PAGEREF _Toc243479393 \h </w:instrText>
+          <w:instrText xml:space="preserve"> PAGEREF _Toc244186492 \h </w:instrText>
         </w:r>
         <w:r>
           <w:rPr>
@@ -1950,7 +2022,7 @@
             <w:noProof/>
             <w:webHidden/>
           </w:rPr>
-          <w:t>22</w:t>
+          <w:t>23</w:t>
         </w:r>
         <w:r>
           <w:rPr>
@@ -1978,7 +2050,7 @@
           <w14:ligatures w14:val="standardContextual"/>
         </w:rPr>
       </w:pPr>
-      <w:hyperlink w:anchor="_Toc243479394" w:history="1">
+      <w:hyperlink w:anchor="_Toc244186493" w:history="1">
         <w:r>
           <w:rPr>
             <w:rStyle w:val="Hyperlink"/>
@@ -2005,7 +2077,7 @@
             <w:noProof/>
             <w:webHidden/>
           </w:rPr>
-          <w:instrText xml:space="preserve"> PAGEREF _Toc243479394 \h </w:instrText>
+          <w:instrText xml:space="preserve"> PAGEREF _Toc244186493 \h </w:instrText>
         </w:r>
         <w:r>
           <w:rPr>
@@ -2025,7 +2097,7 @@
             <w:noProof/>
             <w:webHidden/>
           </w:rPr>
-          <w:t>23</w:t>
+          <w:t>24</w:t>
         </w:r>
         <w:r>
           <w:rPr>
@@ -2053,7 +2125,7 @@
           <w14:ligatures w14:val="standardContextual"/>
         </w:rPr>
       </w:pPr>
-      <w:hyperlink w:anchor="_Toc243479395" w:history="1">
+      <w:hyperlink w:anchor="_Toc244186494" w:history="1">
         <w:r>
           <w:rPr>
             <w:rStyle w:val="Hyperlink"/>
@@ -2080,7 +2152,7 @@
             <w:noProof/>
             <w:webHidden/>
           </w:rPr>
-          <w:instrText xml:space="preserve"> PAGEREF _Toc243479395 \h </w:instrText>
+          <w:instrText xml:space="preserve"> PAGEREF _Toc244186494 \h </w:instrText>
         </w:r>
         <w:r>
           <w:rPr>
@@ -2100,7 +2172,82 @@
             <w:noProof/>
             <w:webHidden/>
           </w:rPr>
-          <w:t>23</w:t>
+          <w:t>24</w:t>
+        </w:r>
+        <w:r>
+          <w:rPr>
+            <w:noProof/>
+            <w:webHidden/>
+          </w:rPr>
+          <w:fldChar w:fldCharType="end"/>
+        </w:r>
+      </w:hyperlink>
+    </w:p>
+    <w:p>
+      <w:pPr>
+        <w:pStyle w:val="TOC2"/>
+        <w:tabs>
+          <w:tab w:val="right" w:leader="dot" w:pos="9880"/>
+        </w:tabs>
+        <w:rPr>
+          <w:rFonts w:asciiTheme="minorHAnsi" w:eastAsiaTheme="minorEastAsia" w:hAnsiTheme="minorHAnsi"/>
+          <w:noProof/>
+          <w:color w:val="auto"/>
+          <w:kern w:val="2"/>
+          <w:sz w:val="24"/>
+          <w:szCs w:val="24"/>
+          <w:lang w:val="de-DE" w:eastAsia="de-DE"/>
+          <w14:ligatures w14:val="standardContextual"/>
+        </w:rPr>
+      </w:pPr>
+      <w:hyperlink w:anchor="_Toc244186495" w:history="1">
+        <w:r>
+          <w:rPr>
+            <w:rStyle w:val="Hyperlink"/>
+            <w:noProof/>
+          </w:rPr>
+          <w:t>Ранжирование целых областей атласа по нескольким срезам</w:t>
+        </w:r>
+        <w:r>
+          <w:rPr>
+            <w:noProof/>
+            <w:webHidden/>
+          </w:rPr>
+          <w:tab/>
+        </w:r>
+        <w:r>
+          <w:rPr>
+            <w:noProof/>
+            <w:webHidden/>
+          </w:rPr>
+          <w:fldChar w:fldCharType="begin"/>
+        </w:r>
+        <w:r>
+          <w:rPr>
+            <w:noProof/>
+            <w:webHidden/>
+          </w:rPr>
+          <w:instrText xml:space="preserve"> PAGEREF _Toc244186495 \h </w:instrText>
+        </w:r>
+        <w:r>
+          <w:rPr>
+            <w:noProof/>
+            <w:webHidden/>
+          </w:rPr>
+        </w:r>
+        <w:r>
+          <w:rPr>
+            <w:noProof/>
+            <w:webHidden/>
+          </w:rPr>
+          <w:fldChar w:fldCharType="separate"/>
+        </w:r>
+        <w:r>
+          <w:rPr>
+            <w:noProof/>
+            <w:webHidden/>
+          </w:rPr>
+          <w:t>24</w:t>
         </w:r>
         <w:r>
           <w:rPr>
@@ -2128,7 +2275,7 @@
           <w14:ligatures w14:val="standardContextual"/>
         </w:rPr>
       </w:pPr>
-      <w:hyperlink w:anchor="_Toc243479396" w:history="1">
+      <w:hyperlink w:anchor="_Toc244186496" w:history="1">
         <w:r>
           <w:rPr>
             <w:rStyle w:val="Hyperlink"/>
@@ -2155,7 +2302,7 @@
             <w:noProof/>
             <w:webHidden/>
           </w:rPr>
-          <w:instrText xml:space="preserve"> PAGEREF _Toc243479396 \h </w:instrText>
+          <w:instrText xml:space="preserve"> PAGEREF _Toc244186496 \h </w:instrText>
         </w:r>
         <w:r>
           <w:rPr>
@@ -2175,7 +2322,7 @@
             <w:noProof/>
             <w:webHidden/>
           </w:rPr>
-          <w:t>24</w:t>
+          <w:t>26</w:t>
         </w:r>
         <w:r>
           <w:rPr>
@@ -2203,7 +2350,7 @@
           <w14:ligatures w14:val="standardContextual"/>
         </w:rPr>
       </w:pPr>
-      <w:hyperlink w:anchor="_Toc243479397" w:history="1">
+      <w:hyperlink w:anchor="_Toc244186497" w:history="1">
         <w:r>
           <w:rPr>
             <w:rStyle w:val="Hyperlink"/>
@@ -2230,7 +2377,7 @@
             <w:noProof/>
             <w:webHidden/>
           </w:rPr>
-          <w:instrText xml:space="preserve"> PAGEREF _Toc243479397 \h </w:instrText>
+          <w:instrText xml:space="preserve"> PAGEREF _Toc244186497 \h </w:instrText>
         </w:r>
         <w:r>
           <w:rPr>
@@ -2250,7 +2397,7 @@
             <w:noProof/>
             <w:webHidden/>
           </w:rPr>
-          <w:t>24</w:t>
+          <w:t>26</w:t>
         </w:r>
         <w:r>
           <w:rPr>
@@ -2278,13 +2425,13 @@
           <w14:ligatures w14:val="standardContextual"/>
         </w:rPr>
       </w:pPr>
-      <w:hyperlink w:anchor="_Toc243479398" w:history="1">
+      <w:hyperlink w:anchor="_Toc244186498" w:history="1">
         <w:r>
           <w:rPr>
             <w:rStyle w:val="Hyperlink"/>
             <w:noProof/>
           </w:rPr>
-          <w:t>Регистрация одной исходной 2D-плоскости</w:t>
+          <w:t>Геометрические маски для данных объёмных датчиков</w:t>
         </w:r>
         <w:r>
           <w:rPr>
@@ -2305,7 +2452,7 @@
             <w:noProof/>
             <w:webHidden/>
           </w:rPr>
-          <w:instrText xml:space="preserve"> PAGEREF _Toc243479398 \h </w:instrText>
+          <w:instrText xml:space="preserve"> PAGEREF _Toc244186498 \h </w:instrText>
         </w:r>
         <w:r>
           <w:rPr>
@@ -2325,7 +2472,7 @@
             <w:noProof/>
             <w:webHidden/>
           </w:rPr>
-          <w:t>25</w:t>
+          <w:t>26</w:t>
         </w:r>
         <w:r>
           <w:rPr>
@@ -2353,12 +2500,87 @@
           <w14:ligatures w14:val="standardContextual"/>
         </w:rPr>
       </w:pPr>
-      <w:hyperlink w:anchor="_Toc243479399" w:history="1">
+      <w:hyperlink w:anchor="_Toc244186499" w:history="1">
         <w:r>
           <w:rPr>
             <w:rStyle w:val="Hyperlink"/>
             <w:noProof/>
           </w:rPr>
+          <w:t>Регистрация одной исходной 2D-плоскости</w:t>
+        </w:r>
+        <w:r>
+          <w:rPr>
+            <w:noProof/>
+            <w:webHidden/>
+          </w:rPr>
+          <w:tab/>
+        </w:r>
+        <w:r>
+          <w:rPr>
+            <w:noProof/>
+            <w:webHidden/>
+          </w:rPr>
+          <w:fldChar w:fldCharType="begin"/>
+        </w:r>
+        <w:r>
+          <w:rPr>
+            <w:noProof/>
+            <w:webHidden/>
+          </w:rPr>
+          <w:instrText xml:space="preserve"> PAGEREF _Toc244186499 \h </w:instrText>
+        </w:r>
+        <w:r>
+          <w:rPr>
+            <w:noProof/>
+            <w:webHidden/>
+          </w:rPr>
+        </w:r>
+        <w:r>
+          <w:rPr>
+            <w:noProof/>
+            <w:webHidden/>
+          </w:rPr>
+          <w:fldChar w:fldCharType="separate"/>
+        </w:r>
+        <w:r>
+          <w:rPr>
+            <w:noProof/>
+            <w:webHidden/>
+          </w:rPr>
+          <w:t>27</w:t>
+        </w:r>
+        <w:r>
+          <w:rPr>
+            <w:noProof/>
+            <w:webHidden/>
+          </w:rPr>
+          <w:fldChar w:fldCharType="end"/>
+        </w:r>
+      </w:hyperlink>
+    </w:p>
+    <w:p>
+      <w:pPr>
+        <w:pStyle w:val="TOC2"/>
+        <w:tabs>
+          <w:tab w:val="right" w:leader="dot" w:pos="9880"/>
+        </w:tabs>
+        <w:rPr>
+          <w:rFonts w:asciiTheme="minorHAnsi" w:eastAsiaTheme="minorEastAsia" w:hAnsiTheme="minorHAnsi"/>
+          <w:noProof/>
+          <w:color w:val="auto"/>
+          <w:kern w:val="2"/>
+          <w:sz w:val="24"/>
+          <w:szCs w:val="24"/>
+          <w:lang w:val="de-DE" w:eastAsia="de-DE"/>
+          <w14:ligatures w14:val="standardContextual"/>
+        </w:rPr>
+      </w:pPr>
+      <w:hyperlink w:anchor="_Toc244186500" w:history="1">
+        <w:r>
+          <w:rPr>
+            <w:rStyle w:val="Hyperlink"/>
+            <w:noProof/>
+          </w:rPr>
           <w:t>Пошаговая регистрация по атласу в LightSuite</w:t>
         </w:r>
         <w:r>
@@ -2380,7 +2602,7 @@
             <w:noProof/>
             <w:webHidden/>
           </w:rPr>
-          <w:instrText xml:space="preserve"> PAGEREF _Toc243479399 \h </w:instrText>
+          <w:instrText xml:space="preserve"> PAGEREF _Toc244186500 \h </w:instrText>
         </w:r>
         <w:r>
           <w:rPr>
@@ -2400,7 +2622,7 @@
             <w:noProof/>
             <w:webHidden/>
           </w:rPr>
-          <w:t>26</w:t>
+          <w:t>28</w:t>
         </w:r>
         <w:r>
           <w:rPr>
@@ -2428,7 +2650,7 @@
           <w14:ligatures w14:val="standardContextual"/>
         </w:rPr>
       </w:pPr>
-      <w:hyperlink w:anchor="_Toc243479400" w:history="1">
+      <w:hyperlink w:anchor="_Toc244186501" w:history="1">
         <w:r>
           <w:rPr>
             <w:rStyle w:val="Hyperlink"/>
@@ -2455,7 +2677,7 @@
             <w:noProof/>
             <w:webHidden/>
           </w:rPr>
-          <w:instrText xml:space="preserve"> PAGEREF _Toc243479400 \h </w:instrText>
+          <w:instrText xml:space="preserve"> PAGEREF _Toc244186501 \h </w:instrText>
         </w:r>
         <w:r>
           <w:rPr>
@@ -2475,7 +2697,7 @@
             <w:noProof/>
             <w:webHidden/>
           </w:rPr>
-          <w:t>33</w:t>
+          <w:t>36</w:t>
         </w:r>
         <w:r>
           <w:rPr>
@@ -2503,7 +2725,7 @@
           <w14:ligatures w14:val="standardContextual"/>
         </w:rPr>
       </w:pPr>
-      <w:hyperlink w:anchor="_Toc243479401" w:history="1">
+      <w:hyperlink w:anchor="_Toc244186502" w:history="1">
         <w:r>
           <w:rPr>
             <w:rStyle w:val="Hyperlink"/>
@@ -2530,7 +2752,7 @@
             <w:noProof/>
             <w:webHidden/>
           </w:rPr>
-          <w:instrText xml:space="preserve"> PAGEREF _Toc243479401 \h </w:instrText>
+          <w:instrText xml:space="preserve"> PAGEREF _Toc244186502 \h </w:instrText>
         </w:r>
         <w:r>
           <w:rPr>
@@ -2550,7 +2772,7 @@
             <w:noProof/>
             <w:webHidden/>
           </w:rPr>
-          <w:t>33</w:t>
+          <w:t>36</w:t>
         </w:r>
         <w:r>
           <w:rPr>
@@ -2578,7 +2800,7 @@
           <w14:ligatures w14:val="standardContextual"/>
         </w:rPr>
       </w:pPr>
-      <w:hyperlink w:anchor="_Toc243479402" w:history="1">
+      <w:hyperlink w:anchor="_Toc244186503" w:history="1">
         <w:r>
           <w:rPr>
             <w:rStyle w:val="Hyperlink"/>
@@ -2605,7 +2827,7 @@
             <w:noProof/>
             <w:webHidden/>
           </w:rPr>
-          <w:instrText xml:space="preserve"> PAGEREF _Toc243479402 \h </w:instrText>
+          <w:instrText xml:space="preserve"> PAGEREF _Toc244186503 \h </w:instrText>
         </w:r>
         <w:r>
           <w:rPr>
@@ -2625,7 +2847,7 @@
             <w:noProof/>
             <w:webHidden/>
           </w:rPr>
-          <w:t>34</w:t>
+          <w:t>37</w:t>
         </w:r>
         <w:r>
           <w:rPr>
@@ -2653,7 +2875,7 @@
           <w14:ligatures w14:val="standardContextual"/>
         </w:rPr>
       </w:pPr>
-      <w:hyperlink w:anchor="_Toc243479403" w:history="1">
+      <w:hyperlink w:anchor="_Toc244186504" w:history="1">
         <w:r>
           <w:rPr>
             <w:rStyle w:val="Hyperlink"/>
@@ -2680,7 +2902,7 @@
             <w:noProof/>
             <w:webHidden/>
           </w:rPr>
-          <w:instrText xml:space="preserve"> PAGEREF _Toc243479403 \h </w:instrText>
+          <w:instrText xml:space="preserve"> PAGEREF _Toc244186504 \h </w:instrText>
         </w:r>
         <w:r>
           <w:rPr>
@@ -2700,7 +2922,7 @@
             <w:noProof/>
             <w:webHidden/>
           </w:rPr>
-          <w:t>36</w:t>
+          <w:t>39</w:t>
         </w:r>
         <w:r>
           <w:rPr>
@@ -2728,7 +2950,7 @@
           <w14:ligatures w14:val="standardContextual"/>
         </w:rPr>
       </w:pPr>
-      <w:hyperlink w:anchor="_Toc243479404" w:history="1">
+      <w:hyperlink w:anchor="_Toc244186505" w:history="1">
         <w:r>
           <w:rPr>
             <w:rStyle w:val="Hyperlink"/>
@@ -2755,7 +2977,7 @@
             <w:noProof/>
             <w:webHidden/>
           </w:rPr>
-          <w:instrText xml:space="preserve"> PAGEREF _Toc243479404 \h </w:instrText>
+          <w:instrText xml:space="preserve"> PAGEREF _Toc244186505 \h </w:instrText>
         </w:r>
         <w:r>
           <w:rPr>
@@ -2775,7 +2997,7 @@
             <w:noProof/>
             <w:webHidden/>
           </w:rPr>
-          <w:t>38</w:t>
+          <w:t>41</w:t>
         </w:r>
         <w:r>
           <w:rPr>
@@ -2803,7 +3025,7 @@
           <w14:ligatures w14:val="standardContextual"/>
         </w:rPr>
       </w:pPr>
-      <w:hyperlink w:anchor="_Toc243479405" w:history="1">
+      <w:hyperlink w:anchor="_Toc244186506" w:history="1">
         <w:r>
           <w:rPr>
             <w:rStyle w:val="Hyperlink"/>
@@ -2830,7 +3052,7 @@
             <w:noProof/>
             <w:webHidden/>
           </w:rPr>
-          <w:instrText xml:space="preserve"> PAGEREF _Toc243479405 \h </w:instrText>
+          <w:instrText xml:space="preserve"> PAGEREF _Toc244186506 \h </w:instrText>
         </w:r>
         <w:r>
           <w:rPr>
@@ -2850,7 +3072,232 @@
             <w:noProof/>
             <w:webHidden/>
           </w:rPr>
-          <w:t>38</w:t>
+          <w:t>41</w:t>
+        </w:r>
+        <w:r>
+          <w:rPr>
+            <w:noProof/>
+            <w:webHidden/>
+          </w:rPr>
+          <w:fldChar w:fldCharType="end"/>
+        </w:r>
+      </w:hyperlink>
+    </w:p>
+    <w:p>
+      <w:pPr>
+        <w:pStyle w:val="TOC2"/>
+        <w:tabs>
+          <w:tab w:val="right" w:leader="dot" w:pos="9880"/>
+        </w:tabs>
+        <w:rPr>
+          <w:rFonts w:asciiTheme="minorHAnsi" w:eastAsiaTheme="minorEastAsia" w:hAnsiTheme="minorHAnsi"/>
+          <w:noProof/>
+          <w:color w:val="auto"/>
+          <w:kern w:val="2"/>
+          <w:sz w:val="24"/>
+          <w:szCs w:val="24"/>
+          <w:lang w:val="de-DE" w:eastAsia="de-DE"/>
+          <w14:ligatures w14:val="standardContextual"/>
+        </w:rPr>
+      </w:pPr>
+      <w:hyperlink w:anchor="_Toc244186507" w:history="1">
+        <w:r>
+          <w:rPr>
+            <w:rStyle w:val="Hyperlink"/>
+            <w:noProof/>
+          </w:rPr>
+          <w:t>Назначение концентраций и отображение титраций</w:t>
+        </w:r>
+        <w:r>
+          <w:rPr>
+            <w:noProof/>
+            <w:webHidden/>
+          </w:rPr>
+          <w:tab/>
+        </w:r>
+        <w:r>
+          <w:rPr>
+            <w:noProof/>
+            <w:webHidden/>
+          </w:rPr>
+          <w:fldChar w:fldCharType="begin"/>
+        </w:r>
+        <w:r>
+          <w:rPr>
+            <w:noProof/>
+            <w:webHidden/>
+          </w:rPr>
+          <w:instrText xml:space="preserve"> PAGEREF _Toc244186507 \h </w:instrText>
+        </w:r>
+        <w:r>
+          <w:rPr>
+            <w:noProof/>
+            <w:webHidden/>
+          </w:rPr>
+        </w:r>
+        <w:r>
+          <w:rPr>
+            <w:noProof/>
+            <w:webHidden/>
+          </w:rPr>
+          <w:fldChar w:fldCharType="separate"/>
+        </w:r>
+        <w:r>
+          <w:rPr>
+            <w:noProof/>
+            <w:webHidden/>
+          </w:rPr>
+          <w:t>41</w:t>
+        </w:r>
+        <w:r>
+          <w:rPr>
+            <w:noProof/>
+            <w:webHidden/>
+          </w:rPr>
+          <w:fldChar w:fldCharType="end"/>
+        </w:r>
+      </w:hyperlink>
+    </w:p>
+    <w:p>
+      <w:pPr>
+        <w:pStyle w:val="TOC2"/>
+        <w:tabs>
+          <w:tab w:val="right" w:leader="dot" w:pos="9880"/>
+        </w:tabs>
+        <w:rPr>
+          <w:rFonts w:asciiTheme="minorHAnsi" w:eastAsiaTheme="minorEastAsia" w:hAnsiTheme="minorHAnsi"/>
+          <w:noProof/>
+          <w:color w:val="auto"/>
+          <w:kern w:val="2"/>
+          <w:sz w:val="24"/>
+          <w:szCs w:val="24"/>
+          <w:lang w:val="de-DE" w:eastAsia="de-DE"/>
+          <w14:ligatures w14:val="standardContextual"/>
+        </w:rPr>
+      </w:pPr>
+      <w:hyperlink w:anchor="_Toc244186508" w:history="1">
+        <w:r>
+          <w:rPr>
+            <w:rStyle w:val="Hyperlink"/>
+            <w:noProof/>
+          </w:rPr>
+          <w:t>Выбор сравнений доз и статистических тестов</w:t>
+        </w:r>
+        <w:r>
+          <w:rPr>
+            <w:noProof/>
+            <w:webHidden/>
+          </w:rPr>
+          <w:tab/>
+        </w:r>
+        <w:r>
+          <w:rPr>
+            <w:noProof/>
+            <w:webHidden/>
+          </w:rPr>
+          <w:fldChar w:fldCharType="begin"/>
+        </w:r>
+        <w:r>
+          <w:rPr>
+            <w:noProof/>
+            <w:webHidden/>
+          </w:rPr>
+          <w:instrText xml:space="preserve"> PAGEREF _Toc244186508 \h </w:instrText>
+        </w:r>
+        <w:r>
+          <w:rPr>
+            <w:noProof/>
+            <w:webHidden/>
+          </w:rPr>
+        </w:r>
+        <w:r>
+          <w:rPr>
+            <w:noProof/>
+            <w:webHidden/>
+          </w:rPr>
+          <w:fldChar w:fldCharType="separate"/>
+        </w:r>
+        <w:r>
+          <w:rPr>
+            <w:noProof/>
+            <w:webHidden/>
+          </w:rPr>
+          <w:t>42</w:t>
+        </w:r>
+        <w:r>
+          <w:rPr>
+            <w:noProof/>
+            <w:webHidden/>
+          </w:rPr>
+          <w:fldChar w:fldCharType="end"/>
+        </w:r>
+      </w:hyperlink>
+    </w:p>
+    <w:p>
+      <w:pPr>
+        <w:pStyle w:val="TOC2"/>
+        <w:tabs>
+          <w:tab w:val="right" w:leader="dot" w:pos="9880"/>
+        </w:tabs>
+        <w:rPr>
+          <w:rFonts w:asciiTheme="minorHAnsi" w:eastAsiaTheme="minorEastAsia" w:hAnsiTheme="minorHAnsi"/>
+          <w:noProof/>
+          <w:color w:val="auto"/>
+          <w:kern w:val="2"/>
+          <w:sz w:val="24"/>
+          <w:szCs w:val="24"/>
+          <w:lang w:val="de-DE" w:eastAsia="de-DE"/>
+          <w14:ligatures w14:val="standardContextual"/>
+        </w:rPr>
+      </w:pPr>
+      <w:hyperlink w:anchor="_Toc244186509" w:history="1">
+        <w:r>
+          <w:rPr>
+            <w:rStyle w:val="Hyperlink"/>
+            <w:noProof/>
+          </w:rPr>
+          <w:t>Предварительный просмотр публикационных рисунков перед экспортом</w:t>
+        </w:r>
+        <w:r>
+          <w:rPr>
+            <w:noProof/>
+            <w:webHidden/>
+          </w:rPr>
+          <w:tab/>
+        </w:r>
+        <w:r>
+          <w:rPr>
+            <w:noProof/>
+            <w:webHidden/>
+          </w:rPr>
+          <w:fldChar w:fldCharType="begin"/>
+        </w:r>
+        <w:r>
+          <w:rPr>
+            <w:noProof/>
+            <w:webHidden/>
+          </w:rPr>
+          <w:instrText xml:space="preserve"> PAGEREF _Toc244186509 \h </w:instrText>
+        </w:r>
+        <w:r>
+          <w:rPr>
+            <w:noProof/>
+            <w:webHidden/>
+          </w:rPr>
+        </w:r>
+        <w:r>
+          <w:rPr>
+            <w:noProof/>
+            <w:webHidden/>
+          </w:rPr>
+          <w:fldChar w:fldCharType="separate"/>
+        </w:r>
+        <w:r>
+          <w:rPr>
+            <w:noProof/>
+            <w:webHidden/>
+          </w:rPr>
+          <w:t>43</w:t>
         </w:r>
         <w:r>
           <w:rPr>
@@ -2878,7 +3325,7 @@
           <w14:ligatures w14:val="standardContextual"/>
         </w:rPr>
       </w:pPr>
-      <w:hyperlink w:anchor="_Toc243479406" w:history="1">
+      <w:hyperlink w:anchor="_Toc244186510" w:history="1">
         <w:r>
           <w:rPr>
             <w:rStyle w:val="Hyperlink"/>
@@ -2905,7 +3352,7 @@
             <w:noProof/>
             <w:webHidden/>
           </w:rPr>
-          <w:instrText xml:space="preserve"> PAGEREF _Toc243479406 \h </w:instrText>
+          <w:instrText xml:space="preserve"> PAGEREF _Toc244186510 \h </w:instrText>
         </w:r>
         <w:r>
           <w:rPr>
@@ -2925,7 +3372,82 @@
             <w:noProof/>
             <w:webHidden/>
           </w:rPr>
-          <w:t>39</w:t>
+          <w:t>44</w:t>
+        </w:r>
+        <w:r>
+          <w:rPr>
+            <w:noProof/>
+            <w:webHidden/>
+          </w:rPr>
+          <w:fldChar w:fldCharType="end"/>
+        </w:r>
+      </w:hyperlink>
+    </w:p>
+    <w:p>
+      <w:pPr>
+        <w:pStyle w:val="TOC2"/>
+        <w:tabs>
+          <w:tab w:val="right" w:leader="dot" w:pos="9880"/>
+        </w:tabs>
+        <w:rPr>
+          <w:rFonts w:asciiTheme="minorHAnsi" w:eastAsiaTheme="minorEastAsia" w:hAnsiTheme="minorHAnsi"/>
+          <w:noProof/>
+          <w:color w:val="auto"/>
+          <w:kern w:val="2"/>
+          <w:sz w:val="24"/>
+          <w:szCs w:val="24"/>
+          <w:lang w:val="de-DE" w:eastAsia="de-DE"/>
+          <w14:ligatures w14:val="standardContextual"/>
+        </w:rPr>
+      </w:pPr>
+      <w:hyperlink w:anchor="_Toc244186511" w:history="1">
+        <w:r>
+          <w:rPr>
+            <w:rStyle w:val="Hyperlink"/>
+            <w:noProof/>
+          </w:rPr>
+          <w:t>Проверка актуальных автоматических предустановок</w:t>
+        </w:r>
+        <w:r>
+          <w:rPr>
+            <w:noProof/>
+            <w:webHidden/>
+          </w:rPr>
+          <w:tab/>
+        </w:r>
+        <w:r>
+          <w:rPr>
+            <w:noProof/>
+            <w:webHidden/>
+          </w:rPr>
+          <w:fldChar w:fldCharType="begin"/>
+        </w:r>
+        <w:r>
+          <w:rPr>
+            <w:noProof/>
+            <w:webHidden/>
+          </w:rPr>
+          <w:instrText xml:space="preserve"> PAGEREF _Toc244186511 \h </w:instrText>
+        </w:r>
+        <w:r>
+          <w:rPr>
+            <w:noProof/>
+            <w:webHidden/>
+          </w:rPr>
+        </w:r>
+        <w:r>
+          <w:rPr>
+            <w:noProof/>
+            <w:webHidden/>
+          </w:rPr>
+          <w:fldChar w:fldCharType="separate"/>
+        </w:r>
+        <w:r>
+          <w:rPr>
+            <w:noProof/>
+            <w:webHidden/>
+          </w:rPr>
+          <w:t>44</w:t>
         </w:r>
         <w:r>
           <w:rPr>
@@ -2953,7 +3475,7 @@
           <w14:ligatures w14:val="standardContextual"/>
         </w:rPr>
       </w:pPr>
-      <w:hyperlink w:anchor="_Toc243479407" w:history="1">
+      <w:hyperlink w:anchor="_Toc244186512" w:history="1">
         <w:r>
           <w:rPr>
             <w:rStyle w:val="Hyperlink"/>
@@ -2980,7 +3502,7 @@
             <w:noProof/>
             <w:webHidden/>
           </w:rPr>
-          <w:instrText xml:space="preserve"> PAGEREF _Toc243479407 \h </w:instrText>
+          <w:instrText xml:space="preserve"> PAGEREF _Toc244186512 \h </w:instrText>
         </w:r>
         <w:r>
           <w:rPr>
@@ -3000,7 +3522,7 @@
             <w:noProof/>
             <w:webHidden/>
           </w:rPr>
-          <w:t>40</w:t>
+          <w:t>46</w:t>
         </w:r>
         <w:r>
           <w:rPr>
@@ -3028,7 +3550,7 @@
           <w14:ligatures w14:val="standardContextual"/>
         </w:rPr>
       </w:pPr>
-      <w:hyperlink w:anchor="_Toc243479408" w:history="1">
+      <w:hyperlink w:anchor="_Toc244186513" w:history="1">
         <w:r>
           <w:rPr>
             <w:rStyle w:val="Hyperlink"/>
@@ -3055,7 +3577,7 @@
             <w:noProof/>
             <w:webHidden/>
           </w:rPr>
-          <w:instrText xml:space="preserve"> PAGEREF _Toc243479408 \h </w:instrText>
+          <w:instrText xml:space="preserve"> PAGEREF _Toc244186513 \h </w:instrText>
         </w:r>
         <w:r>
           <w:rPr>
@@ -3075,7 +3597,7 @@
             <w:noProof/>
             <w:webHidden/>
           </w:rPr>
-          <w:t>40</w:t>
+          <w:t>46</w:t>
         </w:r>
         <w:r>
           <w:rPr>
@@ -3103,7 +3625,7 @@
           <w14:ligatures w14:val="standardContextual"/>
         </w:rPr>
       </w:pPr>
-      <w:hyperlink w:anchor="_Toc243479409" w:history="1">
+      <w:hyperlink w:anchor="_Toc244186514" w:history="1">
         <w:r>
           <w:rPr>
             <w:rStyle w:val="Hyperlink"/>
@@ -3130,7 +3652,7 @@
             <w:noProof/>
             <w:webHidden/>
           </w:rPr>
-          <w:instrText xml:space="preserve"> PAGEREF _Toc243479409 \h </w:instrText>
+          <w:instrText xml:space="preserve"> PAGEREF _Toc244186514 \h </w:instrText>
         </w:r>
         <w:r>
           <w:rPr>
@@ -3150,7 +3672,7 @@
             <w:noProof/>
             <w:webHidden/>
           </w:rPr>
-          <w:t>41</w:t>
+          <w:t>47</w:t>
         </w:r>
         <w:r>
           <w:rPr>
@@ -3178,7 +3700,7 @@
           <w14:ligatures w14:val="standardContextual"/>
         </w:rPr>
       </w:pPr>
-      <w:hyperlink w:anchor="_Toc243479410" w:history="1">
+      <w:hyperlink w:anchor="_Toc244186515" w:history="1">
         <w:r>
           <w:rPr>
             <w:rStyle w:val="Hyperlink"/>
@@ -3205,7 +3727,7 @@
             <w:noProof/>
             <w:webHidden/>
           </w:rPr>
-          <w:instrText xml:space="preserve"> PAGEREF _Toc243479410 \h </w:instrText>
+          <w:instrText xml:space="preserve"> PAGEREF _Toc244186515 \h </w:instrText>
         </w:r>
         <w:r>
           <w:rPr>
@@ -3225,7 +3747,7 @@
             <w:noProof/>
             <w:webHidden/>
           </w:rPr>
-          <w:t>42</w:t>
+          <w:t>48</w:t>
         </w:r>
         <w:r>
           <w:rPr>
@@ -3253,7 +3775,7 @@
           <w14:ligatures w14:val="standardContextual"/>
         </w:rPr>
       </w:pPr>
-      <w:hyperlink w:anchor="_Toc243479411" w:history="1">
+      <w:hyperlink w:anchor="_Toc244186516" w:history="1">
         <w:r>
           <w:rPr>
             <w:rStyle w:val="Hyperlink"/>
@@ -3280,7 +3802,7 @@
             <w:noProof/>
             <w:webHidden/>
           </w:rPr>
-          <w:instrText xml:space="preserve"> PAGEREF _Toc243479411 \h </w:instrText>
+          <w:instrText xml:space="preserve"> PAGEREF _Toc244186516 \h </w:instrText>
         </w:r>
         <w:r>
           <w:rPr>
@@ -3300,7 +3822,7 @@
             <w:noProof/>
             <w:webHidden/>
           </w:rPr>
-          <w:t>42</w:t>
+          <w:t>48</w:t>
         </w:r>
         <w:r>
           <w:rPr>
@@ -3328,7 +3850,7 @@
           <w14:ligatures w14:val="standardContextual"/>
         </w:rPr>
       </w:pPr>
-      <w:hyperlink w:anchor="_Toc243479412" w:history="1">
+      <w:hyperlink w:anchor="_Toc244186517" w:history="1">
         <w:r>
           <w:rPr>
             <w:rStyle w:val="Hyperlink"/>
@@ -3355,7 +3877,7 @@
             <w:noProof/>
             <w:webHidden/>
           </w:rPr>
-          <w:instrText xml:space="preserve"> PAGEREF _Toc243479412 \h </w:instrText>
+          <w:instrText xml:space="preserve"> PAGEREF _Toc244186517 \h </w:instrText>
         </w:r>
         <w:r>
           <w:rPr>
@@ -3375,7 +3897,7 @@
             <w:noProof/>
             <w:webHidden/>
           </w:rPr>
-          <w:t>43</w:t>
+          <w:t>49</w:t>
         </w:r>
         <w:r>
           <w:rPr>
@@ -3404,7 +3926,7 @@
     </w:p>
     <w:p>
       <w:r>
-        <w:t>Справочная редакция от 15 октября 2026 года</w:t>
+        <w:t>Справочное издание 29 октября 2026 года</w:t>
       </w:r>
     </w:p>
     <w:p>
@@ -3437,7 +3959,7 @@
         <w:pStyle w:val="Heading1"/>
         <w:pageBreakBefore/>
       </w:pPr>
-      <w:bookmarkStart w:id="0" w:name="_Toc243479369"/>
+      <w:bookmarkStart w:id="0" w:name="_Toc244186467"/>
       <w:r>
         <w:rPr>
           <w:b w:val="0"/>
@@ -3451,7 +3973,7 @@
       <w:pPr>
         <w:pStyle w:val="Heading2"/>
       </w:pPr>
-      <w:bookmarkStart w:id="1" w:name="_Toc243479370"/>
+      <w:bookmarkStart w:id="1" w:name="_Toc244186468"/>
       <w:r>
         <w:rPr>
           <w:b w:val="0"/>
@@ -3466,10 +3988,7 @@
         <w:ind w:left="317" w:hanging="259"/>
       </w:pPr>
       <w:r>
-        <w:t xml:space="preserve">1. </w:t>
-      </w:r>
-      <w:r>
-        <w:t xml:space="preserve">Загрузите полный репозиторий с </w:t>
+        <w:t xml:space="preserve">1. Загрузите полный репозиторий с </w:t>
       </w:r>
       <w:hyperlink r:id="rId8">
         <w:r>
@@ -3490,10 +4009,7 @@
         <w:ind w:left="317" w:hanging="259"/>
       </w:pPr>
       <w:r>
-        <w:t xml:space="preserve">2. </w:t>
-      </w:r>
-      <w:r>
-        <w:t xml:space="preserve">Разместите его на локальном диске. Храните вместе корневые скрипты, </w:t>
+        <w:t xml:space="preserve">2. Разместите его на локальном диске. Храните вместе корневые скрипты, </w:t>
       </w:r>
       <w:r>
         <w:rPr>
@@ -3552,10 +4068,7 @@
         <w:ind w:left="317" w:hanging="259"/>
       </w:pPr>
       <w:r>
-        <w:t xml:space="preserve">3. </w:t>
-      </w:r>
-      <w:r>
-        <w:t>Запустите MATLAB. Приведённая эталонная установка использует MATLAB R2023b в Windows. Для регистрации изображений и других функций нужны соответствующие наборы инструментов MATLAB; сообщение об отсутствующей функции указывает, какую зависимость проверить.</w:t>
+        <w:t>3. Запустите MATLAB. Приведённая эталонная установка использует MATLAB R2023b в Windows. Для регистрации изображений и других функций нужны соответствующие наборы инструментов MATLAB; сообщение об отсутствующей функции указывает, какую зависимость проверить.</w:t>
       </w:r>
     </w:p>
     <w:p>
@@ -3564,10 +4077,7 @@
         <w:ind w:left="317" w:hanging="259"/>
       </w:pPr>
       <w:r>
-        <w:t xml:space="preserve">4. </w:t>
-      </w:r>
-      <w:r>
-        <w:t xml:space="preserve">Перейдите в MATLAB в распакованную папку </w:t>
+        <w:t xml:space="preserve">4. Перейдите в MATLAB в распакованную папку </w:t>
       </w:r>
       <w:r>
         <w:rPr>
@@ -3611,7 +4121,7 @@
       <w:pPr>
         <w:pStyle w:val="Heading2"/>
       </w:pPr>
-      <w:bookmarkStart w:id="2" w:name="_Toc243479371"/>
+      <w:bookmarkStart w:id="2" w:name="_Toc244186469"/>
       <w:r>
         <w:rPr>
           <w:b w:val="0"/>
@@ -3648,10 +4158,34 @@
     </w:p>
     <w:p>
       <w:pPr>
+        <w:pStyle w:val="Heading2"/>
+      </w:pPr>
+      <w:bookmarkStart w:id="3" w:name="b_update_platform_title"/>
+      <w:bookmarkStart w:id="4" w:name="_Toc244186470"/>
+      <w:bookmarkEnd w:id="3"/>
+      <w:r>
+        <w:rPr>
+          <w:b w:val="0"/>
+        </w:rPr>
+        <w:t>Операционные системы и экспорт средствами MATLAB</w:t>
+      </w:r>
+      <w:bookmarkEnd w:id="4"/>
+    </w:p>
+    <w:p>
+      <w:r>
+        <w:t xml:space="preserve">Windows с MATLAB R2023b остаётся эталонной конфигурацией. Исходный код поддерживает MATLAB, установленный непосредственно в Linux и macOS; полная проверка рабочих процессов на этих платформах ещё не завершена. Используйте фактический путь к подключённому хранилищу данных, а не буквы дисков Windows. В Linux видео экспортируется в Motion JPEG AVI; в Windows и macOS используется MP4. В macOS и Linux для PPTX необходим MATLAB Report Generator, а при экспорте XLSX оформление через Excel COM не </w:t>
+      </w:r>
+      <w:r>
+        <w:lastRenderedPageBreak/>
+        <w:t>применяется. Возможность получения данных в реальном времени по-прежнему зависит от поддержки сканера и драйверов оборудования.</w:t>
+      </w:r>
+    </w:p>
+    <w:p>
+      <w:pPr>
         <w:pStyle w:val="Heading1"/>
         <w:pageBreakBefore/>
       </w:pPr>
-      <w:bookmarkStart w:id="3" w:name="_Toc243479372"/>
+      <w:bookmarkStart w:id="5" w:name="_Toc244186471"/>
       <w:r>
         <w:rPr>
           <w:b w:val="0"/>
@@ -3659,7 +4193,7 @@
         <w:lastRenderedPageBreak/>
         <w:t>2 Выбор типа регистрации данных</w:t>
       </w:r>
-      <w:bookmarkEnd w:id="3"/>
+      <w:bookmarkEnd w:id="5"/>
     </w:p>
     <w:p>
       <w:pPr>
@@ -3745,13 +4279,7 @@
               <w:rPr>
                 <w:b/>
               </w:rPr>
-              <w:t xml:space="preserve">Ожидаемая структура </w:t>
-            </w:r>
-            <w:r>
-              <w:rPr>
-                <w:b/>
-              </w:rPr>
-              <w:t>последовательности</w:t>
+              <w:t>Ожидаемая структура последовательности</w:t>
             </w:r>
           </w:p>
         </w:tc>
@@ -3962,10 +4490,7 @@
               <w:jc w:val="left"/>
             </w:pPr>
             <w:r>
-              <w:t xml:space="preserve">Реконструировать плоскости по </w:t>
-            </w:r>
-            <w:r>
-              <w:t>времени двигателя</w:t>
+              <w:t>Реконструировать плоскости по времени двигателя</w:t>
             </w:r>
           </w:p>
         </w:tc>
@@ -4075,21 +4600,18 @@
       <w:pPr>
         <w:pStyle w:val="Heading2"/>
       </w:pPr>
-      <w:bookmarkStart w:id="4" w:name="_Toc243479373"/>
+      <w:bookmarkStart w:id="6" w:name="_Toc244186472"/>
       <w:r>
         <w:rPr>
           <w:b w:val="0"/>
         </w:rPr>
         <w:t>Какие сведения сохранять</w:t>
       </w:r>
-      <w:bookmarkEnd w:id="4"/>
-    </w:p>
-    <w:p>
-      <w:r>
-        <w:t xml:space="preserve">Запишите исходный файл, животное и сессию, тип данных, временные </w:t>
-      </w:r>
-      <w:r>
-        <w:t>параметры, события, физический шаг вокселей и выходную папку. Сохраните порядок и параметры обработки. Храните пакеты атласа и вспомогательные файлы ROI вместе.</w:t>
+      <w:bookmarkEnd w:id="6"/>
+    </w:p>
+    <w:p>
+      <w:r>
+        <w:t>Запишите исходный файл, животное и сессию, тип данных, временные параметры, события, физический шаг вокселей и выходную папку. Сохраните порядок и параметры обработки. Храните пакеты атласа и вспомогательные файлы ROI вместе.</w:t>
       </w:r>
     </w:p>
     <w:p>
@@ -4108,7 +4630,7 @@
       <w:pPr>
         <w:pStyle w:val="Heading1"/>
       </w:pPr>
-      <w:bookmarkStart w:id="5" w:name="_Toc243479374"/>
+      <w:bookmarkStart w:id="7" w:name="_Toc244186473"/>
       <w:r>
         <w:rPr>
           <w:b w:val="0"/>
@@ -4116,7 +4638,7 @@
         <w:lastRenderedPageBreak/>
         <w:t>3 Загрузка данных в Studio</w:t>
       </w:r>
-      <w:bookmarkEnd w:id="5"/>
+      <w:bookmarkEnd w:id="7"/>
     </w:p>
     <w:p>
       <w:pPr>
@@ -4136,7 +4658,7 @@
           <w:noProof/>
         </w:rPr>
         <w:drawing>
-          <wp:inline distT="0" distB="0" distL="0" distR="0">
+          <wp:inline distT="0" distB="0" distL="0" distR="0" wp14:anchorId="76BFC518" wp14:editId="35F91E15">
             <wp:extent cx="9962147" cy="6309360"/>
             <wp:effectExtent l="0" t="0" r="0" b="0"/>
             <wp:docPr id="2" name="Picture 2" descr="Studio workflow overview"/>
@@ -4191,10 +4713,7 @@
       </w:pPr>
       <w:r>
         <w:lastRenderedPageBreak/>
-        <w:t xml:space="preserve">1. </w:t>
-      </w:r>
-      <w:r>
-        <w:t xml:space="preserve">Нажмите </w:t>
+        <w:t xml:space="preserve">1. Нажмите </w:t>
       </w:r>
       <w:r>
         <w:rPr>
@@ -4212,13 +4731,7 @@
         <w:ind w:left="317" w:hanging="259"/>
       </w:pPr>
       <w:r>
-        <w:t xml:space="preserve">2. </w:t>
-      </w:r>
-      <w:r>
-        <w:t xml:space="preserve">Проверьте параметры загрузки: размерности, число объёмов или кадров, TR и </w:t>
-      </w:r>
-      <w:r>
-        <w:t>предупреждения о нерегулярных временных метках.</w:t>
+        <w:t>2. Проверьте параметры загрузки: размерности, число объёмов или кадров, TR и предупреждения о нерегулярных временных метках.</w:t>
       </w:r>
     </w:p>
     <w:p>
@@ -4227,10 +4740,7 @@
         <w:ind w:left="317" w:hanging="259"/>
       </w:pPr>
       <w:r>
-        <w:t xml:space="preserve">3. </w:t>
-      </w:r>
-      <w:r>
-        <w:t>Подтвердите выходную папку анализа. Локальная папка помогает отделить время вычислений от записи на сервер.</w:t>
+        <w:t>3. Подтвердите выходную папку анализа. Локальная папка помогает отделить время вычислений от записи на сервер.</w:t>
       </w:r>
     </w:p>
     <w:p>
@@ -4239,10 +4749,7 @@
         <w:ind w:left="317" w:hanging="259"/>
       </w:pPr>
       <w:r>
-        <w:t xml:space="preserve">4. </w:t>
-      </w:r>
-      <w:r>
-        <w:t>Проверяйте метку активного набора перед открытием просмотра или обработкой.</w:t>
+        <w:t>4. Проверяйте метку активного набора перед открытием просмотра или обработкой.</w:t>
       </w:r>
     </w:p>
     <w:p>
@@ -4251,24 +4758,21 @@
         <w:ind w:left="317" w:hanging="259"/>
       </w:pPr>
       <w:r>
-        <w:t xml:space="preserve">5. </w:t>
-      </w:r>
-      <w:r>
-        <w:t>Откройте Time-Course Viewer и осмотрите начальные, средние и конечные кадры до исправлений.</w:t>
+        <w:t>5. Откройте Time-Course Viewer и осмотрите начальные, средние и конечные кадры до исправлений.</w:t>
       </w:r>
     </w:p>
     <w:p>
       <w:pPr>
         <w:pStyle w:val="Heading2"/>
       </w:pPr>
-      <w:bookmarkStart w:id="6" w:name="_Toc243479375"/>
+      <w:bookmarkStart w:id="8" w:name="_Toc244186474"/>
       <w:r>
         <w:rPr>
           <w:b w:val="0"/>
         </w:rPr>
         <w:t>Загрузка с сервера</w:t>
       </w:r>
-      <w:bookmarkEnd w:id="6"/>
+      <w:bookmarkEnd w:id="8"/>
     </w:p>
     <w:p>
       <w:r>
@@ -4296,7 +4800,7 @@
         <w:pStyle w:val="Heading1"/>
         <w:pageBreakBefore/>
       </w:pPr>
-      <w:bookmarkStart w:id="7" w:name="_Toc243479376"/>
+      <w:bookmarkStart w:id="9" w:name="_Toc244186475"/>
       <w:r>
         <w:rPr>
           <w:b w:val="0"/>
@@ -4304,7 +4808,7 @@
         <w:lastRenderedPageBreak/>
         <w:t>4 Первый анализ отдельного 2D-среза</w:t>
       </w:r>
-      <w:bookmarkEnd w:id="7"/>
+      <w:bookmarkEnd w:id="9"/>
     </w:p>
     <w:p>
       <w:pPr>
@@ -4312,10 +4816,7 @@
         <w:ind w:left="317" w:hanging="259"/>
       </w:pPr>
       <w:r>
-        <w:t xml:space="preserve">1. </w:t>
-      </w:r>
-      <w:r>
-        <w:t>Загрузите исходную 2D-последовательность и подтвердите структуру Y × X × время.</w:t>
+        <w:t>1. Загрузите исходную 2D-последовательность и подтвердите структуру Y × X × время.</w:t>
       </w:r>
     </w:p>
     <w:p>
@@ -4324,10 +4825,7 @@
         <w:ind w:left="317" w:hanging="259"/>
       </w:pPr>
       <w:r>
-        <w:t xml:space="preserve">2. </w:t>
-      </w:r>
-      <w:r>
-        <w:t>Проверьте смещения, скачки, насыщение, выпадения и медленный дрейф.</w:t>
+        <w:t>2. Проверьте смещения, скачки, насыщение, выпадения и медленный дрейф.</w:t>
       </w:r>
     </w:p>
     <w:p>
@@ -4336,10 +4834,7 @@
         <w:ind w:left="317" w:hanging="259"/>
       </w:pPr>
       <w:r>
-        <w:t xml:space="preserve">3. </w:t>
-      </w:r>
-      <w:r>
-        <w:t>Выполните QC и осмотрите кадры, вызвавшие предупреждения.</w:t>
+        <w:t>3. Выполните QC и осмотрите кадры, вызвавшие предупреждения.</w:t>
       </w:r>
     </w:p>
     <w:p>
@@ -4348,10 +4843,7 @@
         <w:ind w:left="317" w:hanging="259"/>
       </w:pPr>
       <w:r>
-        <w:t xml:space="preserve">4. </w:t>
-      </w:r>
-      <w:r>
-        <w:t>Создайте отдельную производную ветвь для одного обоснованного исправления. Сравните с исходной записью при той же ROI и интервале.</w:t>
+        <w:t>4. Создайте отдельную производную ветвь для одного обоснованного исправления. Сравните с исходной записью при той же ROI и интервале.</w:t>
       </w:r>
     </w:p>
     <w:p>
@@ -4360,10 +4852,7 @@
         <w:ind w:left="317" w:hanging="259"/>
       </w:pPr>
       <w:r>
-        <w:t xml:space="preserve">5. </w:t>
-      </w:r>
-      <w:r>
-        <w:t>Задайте базовое и сигнальное окна по журналу событий, затем откройте SCM GUI.</w:t>
+        <w:t>5. Задайте базовое и сигнальное окна по журналу событий, затем откройте SCM GUI.</w:t>
       </w:r>
     </w:p>
     <w:p>
@@ -4372,10 +4861,7 @@
         <w:ind w:left="317" w:hanging="259"/>
       </w:pPr>
       <w:r>
-        <w:t xml:space="preserve">6. </w:t>
-      </w:r>
-      <w:r>
-        <w:t>Подготовьте включающую маску и при необходимости анатомических ROI совместите срез с атласом.</w:t>
+        <w:t>6. Подготовьте включающую маску и при необходимости анатомических ROI совместите срез с атласом.</w:t>
       </w:r>
     </w:p>
     <w:p>
@@ -4384,10 +4870,7 @@
         <w:ind w:left="317" w:hanging="259"/>
       </w:pPr>
       <w:r>
-        <w:t xml:space="preserve">7. </w:t>
-      </w:r>
-      <w:r>
-        <w:t>Проверьте фиксированные или автоматические ROI и их кривые перед экспортом.</w:t>
+        <w:t>7. Проверьте фиксированные или автоматические ROI и их кривые перед экспортом.</w:t>
       </w:r>
     </w:p>
     <w:p>
@@ -4396,27 +4879,21 @@
         <w:ind w:left="317" w:hanging="259"/>
       </w:pPr>
       <w:r>
-        <w:t xml:space="preserve">8. </w:t>
-      </w:r>
-      <w:r>
-        <w:t xml:space="preserve">Перейдите к FC или Group Analysis с соответствующими анатомией, временем и файлами </w:t>
-      </w:r>
-      <w:r>
-        <w:t>экспорта.</w:t>
+        <w:t>8. Перейдите к FC или Group Analysis с соответствующими анатомией, временем и файлами экспорта.</w:t>
       </w:r>
     </w:p>
     <w:p>
       <w:pPr>
         <w:pStyle w:val="Heading2"/>
       </w:pPr>
-      <w:bookmarkStart w:id="8" w:name="_Toc243479377"/>
+      <w:bookmarkStart w:id="10" w:name="_Toc244186476"/>
       <w:r>
         <w:rPr>
           <w:b w:val="0"/>
         </w:rPr>
         <w:t>Корректное сравнение ветвей</w:t>
       </w:r>
-      <w:bookmarkEnd w:id="8"/>
+      <w:bookmarkEnd w:id="10"/>
     </w:p>
     <w:p>
       <w:r>
@@ -4433,7 +4910,7 @@
         <w:pStyle w:val="Heading1"/>
         <w:pageBreakBefore/>
       </w:pPr>
-      <w:bookmarkStart w:id="9" w:name="_Toc243479378"/>
+      <w:bookmarkStart w:id="11" w:name="_Toc244186477"/>
       <w:r>
         <w:rPr>
           <w:b w:val="0"/>
@@ -4441,7 +4918,7 @@
         <w:lastRenderedPageBreak/>
         <w:t>5 Реконструкция записи с шаговым двигателем</w:t>
       </w:r>
-      <w:bookmarkEnd w:id="9"/>
+      <w:bookmarkEnd w:id="11"/>
     </w:p>
     <w:p>
       <w:r>
@@ -4454,10 +4931,7 @@
         <w:ind w:left="317" w:hanging="259"/>
       </w:pPr>
       <w:r>
-        <w:t xml:space="preserve">1. </w:t>
-      </w:r>
-      <w:r>
-        <w:t xml:space="preserve">В Studio выберите </w:t>
+        <w:t xml:space="preserve">1. В Studio выберите </w:t>
       </w:r>
       <w:r>
         <w:rPr>
@@ -4475,10 +4949,7 @@
         <w:ind w:left="317" w:hanging="259"/>
       </w:pPr>
       <w:r>
-        <w:t xml:space="preserve">2. </w:t>
-      </w:r>
-      <w:r>
-        <w:t>Выберите непрерывный поток или разделённые файлы согласно записи.</w:t>
+        <w:t>2. Выберите непрерывный поток или разделённые файлы согласно записи.</w:t>
       </w:r>
     </w:p>
     <w:p>
@@ -4487,10 +4958,7 @@
         <w:ind w:left="317" w:hanging="259"/>
       </w:pPr>
       <w:r>
-        <w:t xml:space="preserve">3. </w:t>
-      </w:r>
-      <w:r>
-        <w:t>Введите число исходных срезов и сведения о кадрах или остановках из протокола.</w:t>
+        <w:t>3. Введите число исходных срезов и сведения о кадрах или остановках из протокола.</w:t>
       </w:r>
     </w:p>
     <w:p>
@@ -4499,10 +4967,7 @@
         <w:ind w:left="317" w:hanging="259"/>
       </w:pPr>
       <w:r>
-        <w:t xml:space="preserve">4. </w:t>
-      </w:r>
-      <w:r>
-        <w:t>Проверьте реконструированные размерности и сохранённые временные индексы.</w:t>
+        <w:t>4. Проверьте реконструированные размерности и сохранённые временные индексы.</w:t>
       </w:r>
     </w:p>
     <w:p>
@@ -4511,10 +4976,7 @@
         <w:ind w:left="317" w:hanging="259"/>
       </w:pPr>
       <w:r>
-        <w:t xml:space="preserve">5. </w:t>
-      </w:r>
-      <w:r>
-        <w:t>Осмотрите начало и конец каждой плоскости на смещение по плоскостям и загрязнение движением.</w:t>
+        <w:t>5. Осмотрите начало и конец каждой плоскости на смещение по плоскостям и загрязнение движением.</w:t>
       </w:r>
     </w:p>
     <w:p>
@@ -4523,24 +4985,21 @@
         <w:ind w:left="317" w:hanging="259"/>
       </w:pPr>
       <w:r>
-        <w:t xml:space="preserve">6. </w:t>
-      </w:r>
-      <w:r>
-        <w:t>Сохраните реконструкцию и метаданные до дальнейшей обработки.</w:t>
+        <w:t>6. Сохраните реконструкцию и метаданные до дальнейшей обработки.</w:t>
       </w:r>
     </w:p>
     <w:p>
       <w:pPr>
         <w:pStyle w:val="Heading2"/>
       </w:pPr>
-      <w:bookmarkStart w:id="10" w:name="_Toc243479379"/>
+      <w:bookmarkStart w:id="12" w:name="_Toc244186478"/>
       <w:r>
         <w:rPr>
           <w:b w:val="0"/>
         </w:rPr>
         <w:t>Регистрация и анализ исходных плоскостей</w:t>
       </w:r>
-      <w:bookmarkEnd w:id="10"/>
+      <w:bookmarkEnd w:id="12"/>
     </w:p>
     <w:p>
       <w:r>
@@ -4557,7 +5016,7 @@
         <w:pStyle w:val="Heading1"/>
         <w:pageBreakBefore/>
       </w:pPr>
-      <w:bookmarkStart w:id="11" w:name="_Toc243479380"/>
+      <w:bookmarkStart w:id="13" w:name="_Toc244186479"/>
       <w:r>
         <w:rPr>
           <w:b w:val="0"/>
@@ -4565,7 +5024,7 @@
         <w:lastRenderedPageBreak/>
         <w:t>6 Подготовка объёмной 3D-записи</w:t>
       </w:r>
-      <w:bookmarkEnd w:id="11"/>
+      <w:bookmarkEnd w:id="13"/>
     </w:p>
     <w:p>
       <w:pPr>
@@ -4573,10 +5032,7 @@
         <w:ind w:left="317" w:hanging="259"/>
       </w:pPr>
       <w:r>
-        <w:t xml:space="preserve">1. </w:t>
-      </w:r>
-      <w:r>
-        <w:t>Загрузите последовательность матричного зонда и подтвердите Y, X, Z и время.</w:t>
+        <w:t>1. Загрузите последовательность матричного зонда и подтвердите Y, X, Z и время.</w:t>
       </w:r>
     </w:p>
     <w:p>
@@ -4585,10 +5041,7 @@
         <w:ind w:left="317" w:hanging="259"/>
       </w:pPr>
       <w:r>
-        <w:t xml:space="preserve">2. </w:t>
-      </w:r>
-      <w:r>
-        <w:t>Проверьте физический шаг, перестановку осей и латеральность по журналу регистрации данных.</w:t>
+        <w:t>2. Проверьте физический шаг, перестановку осей и латеральность по журналу регистрации данных.</w:t>
       </w:r>
     </w:p>
     <w:p>
@@ -4597,10 +5050,7 @@
         <w:ind w:left="317" w:hanging="259"/>
       </w:pPr>
       <w:r>
-        <w:t xml:space="preserve">3. </w:t>
-      </w:r>
-      <w:r>
-        <w:t>Осмотрите несколько непустых плоскостей в начале, середине и конце. Пустые граничные плоскости могут означать отсутствие полученного сигнала.</w:t>
+        <w:t>3. Осмотрите несколько непустых плоскостей в начале, середине и конце. Пустые граничные плоскости могут означать отсутствие полученного сигнала.</w:t>
       </w:r>
     </w:p>
     <w:p>
@@ -4609,10 +5059,7 @@
         <w:ind w:left="317" w:hanging="259"/>
       </w:pPr>
       <w:r>
-        <w:t xml:space="preserve">4. </w:t>
-      </w:r>
-      <w:r>
-        <w:t>Выполните QC. Проверьте пространственные паттерны и кривые компонентов до удаления PCA или ICA.</w:t>
+        <w:t>4. Выполните QC. Проверьте пространственные паттерны и кривые компонентов до удаления PCA или ICA.</w:t>
       </w:r>
     </w:p>
     <w:p>
@@ -4621,13 +5068,7 @@
         <w:ind w:left="317" w:hanging="259"/>
       </w:pPr>
       <w:r>
-        <w:t xml:space="preserve">5. </w:t>
-      </w:r>
-      <w:r>
-        <w:t xml:space="preserve">Сравните </w:t>
-      </w:r>
-      <w:r>
-        <w:t>исправленную среднюю анатомию и исходную временную кривую со входом.</w:t>
+        <w:t>5. Сравните исправленную среднюю анатомию и исходную временную кривую со входом.</w:t>
       </w:r>
     </w:p>
     <w:p>
@@ -4636,10 +5077,7 @@
         <w:ind w:left="317" w:hanging="259"/>
       </w:pPr>
       <w:r>
-        <w:t xml:space="preserve">6. </w:t>
-      </w:r>
-      <w:r>
-        <w:t>Для Imregdemons выберите размерностный режим данных; истинный 3D требует согласованной геометрии.</w:t>
+        <w:t>6. Для Imregdemons выберите размерностный режим данных; истинный 3D требует согласованной геометрии.</w:t>
       </w:r>
     </w:p>
     <w:p>
@@ -4648,10 +5086,7 @@
         <w:ind w:left="317" w:hanging="259"/>
       </w:pPr>
       <w:r>
-        <w:t xml:space="preserve">7. </w:t>
-      </w:r>
-      <w:r>
-        <w:t>Проверьте TR после временного сокращения и выберите допустимые фильтры и окна событий.</w:t>
+        <w:t>7. Проверьте TR после временного сокращения и выберите допустимые фильтры и окна событий.</w:t>
       </w:r>
     </w:p>
     <w:p>
@@ -4660,24 +5095,21 @@
         <w:ind w:left="317" w:hanging="259"/>
       </w:pPr>
       <w:r>
-        <w:t xml:space="preserve">8. </w:t>
-      </w:r>
-      <w:r>
-        <w:t>Зарегистрируйте атлас и осмотрите разные анатомические сечения до извлечения меток или FC.</w:t>
+        <w:t>8. Зарегистрируйте атлас и осмотрите разные анатомические сечения до извлечения меток или FC.</w:t>
       </w:r>
     </w:p>
     <w:p>
       <w:pPr>
         <w:pStyle w:val="Heading2"/>
       </w:pPr>
-      <w:bookmarkStart w:id="12" w:name="_Toc243479381"/>
+      <w:bookmarkStart w:id="14" w:name="_Toc244186480"/>
       <w:r>
         <w:rPr>
           <w:b w:val="0"/>
         </w:rPr>
         <w:t>Согласованное использование физических единиц</w:t>
       </w:r>
-      <w:bookmarkEnd w:id="12"/>
+      <w:bookmarkEnd w:id="14"/>
     </w:p>
     <w:p>
       <w:r>
@@ -4700,7 +5132,7 @@
         <w:pStyle w:val="Heading1"/>
         <w:pageBreakBefore/>
       </w:pPr>
-      <w:bookmarkStart w:id="13" w:name="_Toc243479382"/>
+      <w:bookmarkStart w:id="15" w:name="_Toc244186481"/>
       <w:r>
         <w:rPr>
           <w:b w:val="0"/>
@@ -4708,7 +5140,7 @@
         <w:lastRenderedPageBreak/>
         <w:t>7 Контроль качества</w:t>
       </w:r>
-      <w:bookmarkEnd w:id="13"/>
+      <w:bookmarkEnd w:id="15"/>
     </w:p>
     <w:p>
       <w:pPr>
@@ -4728,7 +5160,7 @@
           <w:noProof/>
         </w:rPr>
         <w:drawing>
-          <wp:inline distT="0" distB="0" distL="0" distR="0">
+          <wp:inline distT="0" distB="0" distL="0" distR="0" wp14:anchorId="3103E8EA" wp14:editId="7E0B3850">
             <wp:extent cx="3429000" cy="2286000"/>
             <wp:effectExtent l="0" t="0" r="0" b="0"/>
             <wp:docPr id="4" name="Picture 4" descr="Frame rejection quality control"/>
@@ -5017,10 +5449,7 @@
               <w:jc w:val="left"/>
             </w:pPr>
             <w:r>
-              <w:t xml:space="preserve">Редкие воксельные </w:t>
-            </w:r>
-            <w:r>
-              <w:t>выбросы</w:t>
+              <w:t>Редкие воксельные выбросы</w:t>
             </w:r>
           </w:p>
         </w:tc>
@@ -5360,10 +5789,7 @@
     <w:p>
       <w:r>
         <w:lastRenderedPageBreak/>
-        <w:t xml:space="preserve">Пороги QC — правила предварительного выявления. Отмеченный кадр не </w:t>
-      </w:r>
-      <w:r>
-        <w:t>обязательно недопустим, а гладкая кривая не обязательно физиологична. Сохраните QC и обоснование принятых исключений и исправлений.</w:t>
+        <w:t>Пороги QC — правила предварительного выявления. Отмеченный кадр не обязательно недопустим, а гладкая кривая не обязательно физиологична. Сохраните QC и обоснование принятых исключений и исправлений.</w:t>
       </w:r>
     </w:p>
     <w:p>
@@ -5371,7 +5797,7 @@
         <w:pStyle w:val="Heading1"/>
         <w:pageBreakBefore/>
       </w:pPr>
-      <w:bookmarkStart w:id="14" w:name="_Toc243479383"/>
+      <w:bookmarkStart w:id="16" w:name="_Toc244186482"/>
       <w:r>
         <w:rPr>
           <w:b w:val="0"/>
@@ -5379,7 +5805,7 @@
         <w:lastRenderedPageBreak/>
         <w:t>8 Отбраковывание кадров и интерполяция</w:t>
       </w:r>
-      <w:bookmarkEnd w:id="14"/>
+      <w:bookmarkEnd w:id="16"/>
     </w:p>
     <w:p>
       <w:pPr>
@@ -5387,10 +5813,7 @@
         <w:ind w:left="317" w:hanging="259"/>
       </w:pPr>
       <w:r>
-        <w:t xml:space="preserve">1. </w:t>
-      </w:r>
-      <w:r>
-        <w:t>Откройте окно отбраковывания и QC выбранного набора.</w:t>
+        <w:t>1. Откройте окно отбраковывания и QC выбранного набора.</w:t>
       </w:r>
     </w:p>
     <w:p>
@@ -5399,10 +5822,7 @@
         <w:ind w:left="317" w:hanging="259"/>
       </w:pPr>
       <w:r>
-        <w:t xml:space="preserve">2. </w:t>
-      </w:r>
-      <w:r>
-        <w:t>Проверьте порог, отмеченные индексы и исходные кадры около каждого события.</w:t>
+        <w:t>2. Проверьте порог, отмеченные индексы и исходные кадры около каждого события.</w:t>
       </w:r>
     </w:p>
     <w:p>
@@ -5411,10 +5831,7 @@
         <w:ind w:left="317" w:hanging="259"/>
       </w:pPr>
       <w:r>
-        <w:t xml:space="preserve">3. </w:t>
-      </w:r>
-      <w:r>
-        <w:t>Определите артефакты по свидетельствам эксперимента и регистрации данных.</w:t>
+        <w:t>3. Определите артефакты по свидетельствам эксперимента и регистрации данных.</w:t>
       </w:r>
     </w:p>
     <w:p>
@@ -5423,10 +5840,7 @@
         <w:ind w:left="317" w:hanging="259"/>
       </w:pPr>
       <w:r>
-        <w:t xml:space="preserve">4. </w:t>
-      </w:r>
-      <w:r>
-        <w:t>Примените выбранное исправление к производному набору и сохраните его запись.</w:t>
+        <w:t>4. Примените выбранное исправление к производному набору и сохраните его запись.</w:t>
       </w:r>
     </w:p>
     <w:p>
@@ -5435,13 +5849,7 @@
         <w:ind w:left="317" w:hanging="259"/>
       </w:pPr>
       <w:r>
-        <w:t xml:space="preserve">5. </w:t>
-      </w:r>
-      <w:r>
-        <w:t xml:space="preserve">Сравните исходные и исправленные </w:t>
-      </w:r>
-      <w:r>
-        <w:t>кривые, включая каждый пропуск.</w:t>
+        <w:t>5. Сравните исходные и исправленные кривые, включая каждый пропуск.</w:t>
       </w:r>
     </w:p>
     <w:p>
@@ -5459,21 +5867,15 @@
         <w:pStyle w:val="Heading1"/>
         <w:pageBreakBefore/>
       </w:pPr>
-      <w:bookmarkStart w:id="15" w:name="_Toc243479384"/>
+      <w:bookmarkStart w:id="17" w:name="_Toc244186483"/>
       <w:r>
         <w:rPr>
           <w:b w:val="0"/>
         </w:rPr>
         <w:lastRenderedPageBreak/>
-        <w:t xml:space="preserve">9 </w:t>
-      </w:r>
-      <w:r>
-        <w:rPr>
-          <w:b w:val="0"/>
-        </w:rPr>
-        <w:t>Обоснованный выбор предобработки</w:t>
-      </w:r>
-      <w:bookmarkEnd w:id="15"/>
+        <w:t>9 Обоснованный выбор предобработки</w:t>
+      </w:r>
+      <w:bookmarkEnd w:id="17"/>
     </w:p>
     <w:p>
       <w:pPr>
@@ -5714,10 +6116,7 @@
               <w:jc w:val="left"/>
             </w:pPr>
             <w:r>
-              <w:t xml:space="preserve">Временное сглаживание или </w:t>
-            </w:r>
-            <w:r>
-              <w:t>блочные средние</w:t>
+              <w:t>Временное сглаживание или блочные средние</w:t>
             </w:r>
           </w:p>
         </w:tc>
@@ -6133,10 +6532,7 @@
               <w:jc w:val="left"/>
             </w:pPr>
             <w:r>
-              <w:t xml:space="preserve">Удалённые паттерны, средняя анатомия и </w:t>
-            </w:r>
-            <w:r>
-              <w:t>сохранённый ответ</w:t>
+              <w:t>Удалённые паттерны, средняя анатомия и сохранённый ответ</w:t>
             </w:r>
           </w:p>
         </w:tc>
@@ -6239,24 +6635,21 @@
     </w:p>
     <w:p>
       <w:r>
-        <w:t xml:space="preserve">Вносите одно обоснованное изменение за раз в сравнительной ветви. Сохраните настройки и проверьте ту же </w:t>
-      </w:r>
-      <w:r>
-        <w:t>независимо определённую ROI до следующего этапа.</w:t>
+        <w:t>Вносите одно обоснованное изменение за раз в сравнительной ветви. Сохраните настройки и проверьте ту же независимо определённую ROI до следующего этапа.</w:t>
       </w:r>
     </w:p>
     <w:p>
       <w:pPr>
         <w:pStyle w:val="Heading2"/>
       </w:pPr>
-      <w:bookmarkStart w:id="16" w:name="_Toc243479385"/>
+      <w:bookmarkStart w:id="18" w:name="_Toc244186484"/>
       <w:r>
         <w:rPr>
           <w:b w:val="0"/>
         </w:rPr>
         <w:t>Обрезка и временное сокращение</w:t>
       </w:r>
-      <w:bookmarkEnd w:id="16"/>
+      <w:bookmarkEnd w:id="18"/>
     </w:p>
     <w:p>
       <w:r>
@@ -6271,14 +6664,14 @@
       <w:pPr>
         <w:pStyle w:val="Heading2"/>
       </w:pPr>
-      <w:bookmarkStart w:id="17" w:name="_Toc243479386"/>
+      <w:bookmarkStart w:id="19" w:name="_Toc244186485"/>
       <w:r>
         <w:rPr>
           <w:b w:val="0"/>
         </w:rPr>
         <w:t>Imregdemons</w:t>
       </w:r>
-      <w:bookmarkEnd w:id="17"/>
+      <w:bookmarkEnd w:id="19"/>
     </w:p>
     <w:p>
       <w:r>
@@ -6289,14 +6682,14 @@
       <w:pPr>
         <w:pStyle w:val="Heading2"/>
       </w:pPr>
-      <w:bookmarkStart w:id="18" w:name="_Toc243479387"/>
+      <w:bookmarkStart w:id="20" w:name="_Toc244186486"/>
       <w:r>
         <w:rPr>
           <w:b w:val="0"/>
         </w:rPr>
         <w:t>Временные фильтры и дрейф</w:t>
       </w:r>
-      <w:bookmarkEnd w:id="18"/>
+      <w:bookmarkEnd w:id="20"/>
     </w:p>
     <w:p>
       <w:r>
@@ -6319,7 +6712,7 @@
       <w:pPr>
         <w:pStyle w:val="Heading1"/>
       </w:pPr>
-      <w:bookmarkStart w:id="19" w:name="_Toc243479388"/>
+      <w:bookmarkStart w:id="21" w:name="_Toc244186487"/>
       <w:r>
         <w:rPr>
           <w:b w:val="0"/>
@@ -6327,7 +6720,7 @@
         <w:lastRenderedPageBreak/>
         <w:t>10 Проверка PCA, ICA и регрессоров</w:t>
       </w:r>
-      <w:bookmarkEnd w:id="19"/>
+      <w:bookmarkEnd w:id="21"/>
     </w:p>
     <w:p>
       <w:pPr>
@@ -6347,7 +6740,7 @@
           <w:noProof/>
         </w:rPr>
         <w:drawing>
-          <wp:inline distT="0" distB="0" distL="0" distR="0">
+          <wp:inline distT="0" distB="0" distL="0" distR="0" wp14:anchorId="0F7C5711" wp14:editId="3024E059">
             <wp:extent cx="9464040" cy="6309360"/>
             <wp:effectExtent l="0" t="0" r="0" b="0"/>
             <wp:docPr id="6" name="Picture 6" descr="PCA component review"/>
@@ -6407,10 +6800,7 @@
         <w:ind w:left="317" w:hanging="259"/>
       </w:pPr>
       <w:r>
-        <w:t xml:space="preserve">1. </w:t>
-      </w:r>
-      <w:r>
-        <w:t>Подтвердите пространственную область и метод оценки в интерфейсе компонентов.</w:t>
+        <w:t>1. Подтвердите пространственную область и метод оценки в интерфейсе компонентов.</w:t>
       </w:r>
     </w:p>
     <w:p>
@@ -6419,10 +6809,7 @@
         <w:ind w:left="317" w:hanging="259"/>
       </w:pPr>
       <w:r>
-        <w:t xml:space="preserve">2. </w:t>
-      </w:r>
-      <w:r>
-        <w:t>Осмотрите временной профиль и доступные пространственные сведения.</w:t>
+        <w:t>2. Осмотрите временной профиль и доступные пространственные сведения.</w:t>
       </w:r>
     </w:p>
     <w:p>
@@ -6431,10 +6818,7 @@
         <w:ind w:left="317" w:hanging="259"/>
       </w:pPr>
       <w:r>
-        <w:t xml:space="preserve">3. </w:t>
-      </w:r>
-      <w:r>
-        <w:t>Сопоставьте время с движением, событиями, физиологией и стимуляцией.</w:t>
+        <w:t>3. Сопоставьте время с движением, событиями, физиологией и стимуляцией.</w:t>
       </w:r>
     </w:p>
     <w:p>
@@ -6443,10 +6827,7 @@
         <w:ind w:left="317" w:hanging="259"/>
       </w:pPr>
       <w:r>
-        <w:t xml:space="preserve">4. </w:t>
-      </w:r>
-      <w:r>
-        <w:t>Выберите только обоснованные компоненты и примените удаление.</w:t>
+        <w:t>4. Выберите только обоснованные компоненты и примените удаление.</w:t>
       </w:r>
     </w:p>
     <w:p>
@@ -6455,10 +6836,7 @@
         <w:ind w:left="317" w:hanging="259"/>
       </w:pPr>
       <w:r>
-        <w:t xml:space="preserve">5. </w:t>
-      </w:r>
-      <w:r>
-        <w:t>Дождитесь вычисления и сохранения. Сравните производную среднюю картину, исходные типичные кривые и ожидаемый ответ с оригиналом.</w:t>
+        <w:t>5. Дождитесь вычисления и сохранения. Сравните производную среднюю картину, исходные типичные кривые и ожидаемый ответ с оригиналом.</w:t>
       </w:r>
     </w:p>
     <w:p>
@@ -6470,14 +6848,14 @@
       <w:pPr>
         <w:pStyle w:val="Heading2"/>
       </w:pPr>
-      <w:bookmarkStart w:id="20" w:name="_Toc243479389"/>
+      <w:bookmarkStart w:id="22" w:name="_Toc244186488"/>
       <w:r>
         <w:rPr>
           <w:b w:val="0"/>
         </w:rPr>
         <w:t>Регрессионный анализ</w:t>
       </w:r>
-      <w:bookmarkEnd w:id="20"/>
+      <w:bookmarkEnd w:id="22"/>
     </w:p>
     <w:p>
       <w:r>
@@ -6489,7 +6867,7 @@
         <w:pStyle w:val="Heading1"/>
         <w:pageBreakBefore/>
       </w:pPr>
-      <w:bookmarkStart w:id="21" w:name="_Toc243479390"/>
+      <w:bookmarkStart w:id="23" w:name="_Toc244186489"/>
       <w:r>
         <w:rPr>
           <w:b w:val="0"/>
@@ -6497,7 +6875,7 @@
         <w:lastRenderedPageBreak/>
         <w:t>11 Задание базовых и сигнальных окон</w:t>
       </w:r>
-      <w:bookmarkEnd w:id="21"/>
+      <w:bookmarkEnd w:id="23"/>
     </w:p>
     <w:p>
       <w:r>
@@ -6649,10 +7027,7 @@
               <w:jc w:val="left"/>
             </w:pPr>
             <w:r>
-              <w:t xml:space="preserve">Секунды в обычном </w:t>
-            </w:r>
-            <w:r>
-              <w:t>режиме; проверить режимы кадров и объёмов</w:t>
+              <w:t>Секунды в обычном режиме; проверить режимы кадров и объёмов</w:t>
             </w:r>
           </w:p>
         </w:tc>
@@ -6851,10 +7226,7 @@
     </w:p>
     <w:p>
       <w:r>
-        <w:t xml:space="preserve">Проверьте активный источник базы при </w:t>
-      </w:r>
-      <w:r>
-        <w:t>другой записи или общей базе. Он меняет амплитуды, но не совмещает анатомию и не делает последовательные записи одновременными. Храните внешние базовые файлы и вспомогательные файлы общей базы с анализом.</w:t>
+        <w:t>Проверьте активный источник базы при другой записи или общей базе. Он меняет амплитуды, но не совмещает анатомию и не делает последовательные записи одновременными. Храните внешние базовые файлы и вспомогательные файлы общей базы с анализом.</w:t>
       </w:r>
     </w:p>
     <w:p>
@@ -6873,7 +7245,7 @@
       <w:pPr>
         <w:pStyle w:val="Heading1"/>
       </w:pPr>
-      <w:bookmarkStart w:id="22" w:name="_Toc243479391"/>
+      <w:bookmarkStart w:id="24" w:name="_Toc244186490"/>
       <w:r>
         <w:rPr>
           <w:b w:val="0"/>
@@ -6881,7 +7253,7 @@
         <w:lastRenderedPageBreak/>
         <w:t>12 SCM GUI и фиксированные ROI</w:t>
       </w:r>
-      <w:bookmarkEnd w:id="22"/>
+      <w:bookmarkEnd w:id="24"/>
     </w:p>
     <w:p>
       <w:pPr>
@@ -6901,7 +7273,7 @@
           <w:noProof/>
         </w:rPr>
         <w:drawing>
-          <wp:inline distT="0" distB="0" distL="0" distR="0">
+          <wp:inline distT="0" distB="0" distL="0" distR="0" wp14:anchorId="11BF8084" wp14:editId="7AB1F4AF">
             <wp:extent cx="9464040" cy="6309360"/>
             <wp:effectExtent l="0" t="0" r="0" b="0"/>
             <wp:docPr id="9" name="Picture 9" descr="SCM ROI and time course"/>
@@ -6956,10 +7328,7 @@
       </w:pPr>
       <w:r>
         <w:lastRenderedPageBreak/>
-        <w:t xml:space="preserve">1. </w:t>
-      </w:r>
-      <w:r>
-        <w:t xml:space="preserve">Откройте </w:t>
+        <w:t xml:space="preserve">1. Откройте </w:t>
       </w:r>
       <w:r>
         <w:rPr>
@@ -6977,10 +7346,7 @@
         <w:ind w:left="317" w:hanging="259"/>
       </w:pPr>
       <w:r>
-        <w:t xml:space="preserve">2. </w:t>
-      </w:r>
-      <w:r>
-        <w:t>Подтвердите срез, базовые и сигнальные окна.</w:t>
+        <w:t>2. Подтвердите срез, базовые и сигнальные окна.</w:t>
       </w:r>
     </w:p>
     <w:p>
@@ -6989,10 +7355,7 @@
         <w:ind w:left="317" w:hanging="259"/>
       </w:pPr>
       <w:r>
-        <w:t xml:space="preserve">3. </w:t>
-      </w:r>
-      <w:r>
-        <w:t>Задайте знак и разумный процентный диапазон. Уменьшите непрозрачность, если скрыта анатомия.</w:t>
+        <w:t>3. Задайте знак и разумный процентный диапазон. Уменьшите непрозрачность, если скрыта анатомия.</w:t>
       </w:r>
     </w:p>
     <w:p>
@@ -7001,10 +7364,7 @@
         <w:ind w:left="317" w:hanging="259"/>
       </w:pPr>
       <w:r>
-        <w:t xml:space="preserve">4. </w:t>
-      </w:r>
-      <w:r>
-        <w:t xml:space="preserve">Введите размер и центр ROI и нажмите </w:t>
+        <w:t xml:space="preserve">4. Введите размер и центр ROI и нажмите </w:t>
       </w:r>
       <w:r>
         <w:rPr>
@@ -7022,10 +7382,7 @@
         <w:ind w:left="317" w:hanging="259"/>
       </w:pPr>
       <w:r>
-        <w:t xml:space="preserve">5. </w:t>
-      </w:r>
-      <w:r>
-        <w:t>Проверьте контур и временную кривую, включая базовые и сигнальные полосы.</w:t>
+        <w:t>5. Проверьте контур и временную кривую, включая базовые и сигнальные полосы.</w:t>
       </w:r>
     </w:p>
     <w:p>
@@ -7034,10 +7391,7 @@
         <w:ind w:left="317" w:hanging="259"/>
       </w:pPr>
       <w:r>
-        <w:t xml:space="preserve">6. </w:t>
-      </w:r>
-      <w:r>
-        <w:t>Сохраните или экспортируйте нужную кривую ROI и настройки.</w:t>
+        <w:t>6. Сохраните или экспортируйте нужную кривую ROI и настройки.</w:t>
       </w:r>
     </w:p>
     <w:p>
@@ -7049,14 +7403,14 @@
       <w:pPr>
         <w:pStyle w:val="Heading2"/>
       </w:pPr>
-      <w:bookmarkStart w:id="23" w:name="_Toc243479392"/>
+      <w:bookmarkStart w:id="25" w:name="_Toc244186491"/>
       <w:r>
         <w:rPr>
           <w:b w:val="0"/>
         </w:rPr>
         <w:t>Подложка и контекст атласа</w:t>
       </w:r>
-      <w:bookmarkEnd w:id="23"/>
+      <w:bookmarkEnd w:id="25"/>
     </w:p>
     <w:p>
       <w:r>
@@ -7106,7 +7460,7 @@
       <w:pPr>
         <w:pStyle w:val="Heading1"/>
       </w:pPr>
-      <w:bookmarkStart w:id="24" w:name="_Toc243479393"/>
+      <w:bookmarkStart w:id="26" w:name="_Toc244186492"/>
       <w:r>
         <w:rPr>
           <w:b w:val="0"/>
@@ -7114,17 +7468,14 @@
         <w:lastRenderedPageBreak/>
         <w:t>13 Рисование масок автоматического поиска SCM</w:t>
       </w:r>
-      <w:bookmarkEnd w:id="24"/>
+      <w:bookmarkEnd w:id="26"/>
     </w:p>
     <w:p>
       <w:pPr>
         <w:pStyle w:val="FigureCaption"/>
       </w:pPr>
       <w:r>
-        <w:t xml:space="preserve">Рисунок 5. Target and Control </w:t>
-      </w:r>
-      <w:r>
-        <w:t>painting</w:t>
+        <w:t>Рисунок 5. Target and Control painting</w:t>
       </w:r>
     </w:p>
     <w:p>
@@ -7137,7 +7488,7 @@
           <w:noProof/>
         </w:rPr>
         <w:drawing>
-          <wp:inline distT="0" distB="0" distL="0" distR="0">
+          <wp:inline distT="0" distB="0" distL="0" distR="0" wp14:anchorId="1804C846" wp14:editId="0A83F216">
             <wp:extent cx="9464040" cy="6309360"/>
             <wp:effectExtent l="0" t="0" r="0" b="0"/>
             <wp:docPr id="12" name="Picture 12" descr="Target and Control painting"/>
@@ -7192,10 +7543,7 @@
       </w:pPr>
       <w:r>
         <w:lastRenderedPageBreak/>
-        <w:t xml:space="preserve">1. </w:t>
-      </w:r>
-      <w:r>
-        <w:t xml:space="preserve">Откройте </w:t>
+        <w:t xml:space="preserve">1. Откройте </w:t>
       </w:r>
       <w:r>
         <w:rPr>
@@ -7222,13 +7570,7 @@
         <w:ind w:left="317" w:hanging="259"/>
       </w:pPr>
       <w:r>
-        <w:t xml:space="preserve">2. </w:t>
-      </w:r>
-      <w:r>
-        <w:t xml:space="preserve">Выберите квадратные пиксели, </w:t>
-      </w:r>
-      <w:r>
-        <w:t>физический размер X/Y или всю область атласа. Последний режим требует именованных меток.</w:t>
+        <w:t>2. Выберите квадратные пиксели, физический размер X/Y или всю область атласа. Последний режим требует именованных меток.</w:t>
       </w:r>
     </w:p>
     <w:p>
@@ -7237,10 +7579,7 @@
         <w:ind w:left="317" w:hanging="259"/>
       </w:pPr>
       <w:r>
-        <w:t xml:space="preserve">3. </w:t>
-      </w:r>
-      <w:r>
-        <w:t>Задайте начало, конец и плато в минутах на запись. Ноль использует весь интервал; положительная длительность ищет полные окна внутри него.</w:t>
+        <w:t>3. Задайте начало, конец и плато в минутах на запись. Ноль использует весь интервал; положительная длительность ищет полные окна внутри него.</w:t>
       </w:r>
     </w:p>
     <w:p>
@@ -7249,10 +7588,7 @@
         <w:ind w:left="317" w:hanging="259"/>
       </w:pPr>
       <w:r>
-        <w:t xml:space="preserve">4. </w:t>
-      </w:r>
-      <w:r>
-        <w:t>Выберите Target, Control или оба и подтвердите стороны изображения и разделяющий столбец.</w:t>
+        <w:t>4. Выберите Target, Control или оба и подтвердите стороны изображения и разделяющий столбец.</w:t>
       </w:r>
     </w:p>
     <w:p>
@@ -7261,10 +7597,7 @@
         <w:ind w:left="317" w:hanging="259"/>
       </w:pPr>
       <w:r>
-        <w:t xml:space="preserve">5. </w:t>
-      </w:r>
-      <w:r>
-        <w:t>При необходимости выберите области, покрытие, прямоугольник и срезы.</w:t>
+        <w:t>5. При необходимости выберите области, покрытие, прямоугольник и срезы.</w:t>
       </w:r>
     </w:p>
     <w:p>
@@ -7273,10 +7606,7 @@
         <w:ind w:left="317" w:hanging="259"/>
       </w:pPr>
       <w:r>
-        <w:t xml:space="preserve">6. </w:t>
-      </w:r>
-      <w:r>
-        <w:t xml:space="preserve">Нарисуйте ограничение, проверьте и нажмите </w:t>
+        <w:t xml:space="preserve">6. Нарисуйте ограничение, проверьте и нажмите </w:t>
       </w:r>
       <w:r>
         <w:rPr>
@@ -7292,14 +7622,14 @@
       <w:pPr>
         <w:pStyle w:val="Heading2"/>
       </w:pPr>
-      <w:bookmarkStart w:id="25" w:name="_Toc243479394"/>
+      <w:bookmarkStart w:id="27" w:name="_Toc244186493"/>
       <w:r>
         <w:rPr>
           <w:b w:val="0"/>
         </w:rPr>
         <w:t>Чтение нарисованной области</w:t>
       </w:r>
-      <w:bookmarkEnd w:id="25"/>
+      <w:bookmarkEnd w:id="27"/>
     </w:p>
     <w:p>
       <w:r>
@@ -7333,18 +7663,64 @@
       <w:pPr>
         <w:pStyle w:val="Heading2"/>
       </w:pPr>
-      <w:bookmarkStart w:id="26" w:name="_Toc243479395"/>
+      <w:bookmarkStart w:id="28" w:name="_Toc244186494"/>
       <w:r>
         <w:rPr>
           <w:b w:val="0"/>
         </w:rPr>
         <w:t>Проверка кандидатов и экспорт</w:t>
       </w:r>
-      <w:bookmarkEnd w:id="26"/>
+      <w:bookmarkEnd w:id="28"/>
     </w:p>
     <w:p>
       <w:r>
         <w:t>Нажмите строку для контура и кривой. Флажки выбирают экспорт, сами не запрашивая новую кривую. Считайте максимумы поисковыми, если выбор не был независим от ответа. Экспортируйте нужный пакет по роли, добавьте заметку и храните параметры, аудит и вспомогательные файлы вместе. Полная область всё равно учитывает ограничения рисования и границ.</w:t>
+      </w:r>
+    </w:p>
+    <w:p>
+      <w:pPr>
+        <w:pStyle w:val="Heading2"/>
+      </w:pPr>
+      <w:bookmarkStart w:id="29" w:name="b_update_ranking_title"/>
+      <w:bookmarkStart w:id="30" w:name="_Toc244186495"/>
+      <w:bookmarkEnd w:id="29"/>
+      <w:r>
+        <w:rPr>
+          <w:b w:val="0"/>
+        </w:rPr>
+        <w:t>Ранжирование целых областей атласа по нескольким срезам</w:t>
+      </w:r>
+      <w:bookmarkEnd w:id="30"/>
+    </w:p>
+    <w:p>
+      <w:r>
+        <w:t>В SCM GUI &gt; Automatic analysis выберите Atlas: rank whole regions across slices. Задайте интервал сигнала, диапазон полученных срезов и число лучших областей Target и Control; значение 0 включает все области. Этот режим использует зарегистрированные целочисленные метки областей стандартного атласа или атласа LightSuite, даже если отображается гистологическая или сосудистая анатомия.</w:t>
+      </w:r>
+    </w:p>
+    <w:p>
+      <w:r>
+        <w:lastRenderedPageBreak/>
+        <w:t>Выберите раздельные стороны изображения и сторону Target либо объедините стороны. Draw midline задаёт прямую или наклонную разделительную линию для всех анализируемых срезов; Remove / combine sides удаляет эту границу. Эти элементы относятся к сторонам отображаемого изображения, а не к автоматически определённой анатомической латерализации. Ограничения размера ROI, кисти и прямоугольной области поиска в режиме целых областей не применяются.</w:t>
+      </w:r>
+    </w:p>
+    <w:p>
+      <w:r>
+        <w:t>Ранжируйте по среднему за интервал или по пику средней кривой каждой области, выбирая увеличение, уменьшение или абсолютное изменение. Каждая региональная кривая усредняет один фиксированный набор допустимых вокселей по выбранным срезам. Вокселям необходимы корректный базовый уровень и конечные значения на всём интервале сигнала. Минимальная доля пригодных вокселей по умолчанию составляет 75% и задаётся в пределах от 75% до 100%; она относится к размеченным вокселям полученных срезов, а не ко всему референсному атласу.</w:t>
+      </w:r>
+    </w:p>
+    <w:p>
+      <w:r>
+        <w:t>Таблица проверки содержит названия областей, изменение сигнала со знаком, ранг, число вокселей, диапазон срезов и долю пригодных вокселей. Нажмите строку для предварительного просмотра её среза, контура по форме атласа и кривой. Флажки Mark / export изначально сняты. Пунктирные контуры показывают временный предварительный просмотр; сплошные обозначают отмеченные области. Измените Role для переназначения Target или Control и используйте Clear selection для снятия отметок.</w:t>
+      </w:r>
+    </w:p>
+    <w:p>
+      <w:r>
+        <w:t>Pair same region on opposite side показывает соответствующую область атласа на противоположной стороне с использованием той же записи, окон сигнала и базового уровня и диапазона срезов. Отметка Target сохраняет соответствующий Control; снятие отметки отменяет автоматический выбор, если Control не был выбран независимо. Недостаточное покрытие указывается, а не заменяется несвязанной областью. Соответствующие Controls остаются доступными ниже порога первых N областей Control. Такое сопоставление для отображения и выбора не определяет статистический тест.</w:t>
+      </w:r>
+    </w:p>
+    <w:p>
+      <w:r>
+        <w:t>Export tables + curves сохраняет сводки и временные кривые в CSV, а также журнал аудита MAT с настройками, происхождением атласа и данных, исключёнными областями и фиксированными индексами вокселей. Стандартный экспорт отмеченных ROI в TXT и пакеты сохраняет выбранные области и изменённые роли. Прикреплённые записи ранжируются отдельно с отсчётом времени относительно каждой записи; короткие записи отмечаются без сокращения запрошенного интервала. Ранжирование является разведочным анализом и не устанавливает статистическую значимость.</w:t>
       </w:r>
     </w:p>
     <w:p>
@@ -7352,7 +7728,7 @@
         <w:pStyle w:val="Heading1"/>
         <w:pageBreakBefore/>
       </w:pPr>
-      <w:bookmarkStart w:id="27" w:name="_Toc243479396"/>
+      <w:bookmarkStart w:id="31" w:name="_Toc244186496"/>
       <w:r>
         <w:rPr>
           <w:b w:val="0"/>
@@ -7360,24 +7736,44 @@
         <w:lastRenderedPageBreak/>
         <w:t>14 Маски и регистрация атласа</w:t>
       </w:r>
-      <w:bookmarkEnd w:id="27"/>
+      <w:bookmarkEnd w:id="31"/>
     </w:p>
     <w:p>
       <w:pPr>
         <w:pStyle w:val="Heading2"/>
       </w:pPr>
-      <w:bookmarkStart w:id="28" w:name="_Toc243479397"/>
+      <w:bookmarkStart w:id="32" w:name="_Toc244186497"/>
       <w:r>
         <w:rPr>
           <w:b w:val="0"/>
         </w:rPr>
         <w:t>Mask Editor</w:t>
       </w:r>
-      <w:bookmarkEnd w:id="28"/>
+      <w:bookmarkEnd w:id="32"/>
     </w:p>
     <w:p>
       <w:r>
         <w:t>До рисования выберите цель: анатомия или мозг и функциональное наложение могут иметь разные задачи. Подтвердите включение и исключение, осмотрите предпросмотр и сохраните нужные маски. Экранная маска и анатомическая принадлежность поиска не взаимозаменяемы.</w:t>
+      </w:r>
+    </w:p>
+    <w:p>
+      <w:pPr>
+        <w:pStyle w:val="Heading2"/>
+      </w:pPr>
+      <w:bookmarkStart w:id="33" w:name="b_update_mask_title"/>
+      <w:bookmarkStart w:id="34" w:name="_Toc244186498"/>
+      <w:bookmarkEnd w:id="33"/>
+      <w:r>
+        <w:rPr>
+          <w:b w:val="0"/>
+        </w:rPr>
+        <w:t>Геометрические маски для данных объёмных датчиков</w:t>
+      </w:r>
+      <w:bookmarkEnd w:id="34"/>
+    </w:p>
+    <w:p>
+      <w:r>
+        <w:t>В Mask Editor вариант Auto: Rectangular (3D probe) предлагает область с прямыми краями; Auto: Ellipse (rounded) предлагает овал, а Anatomical (intensity) следует допплеровскому контуру. Проверьте и измените размер предварительной маски перед применением. Для масок наложения по умолчанию включён Follow slice size с отдельной подгонкой каждого среза; отключите его для одного фиксированного прямоугольника. Маски подложки по умолчанию используют фиксированную геометрию. Smooth: All slices обрабатывает каждую плоскость независимо, тогда как Current slice ограничивает операцию текущим срезом. Пустые срезы остаются пустыми, а существующая маска мозга ограничивает сглаживание наложения. Apply mask обновляет редактор; SAVE UNDERLAY / OVERLAY / BOTH сохраняет результат.</w:t>
       </w:r>
     </w:p>
     <w:p>
@@ -7396,7 +7792,7 @@
       <w:pPr>
         <w:pStyle w:val="Heading2"/>
       </w:pPr>
-      <w:bookmarkStart w:id="29" w:name="_Toc243479398"/>
+      <w:bookmarkStart w:id="35" w:name="_Toc244186499"/>
       <w:r>
         <w:rPr>
           <w:b w:val="0"/>
@@ -7404,7 +7800,7 @@
         <w:lastRenderedPageBreak/>
         <w:t>Регистрация одной исходной 2D-плоскости</w:t>
       </w:r>
-      <w:bookmarkEnd w:id="29"/>
+      <w:bookmarkEnd w:id="35"/>
     </w:p>
     <w:p>
       <w:pPr>
@@ -7424,7 +7820,7 @@
           <w:noProof/>
         </w:rPr>
         <w:drawing>
-          <wp:inline distT="0" distB="0" distL="0" distR="0">
+          <wp:inline distT="0" distB="0" distL="0" distR="0" wp14:anchorId="02EAE281" wp14:editId="08001E4C">
             <wp:extent cx="9464040" cy="6309360"/>
             <wp:effectExtent l="0" t="0" r="0" b="0"/>
             <wp:docPr id="15" name="Picture 15" descr="Coronal registration controls"/>
@@ -7479,10 +7875,7 @@
       </w:pPr>
       <w:r>
         <w:lastRenderedPageBreak/>
-        <w:t xml:space="preserve">1. </w:t>
-      </w:r>
-      <w:r>
-        <w:t>Откройте корональную 2D-регистрацию нужного среза.</w:t>
+        <w:t>1. Откройте корональную 2D-регистрацию нужного среза.</w:t>
       </w:r>
     </w:p>
     <w:p>
@@ -7491,10 +7884,7 @@
         <w:ind w:left="317" w:hanging="259"/>
       </w:pPr>
       <w:r>
-        <w:t xml:space="preserve">2. </w:t>
-      </w:r>
-      <w:r>
-        <w:t>Подтвердите ориентацию и латеральность по журналу получения данных.</w:t>
+        <w:t>2. Подтвердите ориентацию и латеральность по журналу получения данных.</w:t>
       </w:r>
     </w:p>
     <w:p>
@@ -7503,10 +7893,7 @@
         <w:ind w:left="317" w:hanging="259"/>
       </w:pPr>
       <w:r>
-        <w:t xml:space="preserve">3. </w:t>
-      </w:r>
-      <w:r>
-        <w:t>Выберите соответствующий срез атласа и совместите несколько ориентиров.</w:t>
+        <w:t>3. Выберите соответствующий срез атласа и совместите несколько ориентиров.</w:t>
       </w:r>
     </w:p>
     <w:p>
@@ -7515,10 +7902,7 @@
         <w:ind w:left="317" w:hanging="259"/>
       </w:pPr>
       <w:r>
-        <w:t xml:space="preserve">4. </w:t>
-      </w:r>
-      <w:r>
-        <w:t>Проверьте границы и сосудистое или анатомическое соответствие по всему полю.</w:t>
+        <w:t>4. Проверьте границы и сосудистое или анатомическое соответствие по всему полю.</w:t>
       </w:r>
     </w:p>
     <w:p>
@@ -7527,10 +7911,7 @@
         <w:ind w:left="317" w:hanging="259"/>
       </w:pPr>
       <w:r>
-        <w:t xml:space="preserve">5. </w:t>
-      </w:r>
-      <w:r>
-        <w:t>Сохраните явно. Храните датированную папку Slice, преобразование и подложки вместе.</w:t>
+        <w:t>5. Сохраните явно. Храните датированную папку Slice, преобразование и подложки вместе.</w:t>
       </w:r>
     </w:p>
     <w:p>
@@ -7539,10 +7920,7 @@
         <w:ind w:left="317" w:hanging="259"/>
       </w:pPr>
       <w:r>
-        <w:t xml:space="preserve">6. </w:t>
-      </w:r>
-      <w:r>
-        <w:t xml:space="preserve">Откройте пакет заново через </w:t>
+        <w:t xml:space="preserve">6. Откройте пакет заново через </w:t>
       </w:r>
       <w:r>
         <w:rPr>
@@ -7563,16 +7941,16 @@
       <w:pPr>
         <w:pStyle w:val="Heading2"/>
       </w:pPr>
-      <w:bookmarkStart w:id="30" w:name="b_lightsuite_guide"/>
-      <w:bookmarkStart w:id="31" w:name="_Toc243479399"/>
-      <w:bookmarkEnd w:id="30"/>
+      <w:bookmarkStart w:id="36" w:name="b_lightsuite_guide"/>
+      <w:bookmarkStart w:id="37" w:name="_Toc244186500"/>
+      <w:bookmarkEnd w:id="36"/>
       <w:r>
         <w:rPr>
           <w:b w:val="0"/>
         </w:rPr>
         <w:t>Пошаговая регистрация по атласу в LightSuite</w:t>
       </w:r>
-      <w:bookmarkEnd w:id="31"/>
+      <w:bookmarkEnd w:id="37"/>
     </w:p>
     <w:p>
       <w:r>
@@ -7601,10 +7979,7 @@
         <w:ind w:left="317" w:hanging="259"/>
       </w:pPr>
       <w:r>
-        <w:t xml:space="preserve">1. </w:t>
-      </w:r>
-      <w:r>
-        <w:t>1 Prepare + start: построить медианную анатомию текущей допплеровской записи с её исходной геометрией. Не использовать фильм процентных изменений для подготовки регистрации.</w:t>
+        <w:t>1. 1 Prepare + start: построить медианную анатомию текущей допплеровской записи с её исходной геометрией. Не использовать фильм процентных изменений для подготовки регистрации.</w:t>
       </w:r>
     </w:p>
     <w:p>
@@ -7613,10 +7988,7 @@
         <w:ind w:left="317" w:hanging="259"/>
       </w:pPr>
       <w:r>
-        <w:t xml:space="preserve">2. </w:t>
-      </w:r>
-      <w:r>
-        <w:t>2 Confirm orientation: сравнить образец и сосудистый атлас; подтвердить AP, DV, ML и стороны. Закрытие оставляет шаг неподтверждённым.</w:t>
+        <w:t>2. 2 Confirm orientation: сравнить образец и сосудистый атлас; подтвердить AP, DV, ML и стороны. Закрытие оставляет шаг неподтверждённым.</w:t>
       </w:r>
     </w:p>
     <w:p>
@@ -7625,10 +7997,7 @@
         <w:ind w:left="317" w:hanging="259"/>
       </w:pPr>
       <w:r>
-        <w:t xml:space="preserve">3. </w:t>
-      </w:r>
-      <w:r>
-        <w:t>3 Edit landmarks: распределить надёжные соответствия по снятому объёму; завершить или отменить каждую ожидающую пару перед сохранением.</w:t>
+        <w:t>3. 3 Edit landmarks: распределить надёжные соответствия по снятому объёму; завершить или отменить каждую ожидающую пару перед сохранением.</w:t>
       </w:r>
     </w:p>
     <w:p>
@@ -7637,10 +8006,7 @@
         <w:ind w:left="317" w:hanging="259"/>
       </w:pPr>
       <w:r>
-        <w:t xml:space="preserve">4. </w:t>
-      </w:r>
-      <w:r>
-        <w:t>4 Fit registration: аффинная и B-spline-подгонка с отображением этапа и итераций. Значения fUS по умолчанию: сетка B-spline 1,6 мм и вес ориентиров 0,1.</w:t>
+        <w:t>4. 4 Fit registration: аффинная и B-spline-подгонка с отображением этапа и итераций. Значения fUS по умолчанию: сетка B-spline 1,6 мм и вес ориентиров 0,1.</w:t>
       </w:r>
     </w:p>
     <w:p>
@@ -7649,10 +8015,7 @@
         <w:ind w:left="317" w:hanging="259"/>
       </w:pPr>
       <w:r>
-        <w:t xml:space="preserve">5. </w:t>
-      </w:r>
-      <w:r>
-        <w:t>5 Review + accept: сравнить сосуды, границы и покрытие на нескольких корональных, горизонтальных и сагиттальных срезах. Отказ или закрытие не запускают экспорт.</w:t>
+        <w:t>5. 5 Review + accept: сравнить сосуды, границы и покрытие на нескольких корональных, горизонтальных и сагиттальных срезах. Отказ или закрытие не запускают экспорт.</w:t>
       </w:r>
     </w:p>
     <w:p>
@@ -7662,10 +8025,7 @@
       </w:pPr>
       <w:r>
         <w:lastRenderedPageBreak/>
-        <w:t xml:space="preserve">6. </w:t>
-      </w:r>
-      <w:r>
-        <w:t>6 Save all outputs: принятие автоматически сохраняет преобразованную анатомию, нативные метки, доступные сосудистые/гистологические фоны и редактируемые маски. SAVED указывает папку результатов.</w:t>
+        <w:t>6. 6 Save all outputs: принятие автоматически сохраняет преобразованную анатомию, нативные метки, доступные сосудистые/гистологические фоны и редактируемые маски. SAVED указывает папку результатов.</w:t>
       </w:r>
     </w:p>
     <w:p>
@@ -7688,8 +8048,8 @@
         <w:lastRenderedPageBreak/>
         <w:t>Пошаговый интерфейс LightSuite</w:t>
       </w:r>
-      <w:bookmarkStart w:id="32" w:name="b_lightsuite_guided_workspace"/>
-      <w:bookmarkEnd w:id="32"/>
+      <w:bookmarkStart w:id="38" w:name="b_lightsuite_guided_workspace"/>
+      <w:bookmarkEnd w:id="38"/>
     </w:p>
     <w:p>
       <w:pPr>
@@ -7701,7 +8061,7 @@
           <w:noProof/>
         </w:rPr>
         <w:drawing>
-          <wp:inline distT="0" distB="0" distL="0" distR="0">
+          <wp:inline distT="0" distB="0" distL="0" distR="0" wp14:anchorId="0796FC44" wp14:editId="46587F15">
             <wp:extent cx="8310994" cy="6309359"/>
             <wp:effectExtent l="0" t="0" r="0" b="0"/>
             <wp:docPr id="18" name="Picture 18" descr="Пошаговый интерфейс LightSuite"/>
@@ -7739,10 +8099,7 @@
     </w:p>
     <w:p>
       <w:r>
-        <w:t xml:space="preserve">Реальный пошаговый интерфейс с обезличенными примерными идентификаторами. Цветные нумерованные кнопки </w:t>
-      </w:r>
-      <w:r>
-        <w:t>выполняют анализ, текущий шаг выделен. Зелёные элементы сохраняют, синие Help открывают инструкции. Это пример интерфейса, а не принятая регистрация.</w:t>
+        <w:t>Реальный пошаговый интерфейс с обезличенными примерными идентификаторами. Цветные нумерованные кнопки выполняют анализ, текущий шаг выделен. Зелёные элементы сохраняют, синие Help открывают инструкции. Это пример интерфейса, а не принятая регистрация.</w:t>
       </w:r>
     </w:p>
     <w:p>
@@ -7761,11 +8118,39 @@
       <w:pPr>
         <w:pStyle w:val="Heading3"/>
       </w:pPr>
+      <w:bookmarkStart w:id="39" w:name="b_update_ls_setup_title"/>
+      <w:bookmarkEnd w:id="39"/>
       <w:r>
         <w:rPr>
           <w:b w:val="0"/>
         </w:rPr>
         <w:lastRenderedPageBreak/>
+        <w:t>Проверка зависимостей и геометрии записи</w:t>
+      </w:r>
+    </w:p>
+    <w:p>
+      <w:r>
+        <w:t>Используйте Dependencies &gt; Install / complete setup для установки поддерживаемых зависимостей с открытым исходным кодом для Windows вне папки toolbox, в deConfUSIon_ExternalTools. Установщик сохраняет исходные лицензии, не устанавливает лицензируемые продукты MATLAB и не изменяет глобальный путь MATLAB. LightSuite требует MATLAB R2022b или новее и указанные при проверке пакеты toolbox; документированной эталонной версией deConfUSIon остаётся R2023b. Для импорта CZI дополнительно необходимы BioformatsImage и OME Bio-Formats; для TIFF они не нужны. Кортикальные плоские карты этим адаптером не включены.</w:t>
+      </w:r>
+    </w:p>
+    <w:p>
+      <w:r>
+        <w:t>Поле Recording может использовать активный набор данных Studio, включая текущий результат обработки в памяти. Убедитесь, что на вход подана допплеровская анатомия, а не видео процентного изменения. Размеры вокселей считываются из поддерживаемых метаданных и проверенных профилей формирования луча; строка состояния указывает источник. Для неподдерживаемых заголовков необходимы измеренные значения в миллиметрах вдоль исходных измерений массива. Численный порядок величины сам по себе никогда не определяет единицы. Подтвердите ориентацию со знаками относительно AP, DV и ML; закрытие окна подтверждения ориентации отменяет этот этап.</w:t>
+      </w:r>
+    </w:p>
+    <w:p>
+      <w:r>
+        <w:t>Load edited underlay... открывает папку Visualization записи и принимает пакет MAT из Mask Editor на той же нативной сетке. Это меняет анатомическое изображение для расстановки ориентиров; при подгонке сохраняются исходный анатомический шаблон и нативные координаты. Mask Editor standard является стандартным контрастом для ориентиров. Sample contrast, atlas contrast и atlas opacity влияют только на отображение. Завершите или отмените незавершённые пары точек перед сохранением.</w:t>
+      </w:r>
+    </w:p>
+    <w:p>
+      <w:pPr>
+        <w:pStyle w:val="Heading3"/>
+      </w:pPr>
+      <w:r>
+        <w:rPr>
+          <w:b w:val="0"/>
+        </w:rPr>
         <w:t>Выбор и редактирование надёжных ориентиров</w:t>
       </w:r>
     </w:p>
@@ -7781,6 +8166,7 @@
     </w:p>
     <w:p>
       <w:r>
+        <w:lastRenderedPageBreak/>
         <w:t>В Mark matching points правый щелчок по изображению отменяет последний щелчок. При отмене точки атласа её точка образца остаётся ожидающей для исправления; следующий правый щелчок отменяет её. Delete selected pair удаляет обе точки. Масштабирование и перемещение сохраняют обычное управление мышью.</w:t>
       </w:r>
     </w:p>
@@ -7809,8 +8195,8 @@
         <w:lastRenderedPageBreak/>
         <w:t>Редактор ориентиров с состоянием сохранения и активности</w:t>
       </w:r>
-      <w:bookmarkStart w:id="33" w:name="b_lightsuite_landmark_editor"/>
-      <w:bookmarkEnd w:id="33"/>
+      <w:bookmarkStart w:id="40" w:name="b_lightsuite_landmark_editor"/>
+      <w:bookmarkEnd w:id="40"/>
     </w:p>
     <w:p>
       <w:pPr>
@@ -7822,7 +8208,7 @@
           <w:noProof/>
         </w:rPr>
         <w:drawing>
-          <wp:inline distT="0" distB="0" distL="0" distR="0">
+          <wp:inline distT="0" distB="0" distL="0" distR="0" wp14:anchorId="4C1010AA" wp14:editId="1F5C1A02">
             <wp:extent cx="8555271" cy="6309359"/>
             <wp:effectExtent l="0" t="0" r="0" b="0"/>
             <wp:docPr id="21" name="Picture 21" descr="Редактор ориентиров с состоянием сохранения и активности"/>
@@ -7889,10 +8275,7 @@
     </w:p>
     <w:p>
       <w:r>
-        <w:t xml:space="preserve">В SCM или Video выберите Underlay &gt; LOAD ATLAS &gt; </w:t>
-      </w:r>
-      <w:r>
-        <w:t>LightSuite folder и проект. Normal folder загружает стандартные регистрации; Single file остаётся доступным. Atlas underlay предлагает Vascular, Histology и Regions, если они установлены и экспортированы, сохраняя нативные функциональные данные и анатомический контекст.</w:t>
+        <w:t>В SCM или Video выберите Underlay &gt; LOAD ATLAS &gt; LightSuite folder и проект. Normal folder загружает стандартные регистрации; Single file остаётся доступным. Atlas underlay предлагает Vascular, Histology и Regions, если они установлены и экспортированы, сохраняя нативные функциональные данные и анатомический контекст.</w:t>
       </w:r>
     </w:p>
     <w:p>
@@ -7903,6 +8286,38 @@
     <w:p>
       <w:r>
         <w:t>Старые проекты только с метками однократно создают недостающие фоны по принятой сохранённой подгонке, если проект и зависимости полны, без новой подгонки. Отдельный старый файл областей не восстанавливает изображения. Для гистологии нужен средний шаблон Allen CCF2020; при отсутствии установите с -IncludeHistology и повторите экспорт.</w:t>
+      </w:r>
+    </w:p>
+    <w:p>
+      <w:pPr>
+        <w:pStyle w:val="Heading3"/>
+      </w:pPr>
+      <w:bookmarkStart w:id="41" w:name="b_update_ls_versions_title"/>
+      <w:bookmarkEnd w:id="41"/>
+      <w:r>
+        <w:rPr>
+          <w:b w:val="0"/>
+        </w:rPr>
+        <w:t>Повторная регистрация и загрузка точной сохранённой версии</w:t>
+      </w:r>
+    </w:p>
+    <w:p>
+      <w:r>
+        <w:t>Используйте Open existing project &gt; Re-register (new version), чтобы сохранить новую подгонку во вложенной папке Registration_yyyyMMdd_HHmmss_SSS с временной меткой, сохранив предыдущую. Edit copied landmarks сохраняет редактируемые пары; Recheck orientation запускает подтверждение ориентации без переноса пар в изменённую систему координат. Проекты с выполненной подгонкой открываются только для чтения. Проверьте и примите новую подгонку, затем загрузите именно эту версию в SCM. При выборе родительской папки с несколькими полными версиями открывается выбор версии; неполные версии не предлагаются.</w:t>
+      </w:r>
+    </w:p>
+    <w:p>
+      <w:r>
+        <w:t>Проверьте аффинные и нелинейные наложения в корональной, горизонтальной и сагиттальной плоскостях, включая неиспользованную анатомию, границы полученных данных и латерализацию. Изучите сохранённые остаточные ошибки ориентиров и охват набора точек по AP/DV/ML. Малая ошибка прямого и обратного преобразований или большое число ориентиров не доказывают анатомическую точность. Если численная проверка не пройдена, Rebuild inverse + recheck подготавливает отдельный вариант; он заменяет существующее обратное преобразование только после прохождения неизменённых проверок.</w:t>
+      </w:r>
+    </w:p>
+    <w:p>
+      <w:r>
+        <w:t xml:space="preserve">SCM запускается со снятым флажком Show atlas outside acquired field. Включите его для просмотра полного референса; пунктирный прямоугольник отделяет полученную ткань от анатомии, представленной только в референсе. Recorded anatomy доступна, если пакет нативных масок содержит исходный шаблон. Изменение подложки, аффинного/нелинейного </w:t>
+      </w:r>
+      <w:r>
+        <w:lastRenderedPageBreak/>
+        <w:t>этапа или границ отображения не создаёт функциональное покрытие и не меняет нативные координаты ROI. Сохраняйте полный пакет регистрации и используйте совпадающие сетки при загрузке областей в SCM, Video, Mask Editor или объёмный просмотрщик.</w:t>
       </w:r>
     </w:p>
     <w:p>
@@ -7918,7 +8333,7 @@
     </w:p>
     <w:p>
       <w:r>
-        <w:t>Нативные результаты требуют точной исходной сетки. Обрезка, пересэмплирование, переориентация или другой скан требуют подходящей регистрации. Подогнанные проекты доступны только для чтения; Revise fit in new project меняет ориентиры, сохраняя прежнюю подгонку. Численная проверка обратного преобразования не заменяет анатомическую оценку.</w:t>
+        <w:t>Нативные результаты требуют исходной сетки записи. Обрезка, изменение дискретизации, переориентация или другая запись требуют соответствующей регистрации. Для изменения подгонки без её перезаписи используйте повторную регистрацию с сохранением версий. Численные проверки обратного преобразования дополняют, а не заменяют анатомическую проверку.</w:t>
       </w:r>
     </w:p>
     <w:p>
@@ -7939,10 +8354,7 @@
     </w:p>
     <w:p>
       <w:r>
-        <w:t xml:space="preserve">Благодарим Dimokratis Karamanlis и всех соавторов LightSuite за исходную систему, методы и ресурсы. Цитируйте их препринт </w:t>
-      </w:r>
-      <w:r>
-        <w:t>вместе с deConfUSIon и соответствующими атласами. Он опубликован 14 октября 2026 года и не проходил рецензирование. Эти снимки интеграции не воспроизводят иллюстрации статьи.</w:t>
+        <w:t>Благодарим Dimokratis Karamanlis и всех соавторов LightSuite за исходную систему, методы и ресурсы. Цитируйте их препринт вместе с deConfUSIon и соответствующими атласами. Он опубликован 14 октября 2026 года и не проходил рецензирование. Эти снимки интеграции не воспроизводят иллюстрации статьи.</w:t>
       </w:r>
     </w:p>
     <w:p>
@@ -7958,7 +8370,6 @@
     </w:p>
     <w:p>
       <w:r>
-        <w:lastRenderedPageBreak/>
         <w:t>Brunner et al. (2021). Whole-brain functional ultrasound imaging in awake head-fixed mice. Nature Protocols 16, 3547-3571. doi:10.1038/s41596-021-00548-8. LightSuite resources: Zenodo 21338217 (CC BY 4.0).</w:t>
       </w:r>
     </w:p>
@@ -7990,7 +8401,7 @@
         <w:pStyle w:val="Heading1"/>
         <w:pageBreakBefore/>
       </w:pPr>
-      <w:bookmarkStart w:id="34" w:name="_Toc243479400"/>
+      <w:bookmarkStart w:id="42" w:name="_Toc244186501"/>
       <w:r>
         <w:rPr>
           <w:b w:val="0"/>
@@ -7998,20 +8409,20 @@
         <w:lastRenderedPageBreak/>
         <w:t>15 Просмотр последовательностей и 3D-модели</w:t>
       </w:r>
-      <w:bookmarkEnd w:id="34"/>
+      <w:bookmarkEnd w:id="42"/>
     </w:p>
     <w:p>
       <w:pPr>
         <w:pStyle w:val="Heading2"/>
       </w:pPr>
-      <w:bookmarkStart w:id="35" w:name="_Toc243479401"/>
+      <w:bookmarkStart w:id="43" w:name="_Toc244186502"/>
       <w:r>
         <w:rPr>
           <w:b w:val="0"/>
         </w:rPr>
         <w:t>Time-Course Viewer и Video GUI</w:t>
       </w:r>
-      <w:bookmarkEnd w:id="35"/>
+      <w:bookmarkEnd w:id="43"/>
     </w:p>
     <w:p>
       <w:r>
@@ -8024,10 +8435,7 @@
         <w:ind w:left="317" w:hanging="259"/>
       </w:pPr>
       <w:r>
-        <w:t xml:space="preserve">1. </w:t>
-      </w:r>
-      <w:r>
-        <w:t>Откройте Video из нужного результата и выберите типичный кадр.</w:t>
+        <w:t>1. Откройте Video из нужного результата и выберите типичный кадр.</w:t>
       </w:r>
     </w:p>
     <w:p>
@@ -8036,10 +8444,7 @@
         <w:ind w:left="317" w:hanging="259"/>
       </w:pPr>
       <w:r>
-        <w:t xml:space="preserve">2. </w:t>
-      </w:r>
-      <w:r>
-        <w:t xml:space="preserve">Откройте </w:t>
+        <w:t xml:space="preserve">2. Откройте </w:t>
       </w:r>
       <w:r>
         <w:rPr>
@@ -8057,10 +8462,7 @@
         <w:ind w:left="317" w:hanging="259"/>
       </w:pPr>
       <w:r>
-        <w:t xml:space="preserve">3. </w:t>
-      </w:r>
-      <w:r>
-        <w:t>Проверьте совмещение и нативные или атласные координаты до установки ROI.</w:t>
+        <w:t>3. Проверьте совмещение и нативные или атласные координаты до установки ROI.</w:t>
       </w:r>
     </w:p>
     <w:p>
@@ -8069,10 +8471,7 @@
         <w:ind w:left="317" w:hanging="259"/>
       </w:pPr>
       <w:r>
-        <w:t xml:space="preserve">4. </w:t>
-      </w:r>
-      <w:r>
-        <w:t>Используйте одинаковые параметры отображения для сравнений.</w:t>
+        <w:t>4. Используйте одинаковые параметры отображения для сравнений.</w:t>
       </w:r>
     </w:p>
     <w:p>
@@ -8081,10 +8480,7 @@
         <w:ind w:left="317" w:hanging="259"/>
       </w:pPr>
       <w:r>
-        <w:t xml:space="preserve">5. </w:t>
-      </w:r>
-      <w:r>
-        <w:t>Сначала экспортируйте короткую последовательность и проверьте её.</w:t>
+        <w:t>5. Сначала экспортируйте короткую последовательность и проверьте её.</w:t>
       </w:r>
     </w:p>
     <w:p>
@@ -8103,7 +8499,7 @@
       <w:pPr>
         <w:pStyle w:val="Heading2"/>
       </w:pPr>
-      <w:bookmarkStart w:id="36" w:name="_Toc243479402"/>
+      <w:bookmarkStart w:id="44" w:name="_Toc244186503"/>
       <w:r>
         <w:rPr>
           <w:b w:val="0"/>
@@ -8111,7 +8507,7 @@
         <w:lastRenderedPageBreak/>
         <w:t>Объёмное отображение</w:t>
       </w:r>
-      <w:bookmarkEnd w:id="36"/>
+      <w:bookmarkEnd w:id="44"/>
     </w:p>
     <w:p>
       <w:pPr>
@@ -8131,7 +8527,7 @@
           <w:noProof/>
         </w:rPr>
         <w:drawing>
-          <wp:inline distT="0" distB="0" distL="0" distR="0">
+          <wp:inline distT="0" distB="0" distL="0" distR="0" wp14:anchorId="2B5E86CF" wp14:editId="646682FF">
             <wp:extent cx="13258800" cy="4433411"/>
             <wp:effectExtent l="0" t="0" r="0" b="0"/>
             <wp:docPr id="24" name="Picture 24" descr="Виды полного референсного атласа"/>
@@ -8206,7 +8602,7 @@
       <w:pPr>
         <w:pStyle w:val="Heading1"/>
       </w:pPr>
-      <w:bookmarkStart w:id="37" w:name="_Toc243479403"/>
+      <w:bookmarkStart w:id="45" w:name="_Toc244186504"/>
       <w:r>
         <w:rPr>
           <w:b w:val="0"/>
@@ -8214,7 +8610,7 @@
         <w:lastRenderedPageBreak/>
         <w:t>16 Вычисление функциональной связности</w:t>
       </w:r>
-      <w:bookmarkEnd w:id="37"/>
+      <w:bookmarkEnd w:id="45"/>
     </w:p>
     <w:p>
       <w:pPr>
@@ -8234,7 +8630,7 @@
           <w:noProof/>
         </w:rPr>
         <w:drawing>
-          <wp:inline distT="0" distB="0" distL="0" distR="0">
+          <wp:inline distT="0" distB="0" distL="0" distR="0" wp14:anchorId="4BBC5BA2" wp14:editId="14143E61">
             <wp:extent cx="9464040" cy="6309360"/>
             <wp:effectExtent l="0" t="0" r="0" b="0"/>
             <wp:docPr id="27" name="Picture 27" descr="Region connectivity matrix"/>
@@ -8289,10 +8685,7 @@
       </w:pPr>
       <w:r>
         <w:lastRenderedPageBreak/>
-        <w:t xml:space="preserve">1. </w:t>
-      </w:r>
-      <w:r>
-        <w:t xml:space="preserve">Откройте </w:t>
+        <w:t xml:space="preserve">1. Откройте </w:t>
       </w:r>
       <w:r>
         <w:rPr>
@@ -8310,13 +8703,7 @@
         <w:ind w:left="317" w:hanging="259"/>
       </w:pPr>
       <w:r>
-        <w:t xml:space="preserve">2. </w:t>
-      </w:r>
-      <w:r>
-        <w:t xml:space="preserve">Загрузите соответствующие целочисленные области атласа или </w:t>
-      </w:r>
-      <w:r>
-        <w:t>сегментацию. Одна цветная гистология не задаёт принадлежность ROI.</w:t>
+        <w:t>2. Загрузите соответствующие целочисленные области атласа или сегментацию. Одна цветная гистология не задаёт принадлежность ROI.</w:t>
       </w:r>
     </w:p>
     <w:p>
@@ -8325,10 +8712,7 @@
         <w:ind w:left="317" w:hanging="259"/>
       </w:pPr>
       <w:r>
-        <w:t xml:space="preserve">3. </w:t>
-      </w:r>
-      <w:r>
-        <w:t>Проверьте совмещение меток, полученное покрытие и число вокселей.</w:t>
+        <w:t>3. Проверьте совмещение меток, полученное покрытие и число вокселей.</w:t>
       </w:r>
     </w:p>
     <w:p>
@@ -8337,10 +8721,7 @@
         <w:ind w:left="317" w:hanging="259"/>
       </w:pPr>
       <w:r>
-        <w:t xml:space="preserve">4. </w:t>
-      </w:r>
-      <w:r>
-        <w:t xml:space="preserve">Выберите объединённые </w:t>
+        <w:t xml:space="preserve">4. Выберите объединённые </w:t>
       </w:r>
       <w:r>
         <w:rPr>
@@ -8358,10 +8739,7 @@
         <w:ind w:left="317" w:hanging="259"/>
       </w:pPr>
       <w:r>
-        <w:t xml:space="preserve">5. </w:t>
-      </w:r>
-      <w:r>
-        <w:t>Выберите запись, период и локальный интервал. Проверьте TR и пригодную длительность.</w:t>
+        <w:t>5. Выберите запись, период и локальный интервал. Проверьте TR и пригодную длительность.</w:t>
       </w:r>
     </w:p>
     <w:p>
@@ -8370,10 +8748,7 @@
         <w:ind w:left="317" w:hanging="259"/>
       </w:pPr>
       <w:r>
-        <w:t xml:space="preserve">6. </w:t>
-      </w:r>
-      <w:r>
-        <w:t xml:space="preserve">Нажмите </w:t>
+        <w:t xml:space="preserve">6. Нажмите </w:t>
       </w:r>
       <w:r>
         <w:rPr>
@@ -8391,13 +8766,7 @@
         <w:ind w:left="317" w:hanging="259"/>
       </w:pPr>
       <w:r>
-        <w:t xml:space="preserve">7. </w:t>
-      </w:r>
-      <w:r>
-        <w:t xml:space="preserve">Проверьте </w:t>
-      </w:r>
-      <w:r>
-        <w:t>кривые, матрицу, пропуски и граф перед экспортом.</w:t>
+        <w:t>7. Проверьте кривые, матрицу, пропуски и граф перед экспортом.</w:t>
       </w:r>
     </w:p>
     <w:p>
@@ -8415,7 +8784,7 @@
         <w:pStyle w:val="Heading1"/>
         <w:pageBreakBefore/>
       </w:pPr>
-      <w:bookmarkStart w:id="38" w:name="_Toc243479404"/>
+      <w:bookmarkStart w:id="46" w:name="_Toc244186505"/>
       <w:r>
         <w:rPr>
           <w:b w:val="0"/>
@@ -8423,7 +8792,7 @@
         <w:lastRenderedPageBreak/>
         <w:t>17 Импорт ROI в Group Analysis</w:t>
       </w:r>
-      <w:bookmarkEnd w:id="38"/>
+      <w:bookmarkEnd w:id="46"/>
     </w:p>
     <w:p>
       <w:pPr>
@@ -8431,10 +8800,7 @@
         <w:ind w:left="317" w:hanging="259"/>
       </w:pPr>
       <w:r>
-        <w:t xml:space="preserve">1. </w:t>
-      </w:r>
-      <w:r>
-        <w:t xml:space="preserve">Откройте </w:t>
+        <w:t xml:space="preserve">1. Откройте </w:t>
       </w:r>
       <w:r>
         <w:rPr>
@@ -8452,10 +8818,7 @@
         <w:ind w:left="317" w:hanging="259"/>
       </w:pPr>
       <w:r>
-        <w:t xml:space="preserve">2. </w:t>
-      </w:r>
-      <w:r>
-        <w:t xml:space="preserve">Нажмите </w:t>
+        <w:t xml:space="preserve">2. Нажмите </w:t>
       </w:r>
       <w:r>
         <w:rPr>
@@ -8473,10 +8836,7 @@
         <w:ind w:left="317" w:hanging="259"/>
       </w:pPr>
       <w:r>
-        <w:t xml:space="preserve">3. </w:t>
-      </w:r>
-      <w:r>
-        <w:t>Сверьте животное, группу, условие, роль и PairID с экспериментом. Устраните неназначенные строки.</w:t>
+        <w:t>3. Сверьте животное, группу, условие, роль и PairID с экспериментом. Устраните неназначенные строки.</w:t>
       </w:r>
     </w:p>
     <w:p>
@@ -8485,10 +8845,7 @@
         <w:ind w:left="317" w:hanging="259"/>
       </w:pPr>
       <w:r>
-        <w:t xml:space="preserve">4. </w:t>
-      </w:r>
-      <w:r>
-        <w:t>Выберите метрику и интервал, проверьте кривые.</w:t>
+        <w:t>4. Выберите метрику и интервал, проверьте кривые.</w:t>
       </w:r>
     </w:p>
     <w:p>
@@ -8497,10 +8854,7 @@
         <w:ind w:left="317" w:hanging="259"/>
       </w:pPr>
       <w:r>
-        <w:t xml:space="preserve">5. </w:t>
-      </w:r>
-      <w:r>
-        <w:t xml:space="preserve">Перейдите к </w:t>
+        <w:t xml:space="preserve">5. Перейдите к </w:t>
       </w:r>
       <w:r>
         <w:rPr>
@@ -8518,31 +8872,25 @@
         <w:ind w:left="317" w:hanging="259"/>
       </w:pPr>
       <w:r>
-        <w:t xml:space="preserve">6. </w:t>
-      </w:r>
-      <w:r>
-        <w:t>Проверьте числа, исключения и множественные сравнения; экспортируйте таблицы и рисунки с параметрами.</w:t>
+        <w:t>6. Проверьте числа, исключения и множественные сравнения; экспортируйте таблицы и рисунки с параметрами.</w:t>
       </w:r>
     </w:p>
     <w:p>
       <w:pPr>
         <w:pStyle w:val="Heading2"/>
       </w:pPr>
-      <w:bookmarkStart w:id="39" w:name="_Toc243479405"/>
+      <w:bookmarkStart w:id="47" w:name="_Toc244186506"/>
       <w:r>
         <w:rPr>
           <w:b w:val="0"/>
         </w:rPr>
         <w:t>Выбор метрики и биологической единицы</w:t>
       </w:r>
-      <w:bookmarkEnd w:id="39"/>
-    </w:p>
-    <w:p>
-      <w:r>
-        <w:t xml:space="preserve">Среднее фиксированного интервала описывает заранее заданный </w:t>
-      </w:r>
-      <w:r>
-        <w:t>период. Максимальное плато ищет наибольшее среднее полных окон и является поисковым, если не задано независимо заранее. Сохраняйте одинаковые ширину и длительность поиска.</w:t>
+      <w:bookmarkEnd w:id="47"/>
+    </w:p>
+    <w:p>
+      <w:r>
+        <w:t>Среднее фиксированного интервала описывает заранее заданный период. Максимальное плато ищет наибольшее среднее полных окон и является поисковым, если не задано независимо заранее. Сохраняйте одинаковые ширину и длительность поиска.</w:t>
       </w:r>
     </w:p>
     <w:p>
@@ -8561,10 +8909,112 @@
     </w:p>
     <w:p>
       <w:pPr>
+        <w:pStyle w:val="Heading2"/>
+      </w:pPr>
+      <w:bookmarkStart w:id="48" w:name="b_update_group_titration_title"/>
+      <w:bookmarkStart w:id="49" w:name="_Toc244186507"/>
+      <w:bookmarkEnd w:id="48"/>
+      <w:r>
+        <w:rPr>
+          <w:b w:val="0"/>
+        </w:rPr>
+        <w:t>Назначение концентраций и отображение титраций</w:t>
+      </w:r>
+      <w:bookmarkEnd w:id="49"/>
+    </w:p>
+    <w:p>
+      <w:r>
+        <w:t>В Group Analysis &gt; ROI Preview выберите Titration в раскрывающемся списке Bottom, затем Assign doses.... Выберите строки животных/записей для дозы, задайте концентрацию из фиксированного ряда 1/2/5 от 1 pM до 10 µM и нажмите Assign selected. Отдельные ячейки Concentration также используют раскрывающиеся списки. Произвольный ввод доз недоступен; прежние назначения вне списка остаются видимыми до замены или удаления.</w:t>
+      </w:r>
+    </w:p>
+    <w:p>
+      <w:r>
+        <w:t>Выберите исходный Group для aCSF; Auto распознаёт aCSF, Vehicle и Control. Контрольным строкам не нужна доза. Исходные метки Group и Condition сохраняются, а контрольная категория на графике обозначается aCSF. Если контрольный Group содержит несколько Conditions, явно выберите одну. На графике сначала расположена aCSF, затем дозы по возрастанию с равными интервалами по умолчанию; логарифмические интервалы доступны дополнительно. Строки воздействия без назначенной дозы отмечаются и исключаются.</w:t>
+      </w:r>
+    </w:p>
+    <w:p>
+      <w:r>
+        <w:lastRenderedPageBreak/>
+        <w:t>Каждая точка титрации представляет среднее уникальных исходных записей одного животного в данной категории; при расчёте среднего группы все животные имеют одинаковый вес. Выбранные записи aCSF объединяются внутри животного независимо от прежнего назначения концентрации. Сочетания Group и Condition воздействия остаются раздельными. Несколько ROI или повторные записи не превращаются в независимых животных. Режим Titration не подгоняет модель доза–ответ и не выполняет общий тест объединённых ROI или проверку выбросов по Group и Condition.</w:t>
+      </w:r>
+    </w:p>
+    <w:p>
+      <w:r>
+        <w:t>По умолчанию для планок ошибок выбрано None; при необходимости задайте SEM или SD в Assign doses.... Флажок Legend показывает или скрывает легенду интерактивного графика в правом верхнем углу. Цвет края точки совпадает с цветом заливки. Save List / Load List сохраняет назначения, выбранные сравнения и параметры отображения. Исправьте значения Animal ID перед соединением повторных измерений животных; соединительные линии меняют отображение и не выбирают парную статистику.</w:t>
+      </w:r>
+    </w:p>
+    <w:p>
+      <w:pPr>
+        <w:pStyle w:val="Heading2"/>
+      </w:pPr>
+      <w:bookmarkStart w:id="50" w:name="b_update_group_comparison_title"/>
+      <w:bookmarkStart w:id="51" w:name="_Toc244186508"/>
+      <w:bookmarkEnd w:id="50"/>
+      <w:r>
+        <w:rPr>
+          <w:b w:val="0"/>
+        </w:rPr>
+        <w:t>Выбор сравнений доз и статистических тестов</w:t>
+      </w:r>
+      <w:bookmarkEnd w:id="51"/>
+    </w:p>
+    <w:p>
+      <w:r>
+        <w:t>Comparisons... поддерживает сравнения доз с aCSF, соседних доз и любой пары отображаемых категорий. При первом использовании выбраны все сравнения доз с aCSF. По умолчанию применяется непарный t-тест Стьюдента с равными дисперсиями и односторонней альтернативой доза &gt; aCSF. Student vs aCSF восстанавливает эти настройки для старого списка. Test и Tail обновляют отмеченные строки; для отдельных сравнений можно выбрать тест Уэлча, парный или двусторонний тест.</w:t>
+      </w:r>
+    </w:p>
+    <w:p>
+      <w:r>
+        <w:t>Тесты используют средние по животным, показанные точками. Парные тесты выполняются только при явном выборе и сопоставляют значения Animal ID. Независимые тесты сохраняют предположение независимости и сообщают о совпадающих идентификаторах животных вместо скрытого изменения теста. Проверьте объёмы выборок, недоступные результаты и экспериментальный дизайн. Сохранённые варианты выбора остаются в силе, включая намеренное снятие всех сравнений.</w:t>
+      </w:r>
+    </w:p>
+    <w:p>
+      <w:r>
+        <w:t>По умолчанию аннотации одновременно показывают звёздочки и округлённые p-значения; например, 0.00776 отображается как ** p = 0.008. Расчёты и таблицы результатов сохраняют полную точность. Пороги звёздочек используют неокруглённое p-значение: *** при p ≤ 0.001, ** при p ≤ 0.01 и * при p ≤ 0.05. Дополнительные цифры вблизи этих порогов предотвращают несогласованные подписи. Доступно отображение только звёздочек. По умолчанию p-значения не корректируются; поправки Holm и Bonferroni применяются к выбранному семейству сравнений, а скорректированные значения обозначаются p_adj. Скрытие аннотаций не меняет это семейство.</w:t>
+      </w:r>
+    </w:p>
+    <w:p>
+      <w:pPr>
+        <w:pStyle w:val="Heading2"/>
+      </w:pPr>
+      <w:bookmarkStart w:id="52" w:name="b_update_group_export_title"/>
+      <w:bookmarkStart w:id="53" w:name="_Toc244186509"/>
+      <w:bookmarkEnd w:id="52"/>
+      <w:r>
+        <w:rPr>
+          <w:b w:val="0"/>
+        </w:rPr>
+        <w:lastRenderedPageBreak/>
+        <w:t>Предварительный просмотр публикационных рисунков перед экспортом</w:t>
+      </w:r>
+      <w:bookmarkEnd w:id="53"/>
+    </w:p>
+    <w:p>
+      <w:r>
+        <w:t>Export Top..., Export Bottom... и Export Both... открывают публикационный предварительный просмотр временных кривых, обычных групповых сравнений и титраций. Сравните макеты Compact (85 × 75 mm), Square (90 × 90 mm) и Wide (140 × 90 mm). Выберите Light или Dark; начальная схема соответствует видимому ROI Preview. Названия осей, подписи делений и p-значения используют одинаковый публикационный размер шрифта, а линии осей имеют согласованную толщину. Размер маркеров масштабируется с учётом физических размеров рисунка.</w:t>
+      </w:r>
+    </w:p>
+    <w:p>
+      <w:r>
+        <w:t>Нажмите и перетащите подпись p-значения или скобку, чтобы перед сохранением переместить их вместе. Reset p-value positions восстанавливает автоматическое размещение. Положения сохраняются при смене макета и используются в экспортированном рисунке. Вручную выбранные минимум и максимум оси y сохраняются точно; скобки сравнений располагаются в отдельной области аннотаций над данными.</w:t>
+      </w:r>
+    </w:p>
+    <w:p>
+      <w:r>
+        <w:t>Show legend включает или отключает легенду экспорта, а Legend position размещает её над графиком или во внутреннем углу. По умолчанию экспортируемая легенда расположена над графиком. Во внутреннем углу она может перекрывать данные, поэтому после перемещения проверьте предварительный просмотр. Предварительный просмотр и сохранённый результат используют один путь отрисовки, включая выбранную тему и настройки легенды.</w:t>
+      </w:r>
+    </w:p>
+    <w:p>
+      <w:r>
+        <w:t>Выберите PNG с разрешением 600 dpi, векторный PDF или оба формата, затем перейдите к папке экспорта. Экспорт Excel включает исходные назначения, средние по животным, сводки доз, выбранные сравнения, исходные и скорректированные p-значения и идентификаторы включённых животных. Представленные доверительные интервалы являются поточечными, а не одновременными интервалами для всего семейства. Сохраняйте список и запись параметров вместе с рисунками.</w:t>
+      </w:r>
+    </w:p>
+    <w:p>
+      <w:pPr>
         <w:pStyle w:val="Heading1"/>
         <w:pageBreakBefore/>
       </w:pPr>
-      <w:bookmarkStart w:id="40" w:name="_Toc243479406"/>
+      <w:bookmarkStart w:id="54" w:name="_Toc244186510"/>
       <w:r>
         <w:rPr>
           <w:b w:val="0"/>
@@ -8572,7 +9022,7 @@
         <w:lastRenderedPageBreak/>
         <w:t>18 Standardized Analysis</w:t>
       </w:r>
-      <w:bookmarkEnd w:id="40"/>
+      <w:bookmarkEnd w:id="54"/>
     </w:p>
     <w:p>
       <w:pPr>
@@ -8580,10 +9030,7 @@
         <w:ind w:left="317" w:hanging="259"/>
       </w:pPr>
       <w:r>
-        <w:t xml:space="preserve">1. </w:t>
-      </w:r>
-      <w:r>
-        <w:t xml:space="preserve">Откройте </w:t>
+        <w:t xml:space="preserve">1. Откройте </w:t>
       </w:r>
       <w:r>
         <w:rPr>
@@ -8601,10 +9048,7 @@
         <w:ind w:left="317" w:hanging="259"/>
       </w:pPr>
       <w:r>
-        <w:t xml:space="preserve">2. </w:t>
-      </w:r>
-      <w:r>
-        <w:t>Проверьте отмеченные этапы, порядок и параметры. Нажмите строку для редактирования, флажок Run — для включения.</w:t>
+        <w:t>2. Проверьте отмеченные этапы, порядок и параметры. Нажмите строку для редактирования, флажок Run — для включения.</w:t>
       </w:r>
     </w:p>
     <w:p>
@@ -8613,10 +9057,7 @@
         <w:ind w:left="317" w:hanging="259"/>
       </w:pPr>
       <w:r>
-        <w:t xml:space="preserve">3. </w:t>
-      </w:r>
-      <w:r>
-        <w:t>Настройте окна, сокращение и частоты для реальной записи.</w:t>
+        <w:t>3. Настройте окна, сокращение и частоты для реальной записи.</w:t>
       </w:r>
     </w:p>
     <w:p>
@@ -8625,10 +9066,7 @@
         <w:ind w:left="317" w:hanging="259"/>
       </w:pPr>
       <w:r>
-        <w:t xml:space="preserve">4. </w:t>
-      </w:r>
-      <w:r>
-        <w:t>Запустите и завершите интерактивные проверки. Некоторые этапы ждут закрытия просмотра.</w:t>
+        <w:t>4. Запустите и завершите интерактивные проверки. Некоторые этапы ждут закрытия просмотра.</w:t>
       </w:r>
     </w:p>
     <w:p>
@@ -8637,10 +9075,7 @@
         <w:ind w:left="317" w:hanging="259"/>
       </w:pPr>
       <w:r>
-        <w:t xml:space="preserve">5. </w:t>
-      </w:r>
-      <w:r>
-        <w:t>Проверьте финальные QC и результаты, сохраните реальные настройки до обработки других животных.</w:t>
+        <w:t>5. Проверьте финальные QC и результаты, сохраните реальные настройки до обработки других животных.</w:t>
       </w:r>
     </w:p>
     <w:p>
@@ -8651,6 +9086,40 @@
     <w:p>
       <w:r>
         <w:t>Протокол фиксированных ROI должен содержать независимо выбранные координаты, размерности и окна нужной сетки. Смена подписи не преобразует координаты. Проверьте на известной записи до повторного использования.</w:t>
+      </w:r>
+    </w:p>
+    <w:p>
+      <w:pPr>
+        <w:pStyle w:val="Heading2"/>
+      </w:pPr>
+      <w:bookmarkStart w:id="55" w:name="b_update_presets_title"/>
+      <w:bookmarkStart w:id="56" w:name="_Toc244186511"/>
+      <w:bookmarkEnd w:id="55"/>
+      <w:r>
+        <w:rPr>
+          <w:b w:val="0"/>
+        </w:rPr>
+        <w:t>Проверка актуальных автоматических предустановок</w:t>
+      </w:r>
+      <w:bookmarkEnd w:id="56"/>
+    </w:p>
+    <w:p>
+      <w:r>
+        <w:t>H | Awake fast injections выполняет Frame Rejection с порогом 3 сигма и интерполяцией на исходной временной сетке, автоматическое удаление PC1 по всем срезам с восстановлением средних значений вокселей, медианное объединение блоков по 50 с последующим Imregdemons и SCM GUI. SCM запускается только с положительными значениями 0–50%, альфа-модуляцией 5–10%, базовым интервалом 30–60 s и интервалом сигнала 700–900 s. Контроль качества кадров сохраняется без открытия окон предварительного просмотра.</w:t>
+      </w:r>
+    </w:p>
+    <w:p>
+      <w:r>
+        <w:t>I | Low-pass / Reject / Imreg50 применяет низкочастотный фильтр Баттерворта 0.01 Hz, порядка 2, с нулевым фазовым сдвигом и сохранением средних значений вокселей, Frame Rejection с порогом 3 сигма и интерполяцией, затем медианные блоки по 50 и Imregdemons. SCM автоматически не открывается. J | Reject / PC1-5 / Imreg50 / SCM использует последовательность H, но удаляет главные компоненты 1–5 и открывает SCM с интервалом сигнала 7–14 min.</w:t>
+      </w:r>
+    </w:p>
+    <w:p>
+      <w:r>
+        <w:t xml:space="preserve">Эти предустановки автоматически выбирают режим регистрации для входных данных 2D, step-motor или 3D. Медианные блоки по 50 увеличивают анализируемый TR в 50 раз. Перед </w:t>
+      </w:r>
+      <w:r>
+        <w:lastRenderedPageBreak/>
+        <w:t>обработкой выполняется проверка временных параметров; проверьте каждый шаг, частоту среза фильтра, выбор компонентов и окно событий для текущей записи. Настройки по умолчанию являются редактируемой отправной точкой и не устанавливают биологическую пригодность. После замены файлов исходного кода заново откройте Standardized Analysis.</w:t>
       </w:r>
     </w:p>
     <w:p>
@@ -8658,7 +9127,7 @@
         <w:pStyle w:val="Heading1"/>
         <w:pageBreakBefore/>
       </w:pPr>
-      <w:bookmarkStart w:id="41" w:name="_Toc243479407"/>
+      <w:bookmarkStart w:id="57" w:name="_Toc244186512"/>
       <w:r>
         <w:rPr>
           <w:b w:val="0"/>
@@ -8666,7 +9135,7 @@
         <w:lastRenderedPageBreak/>
         <w:t>19 Сохранение, экспорт и воспроизводимость</w:t>
       </w:r>
-      <w:bookmarkEnd w:id="41"/>
+      <w:bookmarkEnd w:id="57"/>
     </w:p>
     <w:p>
       <w:r>
@@ -8682,14 +9151,14 @@
       <w:pPr>
         <w:pStyle w:val="Heading2"/>
       </w:pPr>
-      <w:bookmarkStart w:id="42" w:name="_Toc243479408"/>
+      <w:bookmarkStart w:id="58" w:name="_Toc244186513"/>
       <w:r>
         <w:rPr>
           <w:b w:val="0"/>
         </w:rPr>
         <w:t>Итоговая проверка</w:t>
       </w:r>
-      <w:bookmarkEnd w:id="42"/>
+      <w:bookmarkEnd w:id="58"/>
     </w:p>
     <w:p>
       <w:pPr>
@@ -8697,10 +9166,7 @@
         <w:ind w:left="317" w:hanging="259"/>
       </w:pPr>
       <w:r>
-        <w:t xml:space="preserve">1. </w:t>
-      </w:r>
-      <w:r>
-        <w:t>Активный набор и происхождение правильны.</w:t>
+        <w:t>1. Активный набор и происхождение правильны.</w:t>
       </w:r>
     </w:p>
     <w:p>
@@ -8709,10 +9175,7 @@
         <w:ind w:left="317" w:hanging="259"/>
       </w:pPr>
       <w:r>
-        <w:t xml:space="preserve">2. </w:t>
-      </w:r>
-      <w:r>
-        <w:t>Время, TR, окна и геометрия документированы.</w:t>
+        <w:t>2. Время, TR, окна и геометрия документированы.</w:t>
       </w:r>
     </w:p>
     <w:p>
@@ -8721,10 +9184,7 @@
         <w:ind w:left="317" w:hanging="259"/>
       </w:pPr>
       <w:r>
-        <w:t xml:space="preserve">3. </w:t>
-      </w:r>
-      <w:r>
-        <w:t>QC, компоненты и фильтры обоснованы.</w:t>
+        <w:t>3. QC, компоненты и фильтры обоснованы.</w:t>
       </w:r>
     </w:p>
     <w:p>
@@ -8733,10 +9193,7 @@
         <w:ind w:left="317" w:hanging="259"/>
       </w:pPr>
       <w:r>
-        <w:t xml:space="preserve">4. </w:t>
-      </w:r>
-      <w:r>
-        <w:t>База, маска, регистрация и ROI соответствуют показателю.</w:t>
+        <w:t>4. База, маска, регистрация и ROI соответствуют показателю.</w:t>
       </w:r>
     </w:p>
     <w:p>
@@ -8745,10 +9202,7 @@
         <w:ind w:left="317" w:hanging="259"/>
       </w:pPr>
       <w:r>
-        <w:t xml:space="preserve">5. </w:t>
-      </w:r>
-      <w:r>
-        <w:t>Независимые животные, пары и тест соответствуют дизайну.</w:t>
+        <w:t>5. Независимые животные, пары и тест соответствуют дизайну.</w:t>
       </w:r>
     </w:p>
     <w:p>
@@ -8757,10 +9211,7 @@
         <w:ind w:left="317" w:hanging="259"/>
       </w:pPr>
       <w:r>
-        <w:t xml:space="preserve">6. </w:t>
-      </w:r>
-      <w:r>
-        <w:t>Другой пользователь может открыть файлы, заметки и дополнения.</w:t>
+        <w:t>6. Другой пользователь может открыть файлы, заметки и дополнения.</w:t>
       </w:r>
     </w:p>
     <w:p>
@@ -8768,7 +9219,7 @@
         <w:pStyle w:val="Heading1"/>
         <w:pageBreakBefore/>
       </w:pPr>
-      <w:bookmarkStart w:id="43" w:name="_Toc243479409"/>
+      <w:bookmarkStart w:id="59" w:name="_Toc244186514"/>
       <w:r>
         <w:rPr>
           <w:b w:val="0"/>
@@ -8776,7 +9227,7 @@
         <w:lastRenderedPageBreak/>
         <w:t>20 Типичные неполадки</w:t>
       </w:r>
-      <w:bookmarkEnd w:id="43"/>
+      <w:bookmarkEnd w:id="59"/>
     </w:p>
     <w:p>
       <w:pPr>
@@ -9401,10 +9852,7 @@
               <w:jc w:val="left"/>
             </w:pPr>
             <w:r>
-              <w:t xml:space="preserve">Работа будто </w:t>
-            </w:r>
-            <w:r>
-              <w:t>приостановлена</w:t>
+              <w:t>Работа будто приостановлена</w:t>
             </w:r>
           </w:p>
         </w:tc>
@@ -9445,10 +9893,7 @@
     </w:p>
     <w:p>
       <w:r>
-        <w:t xml:space="preserve">Сообщая о проблеме, укажите активный скрипт, исходный файл, размерности, TR, точное действие и полный отчёт MATLAB. Снимок полезен вместе с этими сведениями. </w:t>
-      </w:r>
-      <w:r>
-        <w:t>Воспроизведите на сохранённом оригинале до смены многих настроек.</w:t>
+        <w:t>Сообщая о проблеме, укажите активный скрипт, исходный файл, размерности, TR, точное действие и полный отчёт MATLAB. Снимок полезен вместе с этими сведениями. Воспроизведите на сохранённом оригинале до смены многих настроек.</w:t>
       </w:r>
     </w:p>
     <w:p>
@@ -9456,7 +9901,7 @@
         <w:pStyle w:val="Heading1"/>
         <w:pageBreakBefore/>
       </w:pPr>
-      <w:bookmarkStart w:id="44" w:name="_Toc243479410"/>
+      <w:bookmarkStart w:id="60" w:name="_Toc244186515"/>
       <w:r>
         <w:rPr>
           <w:b w:val="0"/>
@@ -9464,7 +9909,7 @@
         <w:lastRenderedPageBreak/>
         <w:t>21 Основные термины и литература</w:t>
       </w:r>
-      <w:bookmarkEnd w:id="44"/>
+      <w:bookmarkEnd w:id="60"/>
     </w:p>
     <w:p>
       <w:pPr>
@@ -9921,10 +10366,7 @@
               <w:jc w:val="left"/>
             </w:pPr>
             <w:r>
-              <w:t xml:space="preserve">Область интереса с заданной пространственной </w:t>
-            </w:r>
-            <w:r>
-              <w:t>принадлежностью</w:t>
+              <w:t>Область интереса с заданной пространственной принадлежностью</w:t>
             </w:r>
           </w:p>
         </w:tc>
@@ -10172,10 +10614,7 @@
               <w:jc w:val="left"/>
             </w:pPr>
             <w:r>
-              <w:t xml:space="preserve">Стандартная ошибка среднего по независимым включённым </w:t>
-            </w:r>
-            <w:r>
-              <w:t>наблюдениям</w:t>
+              <w:t>Стандартная ошибка среднего по независимым включённым наблюдениям</w:t>
             </w:r>
           </w:p>
         </w:tc>
@@ -10275,14 +10714,14 @@
       <w:pPr>
         <w:pStyle w:val="Heading2"/>
       </w:pPr>
-      <w:bookmarkStart w:id="45" w:name="_Toc243479411"/>
+      <w:bookmarkStart w:id="61" w:name="_Toc244186516"/>
       <w:r>
         <w:rPr>
           <w:b w:val="0"/>
         </w:rPr>
         <w:t>Благодарности</w:t>
       </w:r>
-      <w:bookmarkEnd w:id="45"/>
+      <w:bookmarkEnd w:id="61"/>
     </w:p>
     <w:p>
       <w:r>
@@ -10294,7 +10733,7 @@
         <w:pStyle w:val="Heading1"/>
         <w:pageBreakBefore/>
       </w:pPr>
-      <w:bookmarkStart w:id="46" w:name="_Toc243479412"/>
+      <w:bookmarkStart w:id="62" w:name="_Toc244186517"/>
       <w:r>
         <w:rPr>
           <w:b w:val="0"/>
@@ -10302,7 +10741,7 @@
         <w:lastRenderedPageBreak/>
         <w:t>Благодарности и ответственность</w:t>
       </w:r>
-      <w:bookmarkEnd w:id="46"/>
+      <w:bookmarkEnd w:id="62"/>
     </w:p>
     <w:p>
       <w:r>
@@ -10316,10 +10755,7 @@
     </w:p>
     <w:p>
       <w:r>
-        <w:t xml:space="preserve">ConfUSIus provides a </w:t>
-      </w:r>
-      <w:r>
-        <w:t>complementary Python-based approach to fUSI analysis. deConfUSIon emphasizes a connected MATLAB GUI workflow for researchers who do not write code. Thanks are due to ConfUSIus developers Samuel Le Meur-Diebolt and Felipe Cybis Pereira, and José María Martínez de Paz from Émilie Macé’s laboratory, for discussions. The projects are independently developed.</w:t>
+        <w:t>ConfUSIus предлагает дополнительный подход к анализу fUSI на Python. deConfUSIon делает акцент на связанном рабочем процессе MATLAB GUI для исследователей, которые не пишут код. Выражаем благодарность разработчикам ConfUSIus Samuel Le Meur-Diebolt и Felipe Cybis Pereira, а также José María Martínez de Paz из лаборатории Émilie Macé за обсуждения. Проекты разрабатываются независимо.</w:t>
       </w:r>
     </w:p>
     <w:p>
@@ -10374,7 +10810,7 @@
       <w:rPr>
         <w:sz w:val="16"/>
       </w:rPr>
-      <w:t xml:space="preserve">Руководство | 21 октября 2026 г. | </w:t>
+      <w:t xml:space="preserve">Руководство | 29 октября 2026 года | </w:t>
     </w:r>
     <w:r>
       <w:fldChar w:fldCharType="begin"/>
@@ -10408,7 +10844,7 @@
       <w:rPr>
         <w:sz w:val="16"/>
       </w:rPr>
-      <w:t xml:space="preserve">Руководство | 21 октября 2026 г. | </w:t>
+      <w:t xml:space="preserve">Руководство | 29 октября 2026 года | </w:t>
     </w:r>
     <w:r>
       <w:fldChar w:fldCharType="begin"/>
@@ -10423,7 +10859,7 @@
       <w:rPr>
         <w:noProof/>
       </w:rPr>
-      <w:t>25</w:t>
+      <w:t>27</w:t>
     </w:r>
     <w:r>
       <w:fldChar w:fldCharType="end"/>
@@ -10442,7 +10878,7 @@
       <w:rPr>
         <w:sz w:val="16"/>
       </w:rPr>
-      <w:t xml:space="preserve">Руководство | 21 октября 2026 г. | </w:t>
+      <w:t xml:space="preserve">Руководство | 29 октября 2026 года | </w:t>
     </w:r>
     <w:r>
       <w:fldChar w:fldCharType="begin"/>
@@ -10457,7 +10893,7 @@
       <w:rPr>
         <w:noProof/>
       </w:rPr>
-      <w:t>26</w:t>
+      <w:t>28</w:t>
     </w:r>
     <w:r>
       <w:fldChar w:fldCharType="end"/>
@@ -10476,7 +10912,7 @@
       <w:rPr>
         <w:sz w:val="16"/>
       </w:rPr>
-      <w:t xml:space="preserve">Руководство | 21 октября 2026 г. | </w:t>
+      <w:t xml:space="preserve">Руководство | 29 октября 2026 года | </w:t>
     </w:r>
     <w:r>
       <w:fldChar w:fldCharType="begin"/>
@@ -10491,7 +10927,7 @@
       <w:rPr>
         <w:noProof/>
       </w:rPr>
-      <w:t>28</w:t>
+      <w:t>30</w:t>
     </w:r>
     <w:r>
       <w:fldChar w:fldCharType="end"/>
@@ -10510,7 +10946,7 @@
       <w:rPr>
         <w:sz w:val="16"/>
       </w:rPr>
-      <w:t xml:space="preserve">Руководство | 21 октября 2026 г. | </w:t>
+      <w:t xml:space="preserve">Руководство | 29 октября 2026 года | </w:t>
     </w:r>
     <w:r>
       <w:fldChar w:fldCharType="begin"/>
@@ -10525,7 +10961,7 @@
       <w:rPr>
         <w:noProof/>
       </w:rPr>
-      <w:t>29</w:t>
+      <w:t>31</w:t>
     </w:r>
     <w:r>
       <w:fldChar w:fldCharType="end"/>
@@ -10544,7 +10980,7 @@
       <w:rPr>
         <w:sz w:val="16"/>
       </w:rPr>
-      <w:t xml:space="preserve">Руководство | 21 октября 2026 г. | </w:t>
+      <w:t xml:space="preserve">Руководство | 29 октября 2026 года | </w:t>
     </w:r>
     <w:r>
       <w:fldChar w:fldCharType="begin"/>
@@ -10559,7 +10995,7 @@
       <w:rPr>
         <w:noProof/>
       </w:rPr>
-      <w:t>30</w:t>
+      <w:t>33</w:t>
     </w:r>
     <w:r>
       <w:fldChar w:fldCharType="end"/>
@@ -10578,7 +11014,7 @@
       <w:rPr>
         <w:sz w:val="16"/>
       </w:rPr>
-      <w:t xml:space="preserve">Руководство | 21 октября 2026 г. | </w:t>
+      <w:t xml:space="preserve">Руководство | 29 октября 2026 года | </w:t>
     </w:r>
     <w:r>
       <w:fldChar w:fldCharType="begin"/>
@@ -10593,7 +11029,7 @@
       <w:rPr>
         <w:noProof/>
       </w:rPr>
-      <w:t>31</w:t>
+      <w:t>34</w:t>
     </w:r>
     <w:r>
       <w:fldChar w:fldCharType="end"/>
@@ -10612,7 +11048,7 @@
       <w:rPr>
         <w:sz w:val="16"/>
       </w:rPr>
-      <w:t xml:space="preserve">Руководство | 21 октября 2026 г. | </w:t>
+      <w:t xml:space="preserve">Руководство | 29 октября 2026 года | </w:t>
     </w:r>
     <w:r>
       <w:fldChar w:fldCharType="begin"/>
@@ -10627,7 +11063,7 @@
       <w:rPr>
         <w:noProof/>
       </w:rPr>
-      <w:t>34</w:t>
+      <w:t>37</w:t>
     </w:r>
     <w:r>
       <w:fldChar w:fldCharType="end"/>
@@ -10646,7 +11082,7 @@
       <w:rPr>
         <w:sz w:val="16"/>
       </w:rPr>
-      <w:t xml:space="preserve">Руководство | 21 октября 2026 г. | </w:t>
+      <w:t xml:space="preserve">Руководство | 29 октября 2026 года | </w:t>
     </w:r>
     <w:r>
       <w:fldChar w:fldCharType="begin"/>
@@ -10661,7 +11097,7 @@
       <w:rPr>
         <w:noProof/>
       </w:rPr>
-      <w:t>35</w:t>
+      <w:t>38</w:t>
     </w:r>
     <w:r>
       <w:fldChar w:fldCharType="end"/>
@@ -10680,7 +11116,7 @@
       <w:rPr>
         <w:sz w:val="16"/>
       </w:rPr>
-      <w:t xml:space="preserve">Руководство | 21 октября 2026 г. | </w:t>
+      <w:t xml:space="preserve">Руководство | 29 октября 2026 года | </w:t>
     </w:r>
     <w:r>
       <w:fldChar w:fldCharType="begin"/>
@@ -10695,7 +11131,7 @@
       <w:rPr>
         <w:noProof/>
       </w:rPr>
-      <w:t>36</w:t>
+      <w:t>39</w:t>
     </w:r>
     <w:r>
       <w:fldChar w:fldCharType="end"/>
@@ -10714,7 +11150,7 @@
       <w:rPr>
         <w:sz w:val="16"/>
       </w:rPr>
-      <w:t xml:space="preserve">Руководство | 21 октября 2026 г. | </w:t>
+      <w:t xml:space="preserve">Руководство | 29 октября 2026 года | </w:t>
     </w:r>
     <w:r>
       <w:fldChar w:fldCharType="begin"/>
@@ -10729,7 +11165,7 @@
       <w:rPr>
         <w:noProof/>
       </w:rPr>
-      <w:t>37</w:t>
+      <w:t>40</w:t>
     </w:r>
     <w:r>
       <w:fldChar w:fldCharType="end"/>
@@ -10748,7 +11184,7 @@
       <w:rPr>
         <w:sz w:val="16"/>
       </w:rPr>
-      <w:t xml:space="preserve">Руководство | 21 октября 2026 г. | </w:t>
+      <w:t xml:space="preserve">Руководство | 29 октября 2026 года | </w:t>
     </w:r>
     <w:r>
       <w:fldChar w:fldCharType="begin"/>
@@ -10763,7 +11199,7 @@
       <w:rPr>
         <w:noProof/>
       </w:rPr>
-      <w:t>7</w:t>
+      <w:t>8</w:t>
     </w:r>
     <w:r>
       <w:fldChar w:fldCharType="end"/>
@@ -10782,7 +11218,7 @@
       <w:rPr>
         <w:sz w:val="16"/>
       </w:rPr>
-      <w:t xml:space="preserve">Руководство | 21 октября 2026 г. | </w:t>
+      <w:t xml:space="preserve">Руководство | 29 октября 2026 года | </w:t>
     </w:r>
     <w:r>
       <w:fldChar w:fldCharType="begin"/>
@@ -10797,7 +11233,7 @@
       <w:rPr>
         <w:noProof/>
       </w:rPr>
-      <w:t>8</w:t>
+      <w:t>9</w:t>
     </w:r>
     <w:r>
       <w:fldChar w:fldCharType="end"/>
@@ -10816,7 +11252,7 @@
       <w:rPr>
         <w:sz w:val="16"/>
       </w:rPr>
-      <w:t xml:space="preserve">Руководство | 21 октября 2026 г. | </w:t>
+      <w:t xml:space="preserve">Руководство | 29 октября 2026 года | </w:t>
     </w:r>
     <w:r>
       <w:fldChar w:fldCharType="begin"/>
@@ -10831,7 +11267,7 @@
       <w:rPr>
         <w:noProof/>
       </w:rPr>
-      <w:t>17</w:t>
+      <w:t>18</w:t>
     </w:r>
     <w:r>
       <w:fldChar w:fldCharType="end"/>
@@ -10850,7 +11286,7 @@
       <w:rPr>
         <w:sz w:val="16"/>
       </w:rPr>
-      <w:t xml:space="preserve">Руководство | 21 октября 2026 г. | </w:t>
+      <w:t xml:space="preserve">Руководство | 29 октября 2026 года | </w:t>
     </w:r>
     <w:r>
       <w:fldChar w:fldCharType="begin"/>
@@ -10865,7 +11301,7 @@
       <w:rPr>
         <w:noProof/>
       </w:rPr>
-      <w:t>18</w:t>
+      <w:t>19</w:t>
     </w:r>
     <w:r>
       <w:fldChar w:fldCharType="end"/>
@@ -10884,7 +11320,7 @@
       <w:rPr>
         <w:sz w:val="16"/>
       </w:rPr>
-      <w:t xml:space="preserve">Руководство | 21 октября 2026 г. | </w:t>
+      <w:t xml:space="preserve">Руководство | 29 октября 2026 года | </w:t>
     </w:r>
     <w:r>
       <w:fldChar w:fldCharType="begin"/>
@@ -10899,7 +11335,7 @@
       <w:rPr>
         <w:noProof/>
       </w:rPr>
-      <w:t>20</w:t>
+      <w:t>21</w:t>
     </w:r>
     <w:r>
       <w:fldChar w:fldCharType="end"/>
@@ -10918,7 +11354,7 @@
       <w:rPr>
         <w:sz w:val="16"/>
       </w:rPr>
-      <w:t xml:space="preserve">Руководство | 21 октября 2026 г. | </w:t>
+      <w:t xml:space="preserve">Руководство | 29 октября 2026 года | </w:t>
     </w:r>
     <w:r>
       <w:fldChar w:fldCharType="begin"/>
@@ -10933,7 +11369,7 @@
       <w:rPr>
         <w:noProof/>
       </w:rPr>
-      <w:t>21</w:t>
+      <w:t>22</w:t>
     </w:r>
     <w:r>
       <w:fldChar w:fldCharType="end"/>
@@ -10952,7 +11388,7 @@
       <w:rPr>
         <w:sz w:val="16"/>
       </w:rPr>
-      <w:t xml:space="preserve">Руководство | 21 октября 2026 г. | </w:t>
+      <w:t xml:space="preserve">Руководство | 29 октября 2026 года | </w:t>
     </w:r>
     <w:r>
       <w:fldChar w:fldCharType="begin"/>
@@ -10967,7 +11403,7 @@
       <w:rPr>
         <w:noProof/>
       </w:rPr>
-      <w:t>22</w:t>
+      <w:t>23</w:t>
     </w:r>
     <w:r>
       <w:fldChar w:fldCharType="end"/>
@@ -10986,7 +11422,7 @@
       <w:rPr>
         <w:sz w:val="16"/>
       </w:rPr>
-      <w:t xml:space="preserve">Руководство | 21 октября 2026 г. | </w:t>
+      <w:t xml:space="preserve">Руководство | 29 октября 2026 года | </w:t>
     </w:r>
     <w:r>
       <w:fldChar w:fldCharType="begin"/>
@@ -11001,7 +11437,7 @@
       <w:rPr>
         <w:noProof/>
       </w:rPr>
-      <w:t>23</w:t>
+      <w:t>24</w:t>
     </w:r>
     <w:r>
       <w:fldChar w:fldCharType="end"/>
@@ -11064,7 +11500,7 @@
               <w:sz w:val="18"/>
             </w:rPr>
             <w:drawing>
-              <wp:inline distT="0" distB="0" distL="0" distR="0">
+              <wp:inline distT="0" distB="0" distL="0" distR="0" wp14:anchorId="15CB89B3" wp14:editId="3C6E5CBD">
                 <wp:extent cx="283464" cy="283464"/>
                 <wp:effectExtent l="0" t="0" r="0" b="0"/>
                 <wp:docPr id="1" name="Picture 1"/>
@@ -11190,7 +11626,7 @@
               <w:sz w:val="18"/>
             </w:rPr>
             <w:drawing>
-              <wp:inline distT="0" distB="0" distL="0" distR="0">
+              <wp:inline distT="0" distB="0" distL="0" distR="0" wp14:anchorId="152F9832" wp14:editId="5DEE7EC5">
                 <wp:extent cx="283464" cy="283464"/>
                 <wp:effectExtent l="0" t="0" r="0" b="0"/>
                 <wp:docPr id="16" name="Picture 16"/>
@@ -11316,7 +11752,7 @@
               <w:sz w:val="18"/>
             </w:rPr>
             <w:drawing>
-              <wp:inline distT="0" distB="0" distL="0" distR="0">
+              <wp:inline distT="0" distB="0" distL="0" distR="0" wp14:anchorId="218225C8" wp14:editId="18F037CF">
                 <wp:extent cx="283464" cy="283464"/>
                 <wp:effectExtent l="0" t="0" r="0" b="0"/>
                 <wp:docPr id="17" name="Picture 17"/>
@@ -11374,13 +11810,7 @@
             <w:rPr>
               <w:sz w:val="18"/>
             </w:rPr>
-            <w:t xml:space="preserve">by Soner Caner </w:t>
-          </w:r>
-          <w:r>
-            <w:rPr>
-              <w:sz w:val="18"/>
-            </w:rPr>
-            <w:t>Cagun</w:t>
+            <w:t>by Soner Caner Cagun</w:t>
           </w:r>
         </w:p>
       </w:tc>
@@ -11448,7 +11878,7 @@
               <w:sz w:val="18"/>
             </w:rPr>
             <w:drawing>
-              <wp:inline distT="0" distB="0" distL="0" distR="0">
+              <wp:inline distT="0" distB="0" distL="0" distR="0" wp14:anchorId="5299C4FC" wp14:editId="7026C7A5">
                 <wp:extent cx="283464" cy="283464"/>
                 <wp:effectExtent l="0" t="0" r="0" b="0"/>
                 <wp:docPr id="19" name="Picture 19"/>
@@ -11574,7 +12004,7 @@
               <w:sz w:val="18"/>
             </w:rPr>
             <w:drawing>
-              <wp:inline distT="0" distB="0" distL="0" distR="0">
+              <wp:inline distT="0" distB="0" distL="0" distR="0" wp14:anchorId="1AC5E574" wp14:editId="350044D2">
                 <wp:extent cx="283464" cy="283464"/>
                 <wp:effectExtent l="0" t="0" r="0" b="0"/>
                 <wp:docPr id="20" name="Picture 20"/>
@@ -11700,7 +12130,7 @@
               <w:sz w:val="18"/>
             </w:rPr>
             <w:drawing>
-              <wp:inline distT="0" distB="0" distL="0" distR="0">
+              <wp:inline distT="0" distB="0" distL="0" distR="0" wp14:anchorId="665CF02C" wp14:editId="1676B78E">
                 <wp:extent cx="283464" cy="283464"/>
                 <wp:effectExtent l="0" t="0" r="0" b="0"/>
                 <wp:docPr id="22" name="Picture 22"/>
@@ -11826,7 +12256,7 @@
               <w:sz w:val="18"/>
             </w:rPr>
             <w:drawing>
-              <wp:inline distT="0" distB="0" distL="0" distR="0">
+              <wp:inline distT="0" distB="0" distL="0" distR="0" wp14:anchorId="636C87D1" wp14:editId="55A356D5">
                 <wp:extent cx="283464" cy="283464"/>
                 <wp:effectExtent l="0" t="0" r="0" b="0"/>
                 <wp:docPr id="23" name="Picture 23"/>
@@ -11952,7 +12382,7 @@
               <w:sz w:val="18"/>
             </w:rPr>
             <w:drawing>
-              <wp:inline distT="0" distB="0" distL="0" distR="0">
+              <wp:inline distT="0" distB="0" distL="0" distR="0" wp14:anchorId="76471785" wp14:editId="205E49F8">
                 <wp:extent cx="283464" cy="283464"/>
                 <wp:effectExtent l="0" t="0" r="0" b="0"/>
                 <wp:docPr id="25" name="Picture 25"/>
@@ -12078,7 +12508,7 @@
               <w:sz w:val="18"/>
             </w:rPr>
             <w:drawing>
-              <wp:inline distT="0" distB="0" distL="0" distR="0">
+              <wp:inline distT="0" distB="0" distL="0" distR="0" wp14:anchorId="5C488449" wp14:editId="6507D283">
                 <wp:extent cx="283464" cy="283464"/>
                 <wp:effectExtent l="0" t="0" r="0" b="0"/>
                 <wp:docPr id="26" name="Picture 26"/>
@@ -12204,7 +12634,7 @@
               <w:sz w:val="18"/>
             </w:rPr>
             <w:drawing>
-              <wp:inline distT="0" distB="0" distL="0" distR="0">
+              <wp:inline distT="0" distB="0" distL="0" distR="0" wp14:anchorId="7823DE4D" wp14:editId="131433B3">
                 <wp:extent cx="283464" cy="283464"/>
                 <wp:effectExtent l="0" t="0" r="0" b="0"/>
                 <wp:docPr id="28" name="Picture 28"/>
@@ -12262,13 +12692,7 @@
             <w:rPr>
               <w:sz w:val="18"/>
             </w:rPr>
-            <w:t xml:space="preserve">by Soner Caner </w:t>
-          </w:r>
-          <w:r>
-            <w:rPr>
-              <w:sz w:val="18"/>
-            </w:rPr>
-            <w:t>Cagun</w:t>
+            <w:t>by Soner Caner Cagun</w:t>
           </w:r>
         </w:p>
       </w:tc>
@@ -12336,7 +12760,7 @@
               <w:sz w:val="18"/>
             </w:rPr>
             <w:drawing>
-              <wp:inline distT="0" distB="0" distL="0" distR="0">
+              <wp:inline distT="0" distB="0" distL="0" distR="0" wp14:anchorId="43F992BE" wp14:editId="587F519F">
                 <wp:extent cx="283464" cy="283464"/>
                 <wp:effectExtent l="0" t="0" r="0" b="0"/>
                 <wp:docPr id="29" name="Picture 29"/>
@@ -12462,7 +12886,7 @@
               <w:sz w:val="18"/>
             </w:rPr>
             <w:drawing>
-              <wp:inline distT="0" distB="0" distL="0" distR="0">
+              <wp:inline distT="0" distB="0" distL="0" distR="0" wp14:anchorId="70E887CA" wp14:editId="23AE3503">
                 <wp:extent cx="283464" cy="283464"/>
                 <wp:effectExtent l="0" t="0" r="0" b="0"/>
                 <wp:docPr id="3" name="Picture 3"/>
@@ -12588,7 +13012,7 @@
               <w:sz w:val="18"/>
             </w:rPr>
             <w:drawing>
-              <wp:inline distT="0" distB="0" distL="0" distR="0">
+              <wp:inline distT="0" distB="0" distL="0" distR="0" wp14:anchorId="6D348BD4" wp14:editId="13E538C2">
                 <wp:extent cx="283464" cy="283464"/>
                 <wp:effectExtent l="0" t="0" r="0" b="0"/>
                 <wp:docPr id="5" name="Picture 5"/>
@@ -12714,7 +13138,7 @@
               <w:sz w:val="18"/>
             </w:rPr>
             <w:drawing>
-              <wp:inline distT="0" distB="0" distL="0" distR="0">
+              <wp:inline distT="0" distB="0" distL="0" distR="0" wp14:anchorId="5BBF1DF3" wp14:editId="4DECEB50">
                 <wp:extent cx="283464" cy="283464"/>
                 <wp:effectExtent l="0" t="0" r="0" b="0"/>
                 <wp:docPr id="7" name="Picture 7"/>
@@ -12840,7 +13264,7 @@
               <w:sz w:val="18"/>
             </w:rPr>
             <w:drawing>
-              <wp:inline distT="0" distB="0" distL="0" distR="0">
+              <wp:inline distT="0" distB="0" distL="0" distR="0" wp14:anchorId="150C3574" wp14:editId="106B715E">
                 <wp:extent cx="283464" cy="283464"/>
                 <wp:effectExtent l="0" t="0" r="0" b="0"/>
                 <wp:docPr id="8" name="Picture 8"/>
@@ -12916,13 +13340,7 @@
             <w:rPr>
               <w:sz w:val="18"/>
             </w:rPr>
-            <w:t xml:space="preserve">MPI for </w:t>
-          </w:r>
-          <w:r>
-            <w:rPr>
-              <w:sz w:val="18"/>
-            </w:rPr>
-            <w:t>Biological</w:t>
+            <w:t>MPI for Biological</w:t>
           </w:r>
           <w:r>
             <w:rPr>
@@ -12972,7 +13390,7 @@
               <w:sz w:val="18"/>
             </w:rPr>
             <w:drawing>
-              <wp:inline distT="0" distB="0" distL="0" distR="0">
+              <wp:inline distT="0" distB="0" distL="0" distR="0" wp14:anchorId="04E8EEE8" wp14:editId="7721DFE4">
                 <wp:extent cx="283464" cy="283464"/>
                 <wp:effectExtent l="0" t="0" r="0" b="0"/>
                 <wp:docPr id="10" name="Picture 10"/>
@@ -13098,7 +13516,7 @@
               <w:sz w:val="18"/>
             </w:rPr>
             <w:drawing>
-              <wp:inline distT="0" distB="0" distL="0" distR="0">
+              <wp:inline distT="0" distB="0" distL="0" distR="0" wp14:anchorId="69973512" wp14:editId="68DBEE7F">
                 <wp:extent cx="283464" cy="283464"/>
                 <wp:effectExtent l="0" t="0" r="0" b="0"/>
                 <wp:docPr id="11" name="Picture 11"/>
@@ -13224,7 +13642,7 @@
               <w:sz w:val="18"/>
             </w:rPr>
             <w:drawing>
-              <wp:inline distT="0" distB="0" distL="0" distR="0">
+              <wp:inline distT="0" distB="0" distL="0" distR="0" wp14:anchorId="58595ABF" wp14:editId="76FB3EB4">
                 <wp:extent cx="283464" cy="283464"/>
                 <wp:effectExtent l="0" t="0" r="0" b="0"/>
                 <wp:docPr id="13" name="Picture 13"/>
@@ -13350,7 +13768,7 @@
               <w:sz w:val="18"/>
             </w:rPr>
             <w:drawing>
-              <wp:inline distT="0" distB="0" distL="0" distR="0">
+              <wp:inline distT="0" distB="0" distL="0" distR="0" wp14:anchorId="1FA1801F" wp14:editId="11BCDB23">
                 <wp:extent cx="283464" cy="283464"/>
                 <wp:effectExtent l="0" t="0" r="0" b="0"/>
                 <wp:docPr id="14" name="Picture 14"/>
@@ -13620,31 +14038,31 @@
       </w:rPr>
     </w:lvl>
   </w:abstractNum>
-  <w:num w:numId="1" w16cid:durableId="295186161">
+  <w:num w:numId="1" w16cid:durableId="1323854858">
     <w:abstractNumId w:val="8"/>
   </w:num>
-  <w:num w:numId="2" w16cid:durableId="1939487763">
+  <w:num w:numId="2" w16cid:durableId="1608923450">
     <w:abstractNumId w:val="6"/>
   </w:num>
-  <w:num w:numId="3" w16cid:durableId="1189300018">
+  <w:num w:numId="3" w16cid:durableId="427889659">
     <w:abstractNumId w:val="5"/>
   </w:num>
-  <w:num w:numId="4" w16cid:durableId="1225677185">
+  <w:num w:numId="4" w16cid:durableId="357973277">
     <w:abstractNumId w:val="4"/>
   </w:num>
-  <w:num w:numId="5" w16cid:durableId="1299259653">
+  <w:num w:numId="5" w16cid:durableId="502862430">
     <w:abstractNumId w:val="7"/>
   </w:num>
-  <w:num w:numId="6" w16cid:durableId="2078093150">
+  <w:num w:numId="6" w16cid:durableId="538512760">
     <w:abstractNumId w:val="3"/>
   </w:num>
-  <w:num w:numId="7" w16cid:durableId="1271553068">
+  <w:num w:numId="7" w16cid:durableId="1410729159">
     <w:abstractNumId w:val="2"/>
   </w:num>
-  <w:num w:numId="8" w16cid:durableId="552697637">
+  <w:num w:numId="8" w16cid:durableId="2012100383">
     <w:abstractNumId w:val="1"/>
   </w:num>
-  <w:num w:numId="9" w16cid:durableId="978997062">
+  <w:num w:numId="9" w16cid:durableId="493954121">
     <w:abstractNumId w:val="0"/>
   </w:num>
 </w:numbering>
@@ -25106,7 +25524,7 @@
     <w:autoRedefine/>
     <w:uiPriority w:val="39"/>
     <w:unhideWhenUsed/>
-    <w:rsid w:val="00854C57"/>
+    <w:rsid w:val="0004138D"/>
     <w:pPr>
       <w:spacing w:after="100"/>
     </w:pPr>
@@ -25118,7 +25536,7 @@
     <w:autoRedefine/>
     <w:uiPriority w:val="39"/>
     <w:unhideWhenUsed/>
-    <w:rsid w:val="00854C57"/>
+    <w:rsid w:val="0004138D"/>
     <w:pPr>
       <w:spacing w:after="100"/>
       <w:ind w:left="220"/>
@@ -25129,7 +25547,7 @@
     <w:basedOn w:val="DefaultParagraphFont"/>
     <w:uiPriority w:val="99"/>
     <w:unhideWhenUsed/>
-    <w:rsid w:val="00854C57"/>
+    <w:rsid w:val="0004138D"/>
     <w:rPr>
       <w:color w:val="0000FF" w:themeColor="hyperlink"/>
       <w:u w:val="single"/>
